--- a/Documentacion/01 Acta de Constitucion.docx
+++ b/Documentacion/01 Acta de Constitucion.docx
@@ -1,6 +1,6 @@
 
 <file path=word/document.xml><?xml version="1.0" encoding="utf-8"?>
-<w:document xmlns:wpc="http://schemas.microsoft.com/office/word/2010/wordprocessingCanvas" xmlns:cx="http://schemas.microsoft.com/office/drawing/2014/chartex" xmlns:cx1="http://schemas.microsoft.com/office/drawing/2015/9/8/chartex" xmlns:cx2="http://schemas.microsoft.com/office/drawing/2015/10/21/chartex" xmlns:cx3="http://schemas.microsoft.com/office/drawing/2016/5/9/chartex" xmlns:cx4="http://schemas.microsoft.com/office/drawing/2016/5/10/chartex" xmlns:cx5="http://schemas.microsoft.com/office/drawing/2016/5/11/chartex" xmlns:cx6="http://schemas.microsoft.com/office/drawing/2016/5/12/chartex" xmlns:cx7="http://schemas.microsoft.com/office/drawing/2016/5/13/chartex" xmlns:cx8="http://schemas.microsoft.com/office/drawing/2016/5/14/chartex" xmlns:mc="http://schemas.openxmlformats.org/markup-compatibility/2006" xmlns:aink="http://schemas.microsoft.com/office/drawing/2016/ink" xmlns:am3d="http://schemas.microsoft.com/office/drawing/2017/model3d" xmlns:o="urn:schemas-microsoft-com:office:office" xmlns:oel="http://schemas.microsoft.com/office/2019/extlst" xmlns:r="http://schemas.openxmlformats.org/officeDocument/2006/relationships" xmlns:m="http://schemas.openxmlformats.org/officeDocument/2006/math" xmlns:v="urn:schemas-microsoft-com:vml" xmlns:wp14="http://schemas.microsoft.com/office/word/2010/wordprocessingDrawing" xmlns:wp="http://schemas.openxmlformats.org/drawingml/2006/wordprocessingDrawing" xmlns:w10="urn:schemas-microsoft-com:office:word" xmlns:w="http://schemas.openxmlformats.org/wordprocessingml/2006/main" xmlns:w14="http://schemas.microsoft.com/office/word/2010/wordml" xmlns:w15="http://schemas.microsoft.com/office/word/2012/wordml" xmlns:w16cei="http://schemas.microsoft.com/office/word/2026/wordml/cei" xmlns:w16cex="http://schemas.microsoft.com/office/word/2018/wordml/cex" xmlns:w16cid="http://schemas.microsoft.com/office/word/2016/wordml/cid" xmlns:w16="http://schemas.microsoft.com/office/word/2018/wordml" xmlns:w16du="http://schemas.microsoft.com/office/word/2023/wordml/word16du" xmlns:w16sdtdh="http://schemas.microsoft.com/office/word/2020/wordml/sdtdatahash" xmlns:w16sdtfl="http://schemas.microsoft.com/office/word/2024/wordml/sdtformatlock" xmlns:w16se="http://schemas.microsoft.com/office/word/2015/wordml/symex" xmlns:wpg="http://schemas.microsoft.com/office/word/2010/wordprocessingGroup" xmlns:wpi="http://schemas.microsoft.com/office/word/2010/wordprocessingInk" xmlns:wne="http://schemas.microsoft.com/office/word/2006/wordml" xmlns:wps="http://schemas.microsoft.com/office/word/2010/wordprocessingShape" mc:Ignorable="w14 w15 w16se w16cid w16 w16cex w16sdtdh w16sdtfl w16du wp14">
+<w:document xmlns:wpc="http://schemas.microsoft.com/office/word/2010/wordprocessingCanvas" xmlns:cx="http://schemas.microsoft.com/office/drawing/2014/chartex" xmlns:cx1="http://schemas.microsoft.com/office/drawing/2015/9/8/chartex" xmlns:cx2="http://schemas.microsoft.com/office/drawing/2015/10/21/chartex" xmlns:cx3="http://schemas.microsoft.com/office/drawing/2016/5/9/chartex" xmlns:cx4="http://schemas.microsoft.com/office/drawing/2016/5/10/chartex" xmlns:cx5="http://schemas.microsoft.com/office/drawing/2016/5/11/chartex" xmlns:cx6="http://schemas.microsoft.com/office/drawing/2016/5/12/chartex" xmlns:cx7="http://schemas.microsoft.com/office/drawing/2016/5/13/chartex" xmlns:cx8="http://schemas.microsoft.com/office/drawing/2016/5/14/chartex" xmlns:mc="http://schemas.openxmlformats.org/markup-compatibility/2006" xmlns:aink="http://schemas.microsoft.com/office/drawing/2016/ink" xmlns:am3d="http://schemas.microsoft.com/office/drawing/2017/model3d" xmlns:o="urn:schemas-microsoft-com:office:office" xmlns:oel="http://schemas.microsoft.com/office/2019/extlst" xmlns:r="http://schemas.openxmlformats.org/officeDocument/2006/relationships" xmlns:m="http://schemas.openxmlformats.org/officeDocument/2006/math" xmlns:v="urn:schemas-microsoft-com:vml" xmlns:wp14="http://schemas.microsoft.com/office/word/2010/wordprocessingDrawing" xmlns:wp="http://schemas.openxmlformats.org/drawingml/2006/wordprocessingDrawing" xmlns:w10="urn:schemas-microsoft-com:office:word" xmlns:w="http://schemas.openxmlformats.org/wordprocessingml/2006/main" xmlns:w14="http://schemas.microsoft.com/office/word/2010/wordml" xmlns:w15="http://schemas.microsoft.com/office/word/2012/wordml" xmlns:w16cex="http://schemas.microsoft.com/office/word/2018/wordml/cex" xmlns:w16cid="http://schemas.microsoft.com/office/word/2016/wordml/cid" xmlns:w16="http://schemas.microsoft.com/office/word/2018/wordml" xmlns:w16du="http://schemas.microsoft.com/office/word/2023/wordml/word16du" xmlns:w16sdtdh="http://schemas.microsoft.com/office/word/2020/wordml/sdtdatahash" xmlns:w16sdtfl="http://schemas.microsoft.com/office/word/2024/wordml/sdtformatlock" xmlns:w16se="http://schemas.microsoft.com/office/word/2015/wordml/symex" xmlns:wpg="http://schemas.microsoft.com/office/word/2010/wordprocessingGroup" xmlns:wpi="http://schemas.microsoft.com/office/word/2010/wordprocessingInk" xmlns:wne="http://schemas.microsoft.com/office/word/2006/wordml" xmlns:wps="http://schemas.microsoft.com/office/word/2010/wordprocessingShape" mc:Ignorable="w14 w15 w16se w16cid w16 w16cex w16sdtdh w16sdtfl w16du wp14">
   <w:body>
     <w:p>
       <w:pPr>
@@ -843,7 +843,34 @@
                 <w:szCs w:val="28"/>
                 <w:lang w:val="es-419"/>
               </w:rPr>
-              <w:t>29 de agosto de 2026</w:t>
+              <w:t>05</w:t>
+            </w:r>
+            <w:r>
+              <w:rPr>
+                <w:rFonts w:ascii="Verdana" w:hAnsi="Verdana" w:cs="Times New Roman"/>
+                <w:sz w:val="28"/>
+                <w:szCs w:val="28"/>
+                <w:lang w:val="es-419"/>
+              </w:rPr>
+              <w:t xml:space="preserve"> de </w:t>
+            </w:r>
+            <w:r>
+              <w:rPr>
+                <w:rFonts w:ascii="Verdana" w:hAnsi="Verdana" w:cs="Times New Roman"/>
+                <w:sz w:val="28"/>
+                <w:szCs w:val="28"/>
+                <w:lang w:val="es-419"/>
+              </w:rPr>
+              <w:t>septiembre</w:t>
+            </w:r>
+            <w:r>
+              <w:rPr>
+                <w:rFonts w:ascii="Verdana" w:hAnsi="Verdana" w:cs="Times New Roman"/>
+                <w:sz w:val="28"/>
+                <w:szCs w:val="28"/>
+                <w:lang w:val="es-419"/>
+              </w:rPr>
+              <w:t xml:space="preserve"> de 2026</w:t>
             </w:r>
           </w:p>
         </w:tc>
@@ -5377,7 +5404,28 @@
                 <w:rFonts w:ascii="Verdana" w:hAnsi="Verdana"/>
                 <w:lang w:val="es-419"/>
               </w:rPr>
-              <w:t>21/08/2026</w:t>
+              <w:t>05</w:t>
+            </w:r>
+            <w:r>
+              <w:rPr>
+                <w:rFonts w:ascii="Verdana" w:hAnsi="Verdana"/>
+                <w:lang w:val="es-419"/>
+              </w:rPr>
+              <w:t>/</w:t>
+            </w:r>
+            <w:r>
+              <w:rPr>
+                <w:rFonts w:ascii="Verdana" w:hAnsi="Verdana"/>
+                <w:lang w:val="es-419"/>
+              </w:rPr>
+              <w:t>09</w:t>
+            </w:r>
+            <w:r>
+              <w:rPr>
+                <w:rFonts w:ascii="Verdana" w:hAnsi="Verdana"/>
+                <w:lang w:val="es-419"/>
+              </w:rPr>
+              <w:t>/2026</w:t>
             </w:r>
           </w:p>
         </w:tc>
@@ -7183,18 +7231,7 @@
                 <w:szCs w:val="24"/>
                 <w:lang w:val="es-419"/>
               </w:rPr>
-              <w:t>.</w:t>
-            </w:r>
-            <w:r>
-              <w:rPr>
-                <w:rFonts w:ascii="Verdana" w:hAnsi="Verdana"/>
-                <w:bCs/>
-                <w:iCs/>
-                <w:sz w:val="24"/>
-                <w:szCs w:val="24"/>
-                <w:lang w:val="es-419"/>
-              </w:rPr>
-              <w:t>º</w:t>
+              <w:t>.º</w:t>
             </w:r>
             <w:r>
               <w:rPr>
@@ -8756,13 +8793,11 @@
               <w:jc w:val="both"/>
               <w:rPr>
                 <w:rFonts w:ascii="Verdana" w:hAnsi="Verdana"/>
-                <w:lang w:val="es-419"/>
-              </w:rPr>
-            </w:pPr>
-            <w:r>
-              <w:rPr>
-                <w:rFonts w:ascii="Verdana" w:hAnsi="Verdana"/>
-                <w:lang w:val="es-419"/>
+              </w:rPr>
+            </w:pPr>
+            <w:r>
+              <w:rPr>
+                <w:rFonts w:ascii="Verdana" w:hAnsi="Verdana"/>
               </w:rPr>
               <w:t>Product Owner y Scrum Master</w:t>
             </w:r>
@@ -9929,14 +9964,7 @@
                 <w:rFonts w:ascii="Verdana" w:hAnsi="Verdana"/>
                 <w:lang w:val="es-419"/>
               </w:rPr>
-              <w:t>Mario Luzardo Fierro</w:t>
-            </w:r>
-            <w:r>
-              <w:rPr>
-                <w:rFonts w:ascii="Verdana" w:hAnsi="Verdana"/>
-                <w:lang w:val="es-419"/>
-              </w:rPr>
-              <w:t xml:space="preserve"> </w:t>
+              <w:t xml:space="preserve">Mario Luzardo Fierro </w:t>
             </w:r>
           </w:p>
         </w:tc>
@@ -11740,28 +11768,7 @@
                 <w:rFonts w:ascii="Verdana" w:hAnsi="Verdana"/>
                 <w:lang w:val="es-419"/>
               </w:rPr>
-              <w:t>03</w:t>
-            </w:r>
-            <w:r>
-              <w:rPr>
-                <w:rFonts w:ascii="Verdana" w:hAnsi="Verdana"/>
-                <w:lang w:val="es-419"/>
-              </w:rPr>
-              <w:t>/</w:t>
-            </w:r>
-            <w:r>
-              <w:rPr>
-                <w:rFonts w:ascii="Verdana" w:hAnsi="Verdana"/>
-                <w:lang w:val="es-419"/>
-              </w:rPr>
-              <w:t>10</w:t>
-            </w:r>
-            <w:r>
-              <w:rPr>
-                <w:rFonts w:ascii="Verdana" w:hAnsi="Verdana"/>
-                <w:lang w:val="es-419"/>
-              </w:rPr>
-              <w:t>/2026</w:t>
+              <w:t>03/10/2026</w:t>
             </w:r>
           </w:p>
         </w:tc>
@@ -14486,13 +14493,11 @@
               <w:jc w:val="both"/>
               <w:rPr>
                 <w:rFonts w:ascii="Verdana" w:hAnsi="Verdana"/>
-                <w:lang w:val="es-419"/>
-              </w:rPr>
-            </w:pPr>
-            <w:r>
-              <w:rPr>
-                <w:rFonts w:ascii="Verdana" w:hAnsi="Verdana"/>
-                <w:lang w:val="es-419"/>
+              </w:rPr>
+            </w:pPr>
+            <w:r>
+              <w:rPr>
+                <w:rFonts w:ascii="Verdana" w:hAnsi="Verdana"/>
               </w:rPr>
               <w:t>Google Drive y Google Docs</w:t>
             </w:r>
@@ -15685,7 +15690,7 @@
 </file>
 
 <file path=word/endnotes.xml><?xml version="1.0" encoding="utf-8"?>
-<w:endnotes xmlns:wpc="http://schemas.microsoft.com/office/word/2010/wordprocessingCanvas" xmlns:cx="http://schemas.microsoft.com/office/drawing/2014/chartex" xmlns:cx1="http://schemas.microsoft.com/office/drawing/2015/9/8/chartex" xmlns:cx2="http://schemas.microsoft.com/office/drawing/2015/10/21/chartex" xmlns:cx3="http://schemas.microsoft.com/office/drawing/2016/5/9/chartex" xmlns:cx4="http://schemas.microsoft.com/office/drawing/2016/5/10/chartex" xmlns:cx5="http://schemas.microsoft.com/office/drawing/2016/5/11/chartex" xmlns:cx6="http://schemas.microsoft.com/office/drawing/2016/5/12/chartex" xmlns:cx7="http://schemas.microsoft.com/office/drawing/2016/5/13/chartex" xmlns:cx8="http://schemas.microsoft.com/office/drawing/2016/5/14/chartex" xmlns:mc="http://schemas.openxmlformats.org/markup-compatibility/2006" xmlns:aink="http://schemas.microsoft.com/office/drawing/2016/ink" xmlns:am3d="http://schemas.microsoft.com/office/drawing/2017/model3d" xmlns:o="urn:schemas-microsoft-com:office:office" xmlns:oel="http://schemas.microsoft.com/office/2019/extlst" xmlns:r="http://schemas.openxmlformats.org/officeDocument/2006/relationships" xmlns:m="http://schemas.openxmlformats.org/officeDocument/2006/math" xmlns:v="urn:schemas-microsoft-com:vml" xmlns:wp14="http://schemas.microsoft.com/office/word/2010/wordprocessingDrawing" xmlns:wp="http://schemas.openxmlformats.org/drawingml/2006/wordprocessingDrawing" xmlns:w10="urn:schemas-microsoft-com:office:word" xmlns:w="http://schemas.openxmlformats.org/wordprocessingml/2006/main" xmlns:w14="http://schemas.microsoft.com/office/word/2010/wordml" xmlns:w15="http://schemas.microsoft.com/office/word/2012/wordml" xmlns:w16cei="http://schemas.microsoft.com/office/word/2026/wordml/cei" xmlns:w16cex="http://schemas.microsoft.com/office/word/2018/wordml/cex" xmlns:w16cid="http://schemas.microsoft.com/office/word/2016/wordml/cid" xmlns:w16="http://schemas.microsoft.com/office/word/2018/wordml" xmlns:w16du="http://schemas.microsoft.com/office/word/2023/wordml/word16du" xmlns:w16sdtdh="http://schemas.microsoft.com/office/word/2020/wordml/sdtdatahash" xmlns:w16sdtfl="http://schemas.microsoft.com/office/word/2024/wordml/sdtformatlock" xmlns:w16se="http://schemas.microsoft.com/office/word/2015/wordml/symex" xmlns:wpg="http://schemas.microsoft.com/office/word/2010/wordprocessingGroup" xmlns:wpi="http://schemas.microsoft.com/office/word/2010/wordprocessingInk" xmlns:wne="http://schemas.microsoft.com/office/word/2006/wordml" xmlns:wps="http://schemas.microsoft.com/office/word/2010/wordprocessingShape" mc:Ignorable="w14 w15 w16se w16cid w16 w16cex w16sdtdh w16sdtfl w16du wp14">
+<w:endnotes xmlns:wpc="http://schemas.microsoft.com/office/word/2010/wordprocessingCanvas" xmlns:cx="http://schemas.microsoft.com/office/drawing/2014/chartex" xmlns:cx1="http://schemas.microsoft.com/office/drawing/2015/9/8/chartex" xmlns:cx2="http://schemas.microsoft.com/office/drawing/2015/10/21/chartex" xmlns:cx3="http://schemas.microsoft.com/office/drawing/2016/5/9/chartex" xmlns:cx4="http://schemas.microsoft.com/office/drawing/2016/5/10/chartex" xmlns:cx5="http://schemas.microsoft.com/office/drawing/2016/5/11/chartex" xmlns:cx6="http://schemas.microsoft.com/office/drawing/2016/5/12/chartex" xmlns:cx7="http://schemas.microsoft.com/office/drawing/2016/5/13/chartex" xmlns:cx8="http://schemas.microsoft.com/office/drawing/2016/5/14/chartex" xmlns:mc="http://schemas.openxmlformats.org/markup-compatibility/2006" xmlns:aink="http://schemas.microsoft.com/office/drawing/2016/ink" xmlns:am3d="http://schemas.microsoft.com/office/drawing/2017/model3d" xmlns:o="urn:schemas-microsoft-com:office:office" xmlns:oel="http://schemas.microsoft.com/office/2019/extlst" xmlns:r="http://schemas.openxmlformats.org/officeDocument/2006/relationships" xmlns:m="http://schemas.openxmlformats.org/officeDocument/2006/math" xmlns:v="urn:schemas-microsoft-com:vml" xmlns:wp14="http://schemas.microsoft.com/office/word/2010/wordprocessingDrawing" xmlns:wp="http://schemas.openxmlformats.org/drawingml/2006/wordprocessingDrawing" xmlns:w10="urn:schemas-microsoft-com:office:word" xmlns:w="http://schemas.openxmlformats.org/wordprocessingml/2006/main" xmlns:w14="http://schemas.microsoft.com/office/word/2010/wordml" xmlns:w15="http://schemas.microsoft.com/office/word/2012/wordml" xmlns:w16cex="http://schemas.microsoft.com/office/word/2018/wordml/cex" xmlns:w16cid="http://schemas.microsoft.com/office/word/2016/wordml/cid" xmlns:w16="http://schemas.microsoft.com/office/word/2018/wordml" xmlns:w16du="http://schemas.microsoft.com/office/word/2023/wordml/word16du" xmlns:w16sdtdh="http://schemas.microsoft.com/office/word/2020/wordml/sdtdatahash" xmlns:w16sdtfl="http://schemas.microsoft.com/office/word/2024/wordml/sdtformatlock" xmlns:w16se="http://schemas.microsoft.com/office/word/2015/wordml/symex" xmlns:wpg="http://schemas.microsoft.com/office/word/2010/wordprocessingGroup" xmlns:wpi="http://schemas.microsoft.com/office/word/2010/wordprocessingInk" xmlns:wne="http://schemas.microsoft.com/office/word/2006/wordml" xmlns:wps="http://schemas.microsoft.com/office/word/2010/wordprocessingShape" mc:Ignorable="w14 w15 w16se w16cid w16 w16cex w16sdtdh w16sdtfl w16du wp14">
   <w:endnote w:type="separator" w:id="-1">
     <w:p>
       <w:pPr>
@@ -15710,7 +15715,7 @@
 </file>
 
 <file path=word/footnotes.xml><?xml version="1.0" encoding="utf-8"?>
-<w:footnotes xmlns:wpc="http://schemas.microsoft.com/office/word/2010/wordprocessingCanvas" xmlns:cx="http://schemas.microsoft.com/office/drawing/2014/chartex" xmlns:cx1="http://schemas.microsoft.com/office/drawing/2015/9/8/chartex" xmlns:cx2="http://schemas.microsoft.com/office/drawing/2015/10/21/chartex" xmlns:cx3="http://schemas.microsoft.com/office/drawing/2016/5/9/chartex" xmlns:cx4="http://schemas.microsoft.com/office/drawing/2016/5/10/chartex" xmlns:cx5="http://schemas.microsoft.com/office/drawing/2016/5/11/chartex" xmlns:cx6="http://schemas.microsoft.com/office/drawing/2016/5/12/chartex" xmlns:cx7="http://schemas.microsoft.com/office/drawing/2016/5/13/chartex" xmlns:cx8="http://schemas.microsoft.com/office/drawing/2016/5/14/chartex" xmlns:mc="http://schemas.openxmlformats.org/markup-compatibility/2006" xmlns:aink="http://schemas.microsoft.com/office/drawing/2016/ink" xmlns:am3d="http://schemas.microsoft.com/office/drawing/2017/model3d" xmlns:o="urn:schemas-microsoft-com:office:office" xmlns:oel="http://schemas.microsoft.com/office/2019/extlst" xmlns:r="http://schemas.openxmlformats.org/officeDocument/2006/relationships" xmlns:m="http://schemas.openxmlformats.org/officeDocument/2006/math" xmlns:v="urn:schemas-microsoft-com:vml" xmlns:wp14="http://schemas.microsoft.com/office/word/2010/wordprocessingDrawing" xmlns:wp="http://schemas.openxmlformats.org/drawingml/2006/wordprocessingDrawing" xmlns:w10="urn:schemas-microsoft-com:office:word" xmlns:w="http://schemas.openxmlformats.org/wordprocessingml/2006/main" xmlns:w14="http://schemas.microsoft.com/office/word/2010/wordml" xmlns:w15="http://schemas.microsoft.com/office/word/2012/wordml" xmlns:w16cei="http://schemas.microsoft.com/office/word/2026/wordml/cei" xmlns:w16cex="http://schemas.microsoft.com/office/word/2018/wordml/cex" xmlns:w16cid="http://schemas.microsoft.com/office/word/2016/wordml/cid" xmlns:w16="http://schemas.microsoft.com/office/word/2018/wordml" xmlns:w16du="http://schemas.microsoft.com/office/word/2023/wordml/word16du" xmlns:w16sdtdh="http://schemas.microsoft.com/office/word/2020/wordml/sdtdatahash" xmlns:w16sdtfl="http://schemas.microsoft.com/office/word/2024/wordml/sdtformatlock" xmlns:w16se="http://schemas.microsoft.com/office/word/2015/wordml/symex" xmlns:wpg="http://schemas.microsoft.com/office/word/2010/wordprocessingGroup" xmlns:wpi="http://schemas.microsoft.com/office/word/2010/wordprocessingInk" xmlns:wne="http://schemas.microsoft.com/office/word/2006/wordml" xmlns:wps="http://schemas.microsoft.com/office/word/2010/wordprocessingShape" mc:Ignorable="w14 w15 w16se w16cid w16 w16cex w16sdtdh w16sdtfl w16du wp14">
+<w:footnotes xmlns:wpc="http://schemas.microsoft.com/office/word/2010/wordprocessingCanvas" xmlns:cx="http://schemas.microsoft.com/office/drawing/2014/chartex" xmlns:cx1="http://schemas.microsoft.com/office/drawing/2015/9/8/chartex" xmlns:cx2="http://schemas.microsoft.com/office/drawing/2015/10/21/chartex" xmlns:cx3="http://schemas.microsoft.com/office/drawing/2016/5/9/chartex" xmlns:cx4="http://schemas.microsoft.com/office/drawing/2016/5/10/chartex" xmlns:cx5="http://schemas.microsoft.com/office/drawing/2016/5/11/chartex" xmlns:cx6="http://schemas.microsoft.com/office/drawing/2016/5/12/chartex" xmlns:cx7="http://schemas.microsoft.com/office/drawing/2016/5/13/chartex" xmlns:cx8="http://schemas.microsoft.com/office/drawing/2016/5/14/chartex" xmlns:mc="http://schemas.openxmlformats.org/markup-compatibility/2006" xmlns:aink="http://schemas.microsoft.com/office/drawing/2016/ink" xmlns:am3d="http://schemas.microsoft.com/office/drawing/2017/model3d" xmlns:o="urn:schemas-microsoft-com:office:office" xmlns:oel="http://schemas.microsoft.com/office/2019/extlst" xmlns:r="http://schemas.openxmlformats.org/officeDocument/2006/relationships" xmlns:m="http://schemas.openxmlformats.org/officeDocument/2006/math" xmlns:v="urn:schemas-microsoft-com:vml" xmlns:wp14="http://schemas.microsoft.com/office/word/2010/wordprocessingDrawing" xmlns:wp="http://schemas.openxmlformats.org/drawingml/2006/wordprocessingDrawing" xmlns:w10="urn:schemas-microsoft-com:office:word" xmlns:w="http://schemas.openxmlformats.org/wordprocessingml/2006/main" xmlns:w14="http://schemas.microsoft.com/office/word/2010/wordml" xmlns:w15="http://schemas.microsoft.com/office/word/2012/wordml" xmlns:w16cex="http://schemas.microsoft.com/office/word/2018/wordml/cex" xmlns:w16cid="http://schemas.microsoft.com/office/word/2016/wordml/cid" xmlns:w16="http://schemas.microsoft.com/office/word/2018/wordml" xmlns:w16du="http://schemas.microsoft.com/office/word/2023/wordml/word16du" xmlns:w16sdtdh="http://schemas.microsoft.com/office/word/2020/wordml/sdtdatahash" xmlns:w16sdtfl="http://schemas.microsoft.com/office/word/2024/wordml/sdtformatlock" xmlns:w16se="http://schemas.microsoft.com/office/word/2015/wordml/symex" xmlns:wpg="http://schemas.microsoft.com/office/word/2010/wordprocessingGroup" xmlns:wpi="http://schemas.microsoft.com/office/word/2010/wordprocessingInk" xmlns:wne="http://schemas.microsoft.com/office/word/2006/wordml" xmlns:wps="http://schemas.microsoft.com/office/word/2010/wordprocessingShape" mc:Ignorable="w14 w15 w16se w16cid w16 w16cex w16sdtdh w16sdtfl w16du wp14">
   <w:footnote w:type="separator" w:id="-1">
     <w:p>
       <w:pPr>
@@ -15735,7 +15740,7 @@
 </file>
 
 <file path=word/header1.xml><?xml version="1.0" encoding="utf-8"?>
-<w:hdr xmlns:wpc="http://schemas.microsoft.com/office/word/2010/wordprocessingCanvas" xmlns:cx="http://schemas.microsoft.com/office/drawing/2014/chartex" xmlns:cx1="http://schemas.microsoft.com/office/drawing/2015/9/8/chartex" xmlns:cx2="http://schemas.microsoft.com/office/drawing/2015/10/21/chartex" xmlns:cx3="http://schemas.microsoft.com/office/drawing/2016/5/9/chartex" xmlns:cx4="http://schemas.microsoft.com/office/drawing/2016/5/10/chartex" xmlns:cx5="http://schemas.microsoft.com/office/drawing/2016/5/11/chartex" xmlns:cx6="http://schemas.microsoft.com/office/drawing/2016/5/12/chartex" xmlns:cx7="http://schemas.microsoft.com/office/drawing/2016/5/13/chartex" xmlns:cx8="http://schemas.microsoft.com/office/drawing/2016/5/14/chartex" xmlns:mc="http://schemas.openxmlformats.org/markup-compatibility/2006" xmlns:aink="http://schemas.microsoft.com/office/drawing/2016/ink" xmlns:am3d="http://schemas.microsoft.com/office/drawing/2017/model3d" xmlns:o="urn:schemas-microsoft-com:office:office" xmlns:oel="http://schemas.microsoft.com/office/2019/extlst" xmlns:r="http://schemas.openxmlformats.org/officeDocument/2006/relationships" xmlns:m="http://schemas.openxmlformats.org/officeDocument/2006/math" xmlns:v="urn:schemas-microsoft-com:vml" xmlns:wp14="http://schemas.microsoft.com/office/word/2010/wordprocessingDrawing" xmlns:wp="http://schemas.openxmlformats.org/drawingml/2006/wordprocessingDrawing" xmlns:w10="urn:schemas-microsoft-com:office:word" xmlns:w="http://schemas.openxmlformats.org/wordprocessingml/2006/main" xmlns:w14="http://schemas.microsoft.com/office/word/2010/wordml" xmlns:w15="http://schemas.microsoft.com/office/word/2012/wordml" xmlns:w16cei="http://schemas.microsoft.com/office/word/2026/wordml/cei" xmlns:w16cex="http://schemas.microsoft.com/office/word/2018/wordml/cex" xmlns:w16cid="http://schemas.microsoft.com/office/word/2016/wordml/cid" xmlns:w16="http://schemas.microsoft.com/office/word/2018/wordml" xmlns:w16du="http://schemas.microsoft.com/office/word/2023/wordml/word16du" xmlns:w16sdtdh="http://schemas.microsoft.com/office/word/2020/wordml/sdtdatahash" xmlns:w16sdtfl="http://schemas.microsoft.com/office/word/2024/wordml/sdtformatlock" xmlns:w16se="http://schemas.microsoft.com/office/word/2015/wordml/symex" xmlns:wpg="http://schemas.microsoft.com/office/word/2010/wordprocessingGroup" xmlns:wpi="http://schemas.microsoft.com/office/word/2010/wordprocessingInk" xmlns:wne="http://schemas.microsoft.com/office/word/2006/wordml" xmlns:wps="http://schemas.microsoft.com/office/word/2010/wordprocessingShape" mc:Ignorable="w14 w15 w16se w16cid w16 w16cex w16sdtdh w16sdtfl w16du wp14">
+<w:hdr xmlns:wpc="http://schemas.microsoft.com/office/word/2010/wordprocessingCanvas" xmlns:cx="http://schemas.microsoft.com/office/drawing/2014/chartex" xmlns:cx1="http://schemas.microsoft.com/office/drawing/2015/9/8/chartex" xmlns:cx2="http://schemas.microsoft.com/office/drawing/2015/10/21/chartex" xmlns:cx3="http://schemas.microsoft.com/office/drawing/2016/5/9/chartex" xmlns:cx4="http://schemas.microsoft.com/office/drawing/2016/5/10/chartex" xmlns:cx5="http://schemas.microsoft.com/office/drawing/2016/5/11/chartex" xmlns:cx6="http://schemas.microsoft.com/office/drawing/2016/5/12/chartex" xmlns:cx7="http://schemas.microsoft.com/office/drawing/2016/5/13/chartex" xmlns:cx8="http://schemas.microsoft.com/office/drawing/2016/5/14/chartex" xmlns:mc="http://schemas.openxmlformats.org/markup-compatibility/2006" xmlns:aink="http://schemas.microsoft.com/office/drawing/2016/ink" xmlns:am3d="http://schemas.microsoft.com/office/drawing/2017/model3d" xmlns:o="urn:schemas-microsoft-com:office:office" xmlns:oel="http://schemas.microsoft.com/office/2019/extlst" xmlns:r="http://schemas.openxmlformats.org/officeDocument/2006/relationships" xmlns:m="http://schemas.openxmlformats.org/officeDocument/2006/math" xmlns:v="urn:schemas-microsoft-com:vml" xmlns:wp14="http://schemas.microsoft.com/office/word/2010/wordprocessingDrawing" xmlns:wp="http://schemas.openxmlformats.org/drawingml/2006/wordprocessingDrawing" xmlns:w10="urn:schemas-microsoft-com:office:word" xmlns:w="http://schemas.openxmlformats.org/wordprocessingml/2006/main" xmlns:w14="http://schemas.microsoft.com/office/word/2010/wordml" xmlns:w15="http://schemas.microsoft.com/office/word/2012/wordml" xmlns:w16cex="http://schemas.microsoft.com/office/word/2018/wordml/cex" xmlns:w16cid="http://schemas.microsoft.com/office/word/2016/wordml/cid" xmlns:w16="http://schemas.microsoft.com/office/word/2018/wordml" xmlns:w16du="http://schemas.microsoft.com/office/word/2023/wordml/word16du" xmlns:w16sdtdh="http://schemas.microsoft.com/office/word/2020/wordml/sdtdatahash" xmlns:w16sdtfl="http://schemas.microsoft.com/office/word/2024/wordml/sdtformatlock" xmlns:w16se="http://schemas.microsoft.com/office/word/2015/wordml/symex" xmlns:wpg="http://schemas.microsoft.com/office/word/2010/wordprocessingGroup" xmlns:wpi="http://schemas.microsoft.com/office/word/2010/wordprocessingInk" xmlns:wne="http://schemas.microsoft.com/office/word/2006/wordml" xmlns:wps="http://schemas.microsoft.com/office/word/2010/wordprocessingShape" mc:Ignorable="w14 w15 w16se w16cid w16 w16cex w16sdtdh w16sdtfl w16du wp14">
   <w:p>
     <w:pPr>
       <w:pStyle w:val="Encabezado"/>
@@ -15962,7 +15967,7 @@
 </file>
 
 <file path=word/numbering.xml><?xml version="1.0" encoding="utf-8"?>
-<w:numbering xmlns:wpc="http://schemas.microsoft.com/office/word/2010/wordprocessingCanvas" xmlns:cx="http://schemas.microsoft.com/office/drawing/2014/chartex" xmlns:cx1="http://schemas.microsoft.com/office/drawing/2015/9/8/chartex" xmlns:cx2="http://schemas.microsoft.com/office/drawing/2015/10/21/chartex" xmlns:cx3="http://schemas.microsoft.com/office/drawing/2016/5/9/chartex" xmlns:cx4="http://schemas.microsoft.com/office/drawing/2016/5/10/chartex" xmlns:cx5="http://schemas.microsoft.com/office/drawing/2016/5/11/chartex" xmlns:cx6="http://schemas.microsoft.com/office/drawing/2016/5/12/chartex" xmlns:cx7="http://schemas.microsoft.com/office/drawing/2016/5/13/chartex" xmlns:cx8="http://schemas.microsoft.com/office/drawing/2016/5/14/chartex" xmlns:mc="http://schemas.openxmlformats.org/markup-compatibility/2006" xmlns:aink="http://schemas.microsoft.com/office/drawing/2016/ink" xmlns:am3d="http://schemas.microsoft.com/office/drawing/2017/model3d" xmlns:o="urn:schemas-microsoft-com:office:office" xmlns:oel="http://schemas.microsoft.com/office/2019/extlst" xmlns:r="http://schemas.openxmlformats.org/officeDocument/2006/relationships" xmlns:m="http://schemas.openxmlformats.org/officeDocument/2006/math" xmlns:v="urn:schemas-microsoft-com:vml" xmlns:wp14="http://schemas.microsoft.com/office/word/2010/wordprocessingDrawing" xmlns:wp="http://schemas.openxmlformats.org/drawingml/2006/wordprocessingDrawing" xmlns:w10="urn:schemas-microsoft-com:office:word" xmlns:w="http://schemas.openxmlformats.org/wordprocessingml/2006/main" xmlns:w14="http://schemas.microsoft.com/office/word/2010/wordml" xmlns:w15="http://schemas.microsoft.com/office/word/2012/wordml" xmlns:w16cei="http://schemas.microsoft.com/office/word/2026/wordml/cei" xmlns:w16cex="http://schemas.microsoft.com/office/word/2018/wordml/cex" xmlns:w16cid="http://schemas.microsoft.com/office/word/2016/wordml/cid" xmlns:w16="http://schemas.microsoft.com/office/word/2018/wordml" xmlns:w16du="http://schemas.microsoft.com/office/word/2023/wordml/word16du" xmlns:w16sdtdh="http://schemas.microsoft.com/office/word/2020/wordml/sdtdatahash" xmlns:w16sdtfl="http://schemas.microsoft.com/office/word/2024/wordml/sdtformatlock" xmlns:w16se="http://schemas.microsoft.com/office/word/2015/wordml/symex" xmlns:wpg="http://schemas.microsoft.com/office/word/2010/wordprocessingGroup" xmlns:wpi="http://schemas.microsoft.com/office/word/2010/wordprocessingInk" xmlns:wne="http://schemas.microsoft.com/office/word/2006/wordml" xmlns:wps="http://schemas.microsoft.com/office/word/2010/wordprocessingShape" mc:Ignorable="w14 w15 w16se w16cid w16 w16cex w16sdtdh w16sdtfl w16du wp14">
+<w:numbering xmlns:wpc="http://schemas.microsoft.com/office/word/2010/wordprocessingCanvas" xmlns:cx="http://schemas.microsoft.com/office/drawing/2014/chartex" xmlns:cx1="http://schemas.microsoft.com/office/drawing/2015/9/8/chartex" xmlns:cx2="http://schemas.microsoft.com/office/drawing/2015/10/21/chartex" xmlns:cx3="http://schemas.microsoft.com/office/drawing/2016/5/9/chartex" xmlns:cx4="http://schemas.microsoft.com/office/drawing/2016/5/10/chartex" xmlns:cx5="http://schemas.microsoft.com/office/drawing/2016/5/11/chartex" xmlns:cx6="http://schemas.microsoft.com/office/drawing/2016/5/12/chartex" xmlns:cx7="http://schemas.microsoft.com/office/drawing/2016/5/13/chartex" xmlns:cx8="http://schemas.microsoft.com/office/drawing/2016/5/14/chartex" xmlns:mc="http://schemas.openxmlformats.org/markup-compatibility/2006" xmlns:aink="http://schemas.microsoft.com/office/drawing/2016/ink" xmlns:am3d="http://schemas.microsoft.com/office/drawing/2017/model3d" xmlns:o="urn:schemas-microsoft-com:office:office" xmlns:oel="http://schemas.microsoft.com/office/2019/extlst" xmlns:r="http://schemas.openxmlformats.org/officeDocument/2006/relationships" xmlns:m="http://schemas.openxmlformats.org/officeDocument/2006/math" xmlns:v="urn:schemas-microsoft-com:vml" xmlns:wp14="http://schemas.microsoft.com/office/word/2010/wordprocessingDrawing" xmlns:wp="http://schemas.openxmlformats.org/drawingml/2006/wordprocessingDrawing" xmlns:w10="urn:schemas-microsoft-com:office:word" xmlns:w="http://schemas.openxmlformats.org/wordprocessingml/2006/main" xmlns:w14="http://schemas.microsoft.com/office/word/2010/wordml" xmlns:w15="http://schemas.microsoft.com/office/word/2012/wordml" xmlns:w16cex="http://schemas.microsoft.com/office/word/2018/wordml/cex" xmlns:w16cid="http://schemas.microsoft.com/office/word/2016/wordml/cid" xmlns:w16="http://schemas.microsoft.com/office/word/2018/wordml" xmlns:w16du="http://schemas.microsoft.com/office/word/2023/wordml/word16du" xmlns:w16sdtdh="http://schemas.microsoft.com/office/word/2020/wordml/sdtdatahash" xmlns:w16sdtfl="http://schemas.microsoft.com/office/word/2024/wordml/sdtformatlock" xmlns:w16se="http://schemas.microsoft.com/office/word/2015/wordml/symex" xmlns:wpg="http://schemas.microsoft.com/office/word/2010/wordprocessingGroup" xmlns:wpi="http://schemas.microsoft.com/office/word/2010/wordprocessingInk" xmlns:wne="http://schemas.microsoft.com/office/word/2006/wordml" xmlns:wps="http://schemas.microsoft.com/office/word/2010/wordprocessingShape" mc:Ignorable="w14 w15 w16se w16cid w16 w16cex w16sdtdh w16sdtfl w16du wp14">
   <w:abstractNum w:abstractNumId="0" w15:restartNumberingAfterBreak="0">
     <w:nsid w:val="FFFFFF7E"/>
     <w:multiLevelType w:val="singleLevel"/>
@@ -19738,6 +19743,7 @@
   <w:style w:type="character" w:default="1" w:styleId="Fuentedeprrafopredeter">
     <w:name w:val="Default Paragraph Font"/>
     <w:uiPriority w:val="1"/>
+    <w:semiHidden/>
     <w:unhideWhenUsed/>
   </w:style>
   <w:style w:type="table" w:default="1" w:styleId="Tablanormal">

--- a/Documentacion/01 Acta de Constitucion.docx
+++ b/Documentacion/01 Acta de Constitucion.docx
@@ -997,11 +997,8 @@
             <w:rPr>
               <w:rFonts w:ascii="Verdana" w:hAnsi="Verdana"/>
               <w:noProof/>
-              <w:color w:val="000000" w:themeColor="text1"/>
               <w:kern w:val="2"/>
-              <w:sz w:val="24"/>
-              <w:szCs w:val="24"/>
-              <w:lang w:val="es-419" w:eastAsia="es-EC"/>
+              <w:lang w:val="es-EC" w:eastAsia="es-EC"/>
               <w14:ligatures w14:val="standardContextual"/>
             </w:rPr>
           </w:pPr>
@@ -1035,13 +1032,12 @@
             </w:rPr>
             <w:fldChar w:fldCharType="separate"/>
           </w:r>
-          <w:hyperlink w:anchor="_Toc238126254" w:history="1">
+          <w:hyperlink w:anchor="_Toc239489845" w:history="1">
             <w:r>
               <w:rPr>
                 <w:rStyle w:val="Hipervnculo"/>
                 <w:rFonts w:ascii="Verdana" w:hAnsi="Verdana"/>
                 <w:noProof/>
-                <w:color w:val="000000" w:themeColor="text1"/>
                 <w:lang w:val="es-419"/>
               </w:rPr>
               <w:t>Control de Versiones del documento</w:t>
@@ -1051,8 +1047,6 @@
                 <w:rFonts w:ascii="Verdana" w:hAnsi="Verdana"/>
                 <w:noProof/>
                 <w:webHidden/>
-                <w:color w:val="000000" w:themeColor="text1"/>
-                <w:lang w:val="es-419"/>
               </w:rPr>
               <w:tab/>
             </w:r>
@@ -1061,8 +1055,6 @@
                 <w:rFonts w:ascii="Verdana" w:hAnsi="Verdana"/>
                 <w:noProof/>
                 <w:webHidden/>
-                <w:color w:val="000000" w:themeColor="text1"/>
-                <w:lang w:val="es-419"/>
               </w:rPr>
               <w:fldChar w:fldCharType="begin"/>
             </w:r>
@@ -1071,18 +1063,14 @@
                 <w:rFonts w:ascii="Verdana" w:hAnsi="Verdana"/>
                 <w:noProof/>
                 <w:webHidden/>
-                <w:color w:val="000000" w:themeColor="text1"/>
-                <w:lang w:val="es-419"/>
-              </w:rPr>
-              <w:instrText xml:space="preserve"> PAGEREF _Toc238126254 \h </w:instrText>
+              </w:rPr>
+              <w:instrText xml:space="preserve"> PAGEREF _Toc239489845 \h </w:instrText>
             </w:r>
             <w:r>
               <w:rPr>
                 <w:rFonts w:ascii="Verdana" w:hAnsi="Verdana"/>
                 <w:noProof/>
                 <w:webHidden/>
-                <w:color w:val="000000" w:themeColor="text1"/>
-                <w:lang w:val="es-419"/>
               </w:rPr>
             </w:r>
             <w:r>
@@ -1090,8 +1078,6 @@
                 <w:rFonts w:ascii="Verdana" w:hAnsi="Verdana"/>
                 <w:noProof/>
                 <w:webHidden/>
-                <w:color w:val="000000" w:themeColor="text1"/>
-                <w:lang w:val="es-419"/>
               </w:rPr>
               <w:fldChar w:fldCharType="separate"/>
             </w:r>
@@ -1100,8 +1086,6 @@
                 <w:rFonts w:ascii="Verdana" w:hAnsi="Verdana"/>
                 <w:noProof/>
                 <w:webHidden/>
-                <w:color w:val="000000" w:themeColor="text1"/>
-                <w:lang w:val="es-419"/>
               </w:rPr>
               <w:t>3</w:t>
             </w:r>
@@ -1110,8 +1094,6 @@
                 <w:rFonts w:ascii="Verdana" w:hAnsi="Verdana"/>
                 <w:noProof/>
                 <w:webHidden/>
-                <w:color w:val="000000" w:themeColor="text1"/>
-                <w:lang w:val="es-419"/>
               </w:rPr>
               <w:fldChar w:fldCharType="end"/>
             </w:r>
@@ -1127,21 +1109,17 @@
             <w:rPr>
               <w:rFonts w:ascii="Verdana" w:hAnsi="Verdana"/>
               <w:noProof/>
-              <w:color w:val="000000" w:themeColor="text1"/>
               <w:kern w:val="2"/>
-              <w:sz w:val="24"/>
-              <w:szCs w:val="24"/>
-              <w:lang w:val="es-419" w:eastAsia="es-EC"/>
+              <w:lang w:val="es-EC" w:eastAsia="es-EC"/>
               <w14:ligatures w14:val="standardContextual"/>
             </w:rPr>
           </w:pPr>
-          <w:hyperlink w:anchor="_Toc238126255" w:history="1">
+          <w:hyperlink w:anchor="_Toc239489846" w:history="1">
             <w:r>
               <w:rPr>
                 <w:rStyle w:val="Hipervnculo"/>
                 <w:rFonts w:ascii="Verdana" w:hAnsi="Verdana"/>
                 <w:noProof/>
-                <w:color w:val="000000" w:themeColor="text1"/>
                 <w:lang w:val="es-419"/>
               </w:rPr>
               <w:t>Revisión y Aprobación</w:t>
@@ -1151,8 +1129,6 @@
                 <w:rFonts w:ascii="Verdana" w:hAnsi="Verdana"/>
                 <w:noProof/>
                 <w:webHidden/>
-                <w:color w:val="000000" w:themeColor="text1"/>
-                <w:lang w:val="es-419"/>
               </w:rPr>
               <w:tab/>
             </w:r>
@@ -1161,8 +1137,6 @@
                 <w:rFonts w:ascii="Verdana" w:hAnsi="Verdana"/>
                 <w:noProof/>
                 <w:webHidden/>
-                <w:color w:val="000000" w:themeColor="text1"/>
-                <w:lang w:val="es-419"/>
               </w:rPr>
               <w:fldChar w:fldCharType="begin"/>
             </w:r>
@@ -1171,18 +1145,14 @@
                 <w:rFonts w:ascii="Verdana" w:hAnsi="Verdana"/>
                 <w:noProof/>
                 <w:webHidden/>
-                <w:color w:val="000000" w:themeColor="text1"/>
-                <w:lang w:val="es-419"/>
-              </w:rPr>
-              <w:instrText xml:space="preserve"> PAGEREF _Toc238126255 \h </w:instrText>
+              </w:rPr>
+              <w:instrText xml:space="preserve"> PAGEREF _Toc239489846 \h </w:instrText>
             </w:r>
             <w:r>
               <w:rPr>
                 <w:rFonts w:ascii="Verdana" w:hAnsi="Verdana"/>
                 <w:noProof/>
                 <w:webHidden/>
-                <w:color w:val="000000" w:themeColor="text1"/>
-                <w:lang w:val="es-419"/>
               </w:rPr>
             </w:r>
             <w:r>
@@ -1190,8 +1160,6 @@
                 <w:rFonts w:ascii="Verdana" w:hAnsi="Verdana"/>
                 <w:noProof/>
                 <w:webHidden/>
-                <w:color w:val="000000" w:themeColor="text1"/>
-                <w:lang w:val="es-419"/>
               </w:rPr>
               <w:fldChar w:fldCharType="separate"/>
             </w:r>
@@ -1200,8 +1168,6 @@
                 <w:rFonts w:ascii="Verdana" w:hAnsi="Verdana"/>
                 <w:noProof/>
                 <w:webHidden/>
-                <w:color w:val="000000" w:themeColor="text1"/>
-                <w:lang w:val="es-419"/>
               </w:rPr>
               <w:t>4</w:t>
             </w:r>
@@ -1210,8 +1176,6 @@
                 <w:rFonts w:ascii="Verdana" w:hAnsi="Verdana"/>
                 <w:noProof/>
                 <w:webHidden/>
-                <w:color w:val="000000" w:themeColor="text1"/>
-                <w:lang w:val="es-419"/>
               </w:rPr>
               <w:fldChar w:fldCharType="end"/>
             </w:r>
@@ -1228,21 +1192,17 @@
             <w:rPr>
               <w:rFonts w:ascii="Verdana" w:hAnsi="Verdana"/>
               <w:noProof/>
-              <w:color w:val="000000" w:themeColor="text1"/>
               <w:kern w:val="2"/>
-              <w:sz w:val="24"/>
-              <w:szCs w:val="24"/>
-              <w:lang w:val="es-419" w:eastAsia="es-EC"/>
+              <w:lang w:val="es-EC" w:eastAsia="es-EC"/>
               <w14:ligatures w14:val="standardContextual"/>
             </w:rPr>
           </w:pPr>
-          <w:hyperlink w:anchor="_Toc238126256" w:history="1">
+          <w:hyperlink w:anchor="_Toc239489847" w:history="1">
             <w:r>
               <w:rPr>
                 <w:rStyle w:val="Hipervnculo"/>
                 <w:rFonts w:ascii="Verdana" w:hAnsi="Verdana"/>
                 <w:noProof/>
-                <w:color w:val="000000" w:themeColor="text1"/>
                 <w:lang w:val="es-419"/>
               </w:rPr>
               <w:t>1.</w:t>
@@ -1251,11 +1211,8 @@
               <w:rPr>
                 <w:rFonts w:ascii="Verdana" w:hAnsi="Verdana"/>
                 <w:noProof/>
-                <w:color w:val="000000" w:themeColor="text1"/>
                 <w:kern w:val="2"/>
-                <w:sz w:val="24"/>
-                <w:szCs w:val="24"/>
-                <w:lang w:val="es-419" w:eastAsia="es-EC"/>
+                <w:lang w:val="es-EC" w:eastAsia="es-EC"/>
                 <w14:ligatures w14:val="standardContextual"/>
               </w:rPr>
               <w:tab/>
@@ -1265,7 +1222,6 @@
                 <w:rStyle w:val="Hipervnculo"/>
                 <w:rFonts w:ascii="Verdana" w:hAnsi="Verdana"/>
                 <w:noProof/>
-                <w:color w:val="000000" w:themeColor="text1"/>
                 <w:lang w:val="es-419"/>
               </w:rPr>
               <w:t>Propósito y justificación</w:t>
@@ -1275,8 +1231,6 @@
                 <w:rFonts w:ascii="Verdana" w:hAnsi="Verdana"/>
                 <w:noProof/>
                 <w:webHidden/>
-                <w:color w:val="000000" w:themeColor="text1"/>
-                <w:lang w:val="es-419"/>
               </w:rPr>
               <w:tab/>
             </w:r>
@@ -1285,8 +1239,6 @@
                 <w:rFonts w:ascii="Verdana" w:hAnsi="Verdana"/>
                 <w:noProof/>
                 <w:webHidden/>
-                <w:color w:val="000000" w:themeColor="text1"/>
-                <w:lang w:val="es-419"/>
               </w:rPr>
               <w:fldChar w:fldCharType="begin"/>
             </w:r>
@@ -1295,18 +1247,14 @@
                 <w:rFonts w:ascii="Verdana" w:hAnsi="Verdana"/>
                 <w:noProof/>
                 <w:webHidden/>
-                <w:color w:val="000000" w:themeColor="text1"/>
-                <w:lang w:val="es-419"/>
-              </w:rPr>
-              <w:instrText xml:space="preserve"> PAGEREF _Toc238126256 \h </w:instrText>
+              </w:rPr>
+              <w:instrText xml:space="preserve"> PAGEREF _Toc239489847 \h </w:instrText>
             </w:r>
             <w:r>
               <w:rPr>
                 <w:rFonts w:ascii="Verdana" w:hAnsi="Verdana"/>
                 <w:noProof/>
                 <w:webHidden/>
-                <w:color w:val="000000" w:themeColor="text1"/>
-                <w:lang w:val="es-419"/>
               </w:rPr>
             </w:r>
             <w:r>
@@ -1314,8 +1262,6 @@
                 <w:rFonts w:ascii="Verdana" w:hAnsi="Verdana"/>
                 <w:noProof/>
                 <w:webHidden/>
-                <w:color w:val="000000" w:themeColor="text1"/>
-                <w:lang w:val="es-419"/>
               </w:rPr>
               <w:fldChar w:fldCharType="separate"/>
             </w:r>
@@ -1324,8 +1270,6 @@
                 <w:rFonts w:ascii="Verdana" w:hAnsi="Verdana"/>
                 <w:noProof/>
                 <w:webHidden/>
-                <w:color w:val="000000" w:themeColor="text1"/>
-                <w:lang w:val="es-419"/>
               </w:rPr>
               <w:t>6</w:t>
             </w:r>
@@ -1334,8 +1278,6 @@
                 <w:rFonts w:ascii="Verdana" w:hAnsi="Verdana"/>
                 <w:noProof/>
                 <w:webHidden/>
-                <w:color w:val="000000" w:themeColor="text1"/>
-                <w:lang w:val="es-419"/>
               </w:rPr>
               <w:fldChar w:fldCharType="end"/>
             </w:r>
@@ -1352,21 +1294,17 @@
             <w:rPr>
               <w:rFonts w:ascii="Verdana" w:hAnsi="Verdana"/>
               <w:noProof/>
-              <w:color w:val="000000" w:themeColor="text1"/>
               <w:kern w:val="2"/>
-              <w:sz w:val="24"/>
-              <w:szCs w:val="24"/>
-              <w:lang w:val="es-419" w:eastAsia="es-EC"/>
+              <w:lang w:val="es-EC" w:eastAsia="es-EC"/>
               <w14:ligatures w14:val="standardContextual"/>
             </w:rPr>
           </w:pPr>
-          <w:hyperlink w:anchor="_Toc238126257" w:history="1">
+          <w:hyperlink w:anchor="_Toc239489848" w:history="1">
             <w:r>
               <w:rPr>
                 <w:rStyle w:val="Hipervnculo"/>
                 <w:rFonts w:ascii="Verdana" w:hAnsi="Verdana"/>
                 <w:noProof/>
-                <w:color w:val="000000" w:themeColor="text1"/>
                 <w:lang w:val="es-419"/>
               </w:rPr>
               <w:t>2.</w:t>
@@ -1375,11 +1313,8 @@
               <w:rPr>
                 <w:rFonts w:ascii="Verdana" w:hAnsi="Verdana"/>
                 <w:noProof/>
-                <w:color w:val="000000" w:themeColor="text1"/>
                 <w:kern w:val="2"/>
-                <w:sz w:val="24"/>
-                <w:szCs w:val="24"/>
-                <w:lang w:val="es-419" w:eastAsia="es-EC"/>
+                <w:lang w:val="es-EC" w:eastAsia="es-EC"/>
                 <w14:ligatures w14:val="standardContextual"/>
               </w:rPr>
               <w:tab/>
@@ -1389,7 +1324,6 @@
                 <w:rStyle w:val="Hipervnculo"/>
                 <w:rFonts w:ascii="Verdana" w:hAnsi="Verdana"/>
                 <w:noProof/>
-                <w:color w:val="000000" w:themeColor="text1"/>
                 <w:lang w:val="es-419"/>
               </w:rPr>
               <w:t>Objetivo general</w:t>
@@ -1399,8 +1333,6 @@
                 <w:rFonts w:ascii="Verdana" w:hAnsi="Verdana"/>
                 <w:noProof/>
                 <w:webHidden/>
-                <w:color w:val="000000" w:themeColor="text1"/>
-                <w:lang w:val="es-419"/>
               </w:rPr>
               <w:tab/>
             </w:r>
@@ -1409,8 +1341,6 @@
                 <w:rFonts w:ascii="Verdana" w:hAnsi="Verdana"/>
                 <w:noProof/>
                 <w:webHidden/>
-                <w:color w:val="000000" w:themeColor="text1"/>
-                <w:lang w:val="es-419"/>
               </w:rPr>
               <w:fldChar w:fldCharType="begin"/>
             </w:r>
@@ -1419,18 +1349,14 @@
                 <w:rFonts w:ascii="Verdana" w:hAnsi="Verdana"/>
                 <w:noProof/>
                 <w:webHidden/>
-                <w:color w:val="000000" w:themeColor="text1"/>
-                <w:lang w:val="es-419"/>
-              </w:rPr>
-              <w:instrText xml:space="preserve"> PAGEREF _Toc238126257 \h </w:instrText>
+              </w:rPr>
+              <w:instrText xml:space="preserve"> PAGEREF _Toc239489848 \h </w:instrText>
             </w:r>
             <w:r>
               <w:rPr>
                 <w:rFonts w:ascii="Verdana" w:hAnsi="Verdana"/>
                 <w:noProof/>
                 <w:webHidden/>
-                <w:color w:val="000000" w:themeColor="text1"/>
-                <w:lang w:val="es-419"/>
               </w:rPr>
             </w:r>
             <w:r>
@@ -1438,8 +1364,6 @@
                 <w:rFonts w:ascii="Verdana" w:hAnsi="Verdana"/>
                 <w:noProof/>
                 <w:webHidden/>
-                <w:color w:val="000000" w:themeColor="text1"/>
-                <w:lang w:val="es-419"/>
               </w:rPr>
               <w:fldChar w:fldCharType="separate"/>
             </w:r>
@@ -1448,8 +1372,6 @@
                 <w:rFonts w:ascii="Verdana" w:hAnsi="Verdana"/>
                 <w:noProof/>
                 <w:webHidden/>
-                <w:color w:val="000000" w:themeColor="text1"/>
-                <w:lang w:val="es-419"/>
               </w:rPr>
               <w:t>6</w:t>
             </w:r>
@@ -1458,8 +1380,6 @@
                 <w:rFonts w:ascii="Verdana" w:hAnsi="Verdana"/>
                 <w:noProof/>
                 <w:webHidden/>
-                <w:color w:val="000000" w:themeColor="text1"/>
-                <w:lang w:val="es-419"/>
               </w:rPr>
               <w:fldChar w:fldCharType="end"/>
             </w:r>
@@ -1476,21 +1396,17 @@
             <w:rPr>
               <w:rFonts w:ascii="Verdana" w:hAnsi="Verdana"/>
               <w:noProof/>
-              <w:color w:val="000000" w:themeColor="text1"/>
               <w:kern w:val="2"/>
-              <w:sz w:val="24"/>
-              <w:szCs w:val="24"/>
-              <w:lang w:val="es-419" w:eastAsia="es-EC"/>
+              <w:lang w:val="es-EC" w:eastAsia="es-EC"/>
               <w14:ligatures w14:val="standardContextual"/>
             </w:rPr>
           </w:pPr>
-          <w:hyperlink w:anchor="_Toc238126258" w:history="1">
+          <w:hyperlink w:anchor="_Toc239489849" w:history="1">
             <w:r>
               <w:rPr>
                 <w:rStyle w:val="Hipervnculo"/>
                 <w:rFonts w:ascii="Verdana" w:hAnsi="Verdana"/>
                 <w:noProof/>
-                <w:color w:val="000000" w:themeColor="text1"/>
                 <w:lang w:val="es-419"/>
               </w:rPr>
               <w:t>3.</w:t>
@@ -1499,11 +1415,8 @@
               <w:rPr>
                 <w:rFonts w:ascii="Verdana" w:hAnsi="Verdana"/>
                 <w:noProof/>
-                <w:color w:val="000000" w:themeColor="text1"/>
                 <w:kern w:val="2"/>
-                <w:sz w:val="24"/>
-                <w:szCs w:val="24"/>
-                <w:lang w:val="es-419" w:eastAsia="es-EC"/>
+                <w:lang w:val="es-EC" w:eastAsia="es-EC"/>
                 <w14:ligatures w14:val="standardContextual"/>
               </w:rPr>
               <w:tab/>
@@ -1513,7 +1426,6 @@
                 <w:rStyle w:val="Hipervnculo"/>
                 <w:rFonts w:ascii="Verdana" w:hAnsi="Verdana"/>
                 <w:noProof/>
-                <w:color w:val="000000" w:themeColor="text1"/>
                 <w:lang w:val="es-419"/>
               </w:rPr>
               <w:t>Objetivos específicos</w:t>
@@ -1523,8 +1435,6 @@
                 <w:rFonts w:ascii="Verdana" w:hAnsi="Verdana"/>
                 <w:noProof/>
                 <w:webHidden/>
-                <w:color w:val="000000" w:themeColor="text1"/>
-                <w:lang w:val="es-419"/>
               </w:rPr>
               <w:tab/>
             </w:r>
@@ -1533,8 +1443,6 @@
                 <w:rFonts w:ascii="Verdana" w:hAnsi="Verdana"/>
                 <w:noProof/>
                 <w:webHidden/>
-                <w:color w:val="000000" w:themeColor="text1"/>
-                <w:lang w:val="es-419"/>
               </w:rPr>
               <w:fldChar w:fldCharType="begin"/>
             </w:r>
@@ -1543,18 +1451,14 @@
                 <w:rFonts w:ascii="Verdana" w:hAnsi="Verdana"/>
                 <w:noProof/>
                 <w:webHidden/>
-                <w:color w:val="000000" w:themeColor="text1"/>
-                <w:lang w:val="es-419"/>
-              </w:rPr>
-              <w:instrText xml:space="preserve"> PAGEREF _Toc238126258 \h </w:instrText>
+              </w:rPr>
+              <w:instrText xml:space="preserve"> PAGEREF _Toc239489849 \h </w:instrText>
             </w:r>
             <w:r>
               <w:rPr>
                 <w:rFonts w:ascii="Verdana" w:hAnsi="Verdana"/>
                 <w:noProof/>
                 <w:webHidden/>
-                <w:color w:val="000000" w:themeColor="text1"/>
-                <w:lang w:val="es-419"/>
               </w:rPr>
             </w:r>
             <w:r>
@@ -1562,8 +1466,6 @@
                 <w:rFonts w:ascii="Verdana" w:hAnsi="Verdana"/>
                 <w:noProof/>
                 <w:webHidden/>
-                <w:color w:val="000000" w:themeColor="text1"/>
-                <w:lang w:val="es-419"/>
               </w:rPr>
               <w:fldChar w:fldCharType="separate"/>
             </w:r>
@@ -1572,8 +1474,6 @@
                 <w:rFonts w:ascii="Verdana" w:hAnsi="Verdana"/>
                 <w:noProof/>
                 <w:webHidden/>
-                <w:color w:val="000000" w:themeColor="text1"/>
-                <w:lang w:val="es-419"/>
               </w:rPr>
               <w:t>6</w:t>
             </w:r>
@@ -1582,8 +1482,6 @@
                 <w:rFonts w:ascii="Verdana" w:hAnsi="Verdana"/>
                 <w:noProof/>
                 <w:webHidden/>
-                <w:color w:val="000000" w:themeColor="text1"/>
-                <w:lang w:val="es-419"/>
               </w:rPr>
               <w:fldChar w:fldCharType="end"/>
             </w:r>
@@ -1600,21 +1498,17 @@
             <w:rPr>
               <w:rFonts w:ascii="Verdana" w:hAnsi="Verdana"/>
               <w:noProof/>
-              <w:color w:val="000000" w:themeColor="text1"/>
               <w:kern w:val="2"/>
-              <w:sz w:val="24"/>
-              <w:szCs w:val="24"/>
-              <w:lang w:val="es-419" w:eastAsia="es-EC"/>
+              <w:lang w:val="es-EC" w:eastAsia="es-EC"/>
               <w14:ligatures w14:val="standardContextual"/>
             </w:rPr>
           </w:pPr>
-          <w:hyperlink w:anchor="_Toc238126259" w:history="1">
+          <w:hyperlink w:anchor="_Toc239489850" w:history="1">
             <w:r>
               <w:rPr>
                 <w:rStyle w:val="Hipervnculo"/>
                 <w:rFonts w:ascii="Verdana" w:hAnsi="Verdana"/>
                 <w:noProof/>
-                <w:color w:val="000000" w:themeColor="text1"/>
                 <w:lang w:val="es-419"/>
               </w:rPr>
               <w:t>4.</w:t>
@@ -1623,11 +1517,8 @@
               <w:rPr>
                 <w:rFonts w:ascii="Verdana" w:hAnsi="Verdana"/>
                 <w:noProof/>
-                <w:color w:val="000000" w:themeColor="text1"/>
                 <w:kern w:val="2"/>
-                <w:sz w:val="24"/>
-                <w:szCs w:val="24"/>
-                <w:lang w:val="es-419" w:eastAsia="es-EC"/>
+                <w:lang w:val="es-EC" w:eastAsia="es-EC"/>
                 <w14:ligatures w14:val="standardContextual"/>
               </w:rPr>
               <w:tab/>
@@ -1637,7 +1528,6 @@
                 <w:rStyle w:val="Hipervnculo"/>
                 <w:rFonts w:ascii="Verdana" w:hAnsi="Verdana"/>
                 <w:noProof/>
-                <w:color w:val="000000" w:themeColor="text1"/>
                 <w:lang w:val="es-419"/>
               </w:rPr>
               <w:t>Alcance de alto nivel</w:t>
@@ -1647,8 +1537,6 @@
                 <w:rFonts w:ascii="Verdana" w:hAnsi="Verdana"/>
                 <w:noProof/>
                 <w:webHidden/>
-                <w:color w:val="000000" w:themeColor="text1"/>
-                <w:lang w:val="es-419"/>
               </w:rPr>
               <w:tab/>
             </w:r>
@@ -1657,8 +1545,6 @@
                 <w:rFonts w:ascii="Verdana" w:hAnsi="Verdana"/>
                 <w:noProof/>
                 <w:webHidden/>
-                <w:color w:val="000000" w:themeColor="text1"/>
-                <w:lang w:val="es-419"/>
               </w:rPr>
               <w:fldChar w:fldCharType="begin"/>
             </w:r>
@@ -1667,18 +1553,14 @@
                 <w:rFonts w:ascii="Verdana" w:hAnsi="Verdana"/>
                 <w:noProof/>
                 <w:webHidden/>
-                <w:color w:val="000000" w:themeColor="text1"/>
-                <w:lang w:val="es-419"/>
-              </w:rPr>
-              <w:instrText xml:space="preserve"> PAGEREF _Toc238126259 \h </w:instrText>
+              </w:rPr>
+              <w:instrText xml:space="preserve"> PAGEREF _Toc239489850 \h </w:instrText>
             </w:r>
             <w:r>
               <w:rPr>
                 <w:rFonts w:ascii="Verdana" w:hAnsi="Verdana"/>
                 <w:noProof/>
                 <w:webHidden/>
-                <w:color w:val="000000" w:themeColor="text1"/>
-                <w:lang w:val="es-419"/>
               </w:rPr>
             </w:r>
             <w:r>
@@ -1686,8 +1568,6 @@
                 <w:rFonts w:ascii="Verdana" w:hAnsi="Verdana"/>
                 <w:noProof/>
                 <w:webHidden/>
-                <w:color w:val="000000" w:themeColor="text1"/>
-                <w:lang w:val="es-419"/>
               </w:rPr>
               <w:fldChar w:fldCharType="separate"/>
             </w:r>
@@ -1696,8 +1576,6 @@
                 <w:rFonts w:ascii="Verdana" w:hAnsi="Verdana"/>
                 <w:noProof/>
                 <w:webHidden/>
-                <w:color w:val="000000" w:themeColor="text1"/>
-                <w:lang w:val="es-419"/>
               </w:rPr>
               <w:t>6</w:t>
             </w:r>
@@ -1706,8 +1584,6 @@
                 <w:rFonts w:ascii="Verdana" w:hAnsi="Verdana"/>
                 <w:noProof/>
                 <w:webHidden/>
-                <w:color w:val="000000" w:themeColor="text1"/>
-                <w:lang w:val="es-419"/>
               </w:rPr>
               <w:fldChar w:fldCharType="end"/>
             </w:r>
@@ -1724,21 +1600,17 @@
             <w:rPr>
               <w:rFonts w:ascii="Verdana" w:hAnsi="Verdana"/>
               <w:noProof/>
-              <w:color w:val="000000" w:themeColor="text1"/>
               <w:kern w:val="2"/>
-              <w:sz w:val="24"/>
-              <w:szCs w:val="24"/>
-              <w:lang w:val="es-419" w:eastAsia="es-EC"/>
+              <w:lang w:val="es-EC" w:eastAsia="es-EC"/>
               <w14:ligatures w14:val="standardContextual"/>
             </w:rPr>
           </w:pPr>
-          <w:hyperlink w:anchor="_Toc238126260" w:history="1">
+          <w:hyperlink w:anchor="_Toc239489851" w:history="1">
             <w:r>
               <w:rPr>
                 <w:rStyle w:val="Hipervnculo"/>
                 <w:rFonts w:ascii="Verdana" w:hAnsi="Verdana"/>
                 <w:noProof/>
-                <w:color w:val="000000" w:themeColor="text1"/>
                 <w:lang w:val="es-419"/>
               </w:rPr>
               <w:t>4.1.</w:t>
@@ -1747,11 +1619,8 @@
               <w:rPr>
                 <w:rFonts w:ascii="Verdana" w:hAnsi="Verdana"/>
                 <w:noProof/>
-                <w:color w:val="000000" w:themeColor="text1"/>
                 <w:kern w:val="2"/>
-                <w:sz w:val="24"/>
-                <w:szCs w:val="24"/>
-                <w:lang w:val="es-419" w:eastAsia="es-EC"/>
+                <w:lang w:val="es-EC" w:eastAsia="es-EC"/>
                 <w14:ligatures w14:val="standardContextual"/>
               </w:rPr>
               <w:tab/>
@@ -1761,7 +1630,6 @@
                 <w:rStyle w:val="Hipervnculo"/>
                 <w:rFonts w:ascii="Verdana" w:hAnsi="Verdana"/>
                 <w:noProof/>
-                <w:color w:val="000000" w:themeColor="text1"/>
                 <w:lang w:val="es-419"/>
               </w:rPr>
               <w:t>Incluido</w:t>
@@ -1771,8 +1639,6 @@
                 <w:rFonts w:ascii="Verdana" w:hAnsi="Verdana"/>
                 <w:noProof/>
                 <w:webHidden/>
-                <w:color w:val="000000" w:themeColor="text1"/>
-                <w:lang w:val="es-419"/>
               </w:rPr>
               <w:tab/>
             </w:r>
@@ -1781,8 +1647,6 @@
                 <w:rFonts w:ascii="Verdana" w:hAnsi="Verdana"/>
                 <w:noProof/>
                 <w:webHidden/>
-                <w:color w:val="000000" w:themeColor="text1"/>
-                <w:lang w:val="es-419"/>
               </w:rPr>
               <w:fldChar w:fldCharType="begin"/>
             </w:r>
@@ -1791,18 +1655,14 @@
                 <w:rFonts w:ascii="Verdana" w:hAnsi="Verdana"/>
                 <w:noProof/>
                 <w:webHidden/>
-                <w:color w:val="000000" w:themeColor="text1"/>
-                <w:lang w:val="es-419"/>
-              </w:rPr>
-              <w:instrText xml:space="preserve"> PAGEREF _Toc238126260 \h </w:instrText>
+              </w:rPr>
+              <w:instrText xml:space="preserve"> PAGEREF _Toc239489851 \h </w:instrText>
             </w:r>
             <w:r>
               <w:rPr>
                 <w:rFonts w:ascii="Verdana" w:hAnsi="Verdana"/>
                 <w:noProof/>
                 <w:webHidden/>
-                <w:color w:val="000000" w:themeColor="text1"/>
-                <w:lang w:val="es-419"/>
               </w:rPr>
             </w:r>
             <w:r>
@@ -1810,8 +1670,6 @@
                 <w:rFonts w:ascii="Verdana" w:hAnsi="Verdana"/>
                 <w:noProof/>
                 <w:webHidden/>
-                <w:color w:val="000000" w:themeColor="text1"/>
-                <w:lang w:val="es-419"/>
               </w:rPr>
               <w:fldChar w:fldCharType="separate"/>
             </w:r>
@@ -1820,8 +1678,6 @@
                 <w:rFonts w:ascii="Verdana" w:hAnsi="Verdana"/>
                 <w:noProof/>
                 <w:webHidden/>
-                <w:color w:val="000000" w:themeColor="text1"/>
-                <w:lang w:val="es-419"/>
               </w:rPr>
               <w:t>6</w:t>
             </w:r>
@@ -1830,8 +1686,6 @@
                 <w:rFonts w:ascii="Verdana" w:hAnsi="Verdana"/>
                 <w:noProof/>
                 <w:webHidden/>
-                <w:color w:val="000000" w:themeColor="text1"/>
-                <w:lang w:val="es-419"/>
               </w:rPr>
               <w:fldChar w:fldCharType="end"/>
             </w:r>
@@ -1848,21 +1702,17 @@
             <w:rPr>
               <w:rFonts w:ascii="Verdana" w:hAnsi="Verdana"/>
               <w:noProof/>
-              <w:color w:val="000000" w:themeColor="text1"/>
               <w:kern w:val="2"/>
-              <w:sz w:val="24"/>
-              <w:szCs w:val="24"/>
-              <w:lang w:val="es-419" w:eastAsia="es-EC"/>
+              <w:lang w:val="es-EC" w:eastAsia="es-EC"/>
               <w14:ligatures w14:val="standardContextual"/>
             </w:rPr>
           </w:pPr>
-          <w:hyperlink w:anchor="_Toc238126261" w:history="1">
+          <w:hyperlink w:anchor="_Toc239489852" w:history="1">
             <w:r>
               <w:rPr>
                 <w:rStyle w:val="Hipervnculo"/>
                 <w:rFonts w:ascii="Verdana" w:hAnsi="Verdana"/>
                 <w:noProof/>
-                <w:color w:val="000000" w:themeColor="text1"/>
                 <w:lang w:val="es-419"/>
               </w:rPr>
               <w:t>4.2.</w:t>
@@ -1871,11 +1721,8 @@
               <w:rPr>
                 <w:rFonts w:ascii="Verdana" w:hAnsi="Verdana"/>
                 <w:noProof/>
-                <w:color w:val="000000" w:themeColor="text1"/>
                 <w:kern w:val="2"/>
-                <w:sz w:val="24"/>
-                <w:szCs w:val="24"/>
-                <w:lang w:val="es-419" w:eastAsia="es-EC"/>
+                <w:lang w:val="es-EC" w:eastAsia="es-EC"/>
                 <w14:ligatures w14:val="standardContextual"/>
               </w:rPr>
               <w:tab/>
@@ -1885,7 +1732,6 @@
                 <w:rStyle w:val="Hipervnculo"/>
                 <w:rFonts w:ascii="Verdana" w:hAnsi="Verdana"/>
                 <w:noProof/>
-                <w:color w:val="000000" w:themeColor="text1"/>
                 <w:lang w:val="es-419"/>
               </w:rPr>
               <w:t>Excluido</w:t>
@@ -1895,8 +1741,6 @@
                 <w:rFonts w:ascii="Verdana" w:hAnsi="Verdana"/>
                 <w:noProof/>
                 <w:webHidden/>
-                <w:color w:val="000000" w:themeColor="text1"/>
-                <w:lang w:val="es-419"/>
               </w:rPr>
               <w:tab/>
             </w:r>
@@ -1905,8 +1749,6 @@
                 <w:rFonts w:ascii="Verdana" w:hAnsi="Verdana"/>
                 <w:noProof/>
                 <w:webHidden/>
-                <w:color w:val="000000" w:themeColor="text1"/>
-                <w:lang w:val="es-419"/>
               </w:rPr>
               <w:fldChar w:fldCharType="begin"/>
             </w:r>
@@ -1915,18 +1757,14 @@
                 <w:rFonts w:ascii="Verdana" w:hAnsi="Verdana"/>
                 <w:noProof/>
                 <w:webHidden/>
-                <w:color w:val="000000" w:themeColor="text1"/>
-                <w:lang w:val="es-419"/>
-              </w:rPr>
-              <w:instrText xml:space="preserve"> PAGEREF _Toc238126261 \h </w:instrText>
+              </w:rPr>
+              <w:instrText xml:space="preserve"> PAGEREF _Toc239489852 \h </w:instrText>
             </w:r>
             <w:r>
               <w:rPr>
                 <w:rFonts w:ascii="Verdana" w:hAnsi="Verdana"/>
                 <w:noProof/>
                 <w:webHidden/>
-                <w:color w:val="000000" w:themeColor="text1"/>
-                <w:lang w:val="es-419"/>
               </w:rPr>
             </w:r>
             <w:r>
@@ -1934,8 +1772,6 @@
                 <w:rFonts w:ascii="Verdana" w:hAnsi="Verdana"/>
                 <w:noProof/>
                 <w:webHidden/>
-                <w:color w:val="000000" w:themeColor="text1"/>
-                <w:lang w:val="es-419"/>
               </w:rPr>
               <w:fldChar w:fldCharType="separate"/>
             </w:r>
@@ -1944,18 +1780,14 @@
                 <w:rFonts w:ascii="Verdana" w:hAnsi="Verdana"/>
                 <w:noProof/>
                 <w:webHidden/>
-                <w:color w:val="000000" w:themeColor="text1"/>
-                <w:lang w:val="es-419"/>
-              </w:rPr>
-              <w:t>7</w:t>
+              </w:rPr>
+              <w:t>8</w:t>
             </w:r>
             <w:r>
               <w:rPr>
                 <w:rFonts w:ascii="Verdana" w:hAnsi="Verdana"/>
                 <w:noProof/>
                 <w:webHidden/>
-                <w:color w:val="000000" w:themeColor="text1"/>
-                <w:lang w:val="es-419"/>
               </w:rPr>
               <w:fldChar w:fldCharType="end"/>
             </w:r>
@@ -1972,21 +1804,17 @@
             <w:rPr>
               <w:rFonts w:ascii="Verdana" w:hAnsi="Verdana"/>
               <w:noProof/>
-              <w:color w:val="000000" w:themeColor="text1"/>
               <w:kern w:val="2"/>
-              <w:sz w:val="24"/>
-              <w:szCs w:val="24"/>
-              <w:lang w:val="es-419" w:eastAsia="es-EC"/>
+              <w:lang w:val="es-EC" w:eastAsia="es-EC"/>
               <w14:ligatures w14:val="standardContextual"/>
             </w:rPr>
           </w:pPr>
-          <w:hyperlink w:anchor="_Toc238126262" w:history="1">
+          <w:hyperlink w:anchor="_Toc239489853" w:history="1">
             <w:r>
               <w:rPr>
                 <w:rStyle w:val="Hipervnculo"/>
                 <w:rFonts w:ascii="Verdana" w:hAnsi="Verdana"/>
                 <w:noProof/>
-                <w:color w:val="000000" w:themeColor="text1"/>
                 <w:lang w:val="es-419"/>
               </w:rPr>
               <w:t>5.</w:t>
@@ -1995,11 +1823,8 @@
               <w:rPr>
                 <w:rFonts w:ascii="Verdana" w:hAnsi="Verdana"/>
                 <w:noProof/>
-                <w:color w:val="000000" w:themeColor="text1"/>
                 <w:kern w:val="2"/>
-                <w:sz w:val="24"/>
-                <w:szCs w:val="24"/>
-                <w:lang w:val="es-419" w:eastAsia="es-EC"/>
+                <w:lang w:val="es-EC" w:eastAsia="es-EC"/>
                 <w14:ligatures w14:val="standardContextual"/>
               </w:rPr>
               <w:tab/>
@@ -2009,7 +1834,6 @@
                 <w:rStyle w:val="Hipervnculo"/>
                 <w:rFonts w:ascii="Verdana" w:hAnsi="Verdana"/>
                 <w:noProof/>
-                <w:color w:val="000000" w:themeColor="text1"/>
                 <w:lang w:val="es-419"/>
               </w:rPr>
               <w:t>Entregables principales</w:t>
@@ -2019,8 +1843,6 @@
                 <w:rFonts w:ascii="Verdana" w:hAnsi="Verdana"/>
                 <w:noProof/>
                 <w:webHidden/>
-                <w:color w:val="000000" w:themeColor="text1"/>
-                <w:lang w:val="es-419"/>
               </w:rPr>
               <w:tab/>
             </w:r>
@@ -2029,8 +1851,6 @@
                 <w:rFonts w:ascii="Verdana" w:hAnsi="Verdana"/>
                 <w:noProof/>
                 <w:webHidden/>
-                <w:color w:val="000000" w:themeColor="text1"/>
-                <w:lang w:val="es-419"/>
               </w:rPr>
               <w:fldChar w:fldCharType="begin"/>
             </w:r>
@@ -2039,18 +1859,14 @@
                 <w:rFonts w:ascii="Verdana" w:hAnsi="Verdana"/>
                 <w:noProof/>
                 <w:webHidden/>
-                <w:color w:val="000000" w:themeColor="text1"/>
-                <w:lang w:val="es-419"/>
-              </w:rPr>
-              <w:instrText xml:space="preserve"> PAGEREF _Toc238126262 \h </w:instrText>
+              </w:rPr>
+              <w:instrText xml:space="preserve"> PAGEREF _Toc239489853 \h </w:instrText>
             </w:r>
             <w:r>
               <w:rPr>
                 <w:rFonts w:ascii="Verdana" w:hAnsi="Verdana"/>
                 <w:noProof/>
                 <w:webHidden/>
-                <w:color w:val="000000" w:themeColor="text1"/>
-                <w:lang w:val="es-419"/>
               </w:rPr>
             </w:r>
             <w:r>
@@ -2058,8 +1874,6 @@
                 <w:rFonts w:ascii="Verdana" w:hAnsi="Verdana"/>
                 <w:noProof/>
                 <w:webHidden/>
-                <w:color w:val="000000" w:themeColor="text1"/>
-                <w:lang w:val="es-419"/>
               </w:rPr>
               <w:fldChar w:fldCharType="separate"/>
             </w:r>
@@ -2068,18 +1882,14 @@
                 <w:rFonts w:ascii="Verdana" w:hAnsi="Verdana"/>
                 <w:noProof/>
                 <w:webHidden/>
-                <w:color w:val="000000" w:themeColor="text1"/>
-                <w:lang w:val="es-419"/>
-              </w:rPr>
-              <w:t>7</w:t>
+              </w:rPr>
+              <w:t>8</w:t>
             </w:r>
             <w:r>
               <w:rPr>
                 <w:rFonts w:ascii="Verdana" w:hAnsi="Verdana"/>
                 <w:noProof/>
                 <w:webHidden/>
-                <w:color w:val="000000" w:themeColor="text1"/>
-                <w:lang w:val="es-419"/>
               </w:rPr>
               <w:fldChar w:fldCharType="end"/>
             </w:r>
@@ -2096,21 +1906,17 @@
             <w:rPr>
               <w:rFonts w:ascii="Verdana" w:hAnsi="Verdana"/>
               <w:noProof/>
-              <w:color w:val="000000" w:themeColor="text1"/>
               <w:kern w:val="2"/>
-              <w:sz w:val="24"/>
-              <w:szCs w:val="24"/>
-              <w:lang w:val="es-419" w:eastAsia="es-EC"/>
+              <w:lang w:val="es-EC" w:eastAsia="es-EC"/>
               <w14:ligatures w14:val="standardContextual"/>
             </w:rPr>
           </w:pPr>
-          <w:hyperlink w:anchor="_Toc238126263" w:history="1">
+          <w:hyperlink w:anchor="_Toc239489854" w:history="1">
             <w:r>
               <w:rPr>
                 <w:rStyle w:val="Hipervnculo"/>
                 <w:rFonts w:ascii="Verdana" w:hAnsi="Verdana"/>
                 <w:noProof/>
-                <w:color w:val="000000" w:themeColor="text1"/>
                 <w:lang w:val="es-419"/>
               </w:rPr>
               <w:t>6.</w:t>
@@ -2119,11 +1925,8 @@
               <w:rPr>
                 <w:rFonts w:ascii="Verdana" w:hAnsi="Verdana"/>
                 <w:noProof/>
-                <w:color w:val="000000" w:themeColor="text1"/>
                 <w:kern w:val="2"/>
-                <w:sz w:val="24"/>
-                <w:szCs w:val="24"/>
-                <w:lang w:val="es-419" w:eastAsia="es-EC"/>
+                <w:lang w:val="es-EC" w:eastAsia="es-EC"/>
                 <w14:ligatures w14:val="standardContextual"/>
               </w:rPr>
               <w:tab/>
@@ -2133,7 +1936,6 @@
                 <w:rStyle w:val="Hipervnculo"/>
                 <w:rFonts w:ascii="Verdana" w:hAnsi="Verdana"/>
                 <w:noProof/>
-                <w:color w:val="000000" w:themeColor="text1"/>
                 <w:lang w:val="es-419"/>
               </w:rPr>
               <w:t>Organización del proyecto</w:t>
@@ -2143,8 +1945,6 @@
                 <w:rFonts w:ascii="Verdana" w:hAnsi="Verdana"/>
                 <w:noProof/>
                 <w:webHidden/>
-                <w:color w:val="000000" w:themeColor="text1"/>
-                <w:lang w:val="es-419"/>
               </w:rPr>
               <w:tab/>
             </w:r>
@@ -2153,8 +1953,6 @@
                 <w:rFonts w:ascii="Verdana" w:hAnsi="Verdana"/>
                 <w:noProof/>
                 <w:webHidden/>
-                <w:color w:val="000000" w:themeColor="text1"/>
-                <w:lang w:val="es-419"/>
               </w:rPr>
               <w:fldChar w:fldCharType="begin"/>
             </w:r>
@@ -2163,18 +1961,14 @@
                 <w:rFonts w:ascii="Verdana" w:hAnsi="Verdana"/>
                 <w:noProof/>
                 <w:webHidden/>
-                <w:color w:val="000000" w:themeColor="text1"/>
-                <w:lang w:val="es-419"/>
-              </w:rPr>
-              <w:instrText xml:space="preserve"> PAGEREF _Toc238126263 \h </w:instrText>
+              </w:rPr>
+              <w:instrText xml:space="preserve"> PAGEREF _Toc239489854 \h </w:instrText>
             </w:r>
             <w:r>
               <w:rPr>
                 <w:rFonts w:ascii="Verdana" w:hAnsi="Verdana"/>
                 <w:noProof/>
                 <w:webHidden/>
-                <w:color w:val="000000" w:themeColor="text1"/>
-                <w:lang w:val="es-419"/>
               </w:rPr>
             </w:r>
             <w:r>
@@ -2182,8 +1976,6 @@
                 <w:rFonts w:ascii="Verdana" w:hAnsi="Verdana"/>
                 <w:noProof/>
                 <w:webHidden/>
-                <w:color w:val="000000" w:themeColor="text1"/>
-                <w:lang w:val="es-419"/>
               </w:rPr>
               <w:fldChar w:fldCharType="separate"/>
             </w:r>
@@ -2192,18 +1984,14 @@
                 <w:rFonts w:ascii="Verdana" w:hAnsi="Verdana"/>
                 <w:noProof/>
                 <w:webHidden/>
-                <w:color w:val="000000" w:themeColor="text1"/>
-                <w:lang w:val="es-419"/>
-              </w:rPr>
-              <w:t>7</w:t>
+              </w:rPr>
+              <w:t>9</w:t>
             </w:r>
             <w:r>
               <w:rPr>
                 <w:rFonts w:ascii="Verdana" w:hAnsi="Verdana"/>
                 <w:noProof/>
                 <w:webHidden/>
-                <w:color w:val="000000" w:themeColor="text1"/>
-                <w:lang w:val="es-419"/>
               </w:rPr>
               <w:fldChar w:fldCharType="end"/>
             </w:r>
@@ -2220,21 +2008,17 @@
             <w:rPr>
               <w:rFonts w:ascii="Verdana" w:hAnsi="Verdana"/>
               <w:noProof/>
-              <w:color w:val="000000" w:themeColor="text1"/>
               <w:kern w:val="2"/>
-              <w:sz w:val="24"/>
-              <w:szCs w:val="24"/>
-              <w:lang w:val="es-419" w:eastAsia="es-EC"/>
+              <w:lang w:val="es-EC" w:eastAsia="es-EC"/>
               <w14:ligatures w14:val="standardContextual"/>
             </w:rPr>
           </w:pPr>
-          <w:hyperlink w:anchor="_Toc238126264" w:history="1">
+          <w:hyperlink w:anchor="_Toc239489855" w:history="1">
             <w:r>
               <w:rPr>
                 <w:rStyle w:val="Hipervnculo"/>
                 <w:rFonts w:ascii="Verdana" w:hAnsi="Verdana"/>
                 <w:noProof/>
-                <w:color w:val="000000" w:themeColor="text1"/>
                 <w:lang w:val="es-419"/>
               </w:rPr>
               <w:t>7.</w:t>
@@ -2243,11 +2027,8 @@
               <w:rPr>
                 <w:rFonts w:ascii="Verdana" w:hAnsi="Verdana"/>
                 <w:noProof/>
-                <w:color w:val="000000" w:themeColor="text1"/>
                 <w:kern w:val="2"/>
-                <w:sz w:val="24"/>
-                <w:szCs w:val="24"/>
-                <w:lang w:val="es-419" w:eastAsia="es-EC"/>
+                <w:lang w:val="es-EC" w:eastAsia="es-EC"/>
                 <w14:ligatures w14:val="standardContextual"/>
               </w:rPr>
               <w:tab/>
@@ -2257,7 +2038,6 @@
                 <w:rStyle w:val="Hipervnculo"/>
                 <w:rFonts w:ascii="Verdana" w:hAnsi="Verdana"/>
                 <w:noProof/>
-                <w:color w:val="000000" w:themeColor="text1"/>
                 <w:lang w:val="es-419"/>
               </w:rPr>
               <w:t>Cronograma de hitos</w:t>
@@ -2267,8 +2047,6 @@
                 <w:rFonts w:ascii="Verdana" w:hAnsi="Verdana"/>
                 <w:noProof/>
                 <w:webHidden/>
-                <w:color w:val="000000" w:themeColor="text1"/>
-                <w:lang w:val="es-419"/>
               </w:rPr>
               <w:tab/>
             </w:r>
@@ -2277,8 +2055,6 @@
                 <w:rFonts w:ascii="Verdana" w:hAnsi="Verdana"/>
                 <w:noProof/>
                 <w:webHidden/>
-                <w:color w:val="000000" w:themeColor="text1"/>
-                <w:lang w:val="es-419"/>
               </w:rPr>
               <w:fldChar w:fldCharType="begin"/>
             </w:r>
@@ -2287,18 +2063,14 @@
                 <w:rFonts w:ascii="Verdana" w:hAnsi="Verdana"/>
                 <w:noProof/>
                 <w:webHidden/>
-                <w:color w:val="000000" w:themeColor="text1"/>
-                <w:lang w:val="es-419"/>
-              </w:rPr>
-              <w:instrText xml:space="preserve"> PAGEREF _Toc238126264 \h </w:instrText>
+              </w:rPr>
+              <w:instrText xml:space="preserve"> PAGEREF _Toc239489855 \h </w:instrText>
             </w:r>
             <w:r>
               <w:rPr>
                 <w:rFonts w:ascii="Verdana" w:hAnsi="Verdana"/>
                 <w:noProof/>
                 <w:webHidden/>
-                <w:color w:val="000000" w:themeColor="text1"/>
-                <w:lang w:val="es-419"/>
               </w:rPr>
             </w:r>
             <w:r>
@@ -2306,8 +2078,6 @@
                 <w:rFonts w:ascii="Verdana" w:hAnsi="Verdana"/>
                 <w:noProof/>
                 <w:webHidden/>
-                <w:color w:val="000000" w:themeColor="text1"/>
-                <w:lang w:val="es-419"/>
               </w:rPr>
               <w:fldChar w:fldCharType="separate"/>
             </w:r>
@@ -2316,18 +2086,14 @@
                 <w:rFonts w:ascii="Verdana" w:hAnsi="Verdana"/>
                 <w:noProof/>
                 <w:webHidden/>
-                <w:color w:val="000000" w:themeColor="text1"/>
-                <w:lang w:val="es-419"/>
-              </w:rPr>
-              <w:t>8</w:t>
+              </w:rPr>
+              <w:t>10</w:t>
             </w:r>
             <w:r>
               <w:rPr>
                 <w:rFonts w:ascii="Verdana" w:hAnsi="Verdana"/>
                 <w:noProof/>
                 <w:webHidden/>
-                <w:color w:val="000000" w:themeColor="text1"/>
-                <w:lang w:val="es-419"/>
               </w:rPr>
               <w:fldChar w:fldCharType="end"/>
             </w:r>
@@ -2344,21 +2110,17 @@
             <w:rPr>
               <w:rFonts w:ascii="Verdana" w:hAnsi="Verdana"/>
               <w:noProof/>
-              <w:color w:val="000000" w:themeColor="text1"/>
               <w:kern w:val="2"/>
-              <w:sz w:val="24"/>
-              <w:szCs w:val="24"/>
-              <w:lang w:val="es-419" w:eastAsia="es-EC"/>
+              <w:lang w:val="es-EC" w:eastAsia="es-EC"/>
               <w14:ligatures w14:val="standardContextual"/>
             </w:rPr>
           </w:pPr>
-          <w:hyperlink w:anchor="_Toc238126265" w:history="1">
+          <w:hyperlink w:anchor="_Toc239489856" w:history="1">
             <w:r>
               <w:rPr>
                 <w:rStyle w:val="Hipervnculo"/>
                 <w:rFonts w:ascii="Verdana" w:hAnsi="Verdana"/>
                 <w:noProof/>
-                <w:color w:val="000000" w:themeColor="text1"/>
                 <w:lang w:val="es-419"/>
               </w:rPr>
               <w:t>7.1.</w:t>
@@ -2367,11 +2129,8 @@
               <w:rPr>
                 <w:rFonts w:ascii="Verdana" w:hAnsi="Verdana"/>
                 <w:noProof/>
-                <w:color w:val="000000" w:themeColor="text1"/>
                 <w:kern w:val="2"/>
-                <w:sz w:val="24"/>
-                <w:szCs w:val="24"/>
-                <w:lang w:val="es-419" w:eastAsia="es-EC"/>
+                <w:lang w:val="es-EC" w:eastAsia="es-EC"/>
                 <w14:ligatures w14:val="standardContextual"/>
               </w:rPr>
               <w:tab/>
@@ -2381,7 +2140,6 @@
                 <w:rStyle w:val="Hipervnculo"/>
                 <w:rFonts w:ascii="Verdana" w:hAnsi="Verdana"/>
                 <w:noProof/>
-                <w:color w:val="000000" w:themeColor="text1"/>
                 <w:lang w:val="es-419"/>
               </w:rPr>
               <w:t>Fechas de seguimiento académico</w:t>
@@ -2391,8 +2149,6 @@
                 <w:rFonts w:ascii="Verdana" w:hAnsi="Verdana"/>
                 <w:noProof/>
                 <w:webHidden/>
-                <w:color w:val="000000" w:themeColor="text1"/>
-                <w:lang w:val="es-419"/>
               </w:rPr>
               <w:tab/>
             </w:r>
@@ -2401,8 +2157,6 @@
                 <w:rFonts w:ascii="Verdana" w:hAnsi="Verdana"/>
                 <w:noProof/>
                 <w:webHidden/>
-                <w:color w:val="000000" w:themeColor="text1"/>
-                <w:lang w:val="es-419"/>
               </w:rPr>
               <w:fldChar w:fldCharType="begin"/>
             </w:r>
@@ -2411,18 +2165,14 @@
                 <w:rFonts w:ascii="Verdana" w:hAnsi="Verdana"/>
                 <w:noProof/>
                 <w:webHidden/>
-                <w:color w:val="000000" w:themeColor="text1"/>
-                <w:lang w:val="es-419"/>
-              </w:rPr>
-              <w:instrText xml:space="preserve"> PAGEREF _Toc238126265 \h </w:instrText>
+              </w:rPr>
+              <w:instrText xml:space="preserve"> PAGEREF _Toc239489856 \h </w:instrText>
             </w:r>
             <w:r>
               <w:rPr>
                 <w:rFonts w:ascii="Verdana" w:hAnsi="Verdana"/>
                 <w:noProof/>
                 <w:webHidden/>
-                <w:color w:val="000000" w:themeColor="text1"/>
-                <w:lang w:val="es-419"/>
               </w:rPr>
             </w:r>
             <w:r>
@@ -2430,8 +2180,6 @@
                 <w:rFonts w:ascii="Verdana" w:hAnsi="Verdana"/>
                 <w:noProof/>
                 <w:webHidden/>
-                <w:color w:val="000000" w:themeColor="text1"/>
-                <w:lang w:val="es-419"/>
               </w:rPr>
               <w:fldChar w:fldCharType="separate"/>
             </w:r>
@@ -2440,18 +2188,14 @@
                 <w:rFonts w:ascii="Verdana" w:hAnsi="Verdana"/>
                 <w:noProof/>
                 <w:webHidden/>
-                <w:color w:val="000000" w:themeColor="text1"/>
-                <w:lang w:val="es-419"/>
-              </w:rPr>
-              <w:t>9</w:t>
+              </w:rPr>
+              <w:t>11</w:t>
             </w:r>
             <w:r>
               <w:rPr>
                 <w:rFonts w:ascii="Verdana" w:hAnsi="Verdana"/>
                 <w:noProof/>
                 <w:webHidden/>
-                <w:color w:val="000000" w:themeColor="text1"/>
-                <w:lang w:val="es-419"/>
               </w:rPr>
               <w:fldChar w:fldCharType="end"/>
             </w:r>
@@ -2468,21 +2212,17 @@
             <w:rPr>
               <w:rFonts w:ascii="Verdana" w:hAnsi="Verdana"/>
               <w:noProof/>
-              <w:color w:val="000000" w:themeColor="text1"/>
               <w:kern w:val="2"/>
-              <w:sz w:val="24"/>
-              <w:szCs w:val="24"/>
-              <w:lang w:val="es-419" w:eastAsia="es-EC"/>
+              <w:lang w:val="es-EC" w:eastAsia="es-EC"/>
               <w14:ligatures w14:val="standardContextual"/>
             </w:rPr>
           </w:pPr>
-          <w:hyperlink w:anchor="_Toc238126266" w:history="1">
+          <w:hyperlink w:anchor="_Toc239489857" w:history="1">
             <w:r>
               <w:rPr>
                 <w:rStyle w:val="Hipervnculo"/>
                 <w:rFonts w:ascii="Verdana" w:hAnsi="Verdana"/>
                 <w:noProof/>
-                <w:color w:val="000000" w:themeColor="text1"/>
                 <w:lang w:val="es-419"/>
               </w:rPr>
               <w:t>7.2.</w:t>
@@ -2491,11 +2231,8 @@
               <w:rPr>
                 <w:rFonts w:ascii="Verdana" w:hAnsi="Verdana"/>
                 <w:noProof/>
-                <w:color w:val="000000" w:themeColor="text1"/>
                 <w:kern w:val="2"/>
-                <w:sz w:val="24"/>
-                <w:szCs w:val="24"/>
-                <w:lang w:val="es-419" w:eastAsia="es-EC"/>
+                <w:lang w:val="es-EC" w:eastAsia="es-EC"/>
                 <w14:ligatures w14:val="standardContextual"/>
               </w:rPr>
               <w:tab/>
@@ -2505,7 +2242,6 @@
                 <w:rStyle w:val="Hipervnculo"/>
                 <w:rFonts w:ascii="Verdana" w:hAnsi="Verdana"/>
                 <w:noProof/>
-                <w:color w:val="000000" w:themeColor="text1"/>
                 <w:lang w:val="es-419"/>
               </w:rPr>
               <w:t>Duración prevista</w:t>
@@ -2515,8 +2251,6 @@
                 <w:rFonts w:ascii="Verdana" w:hAnsi="Verdana"/>
                 <w:noProof/>
                 <w:webHidden/>
-                <w:color w:val="000000" w:themeColor="text1"/>
-                <w:lang w:val="es-419"/>
               </w:rPr>
               <w:tab/>
             </w:r>
@@ -2525,8 +2259,6 @@
                 <w:rFonts w:ascii="Verdana" w:hAnsi="Verdana"/>
                 <w:noProof/>
                 <w:webHidden/>
-                <w:color w:val="000000" w:themeColor="text1"/>
-                <w:lang w:val="es-419"/>
               </w:rPr>
               <w:fldChar w:fldCharType="begin"/>
             </w:r>
@@ -2535,18 +2267,14 @@
                 <w:rFonts w:ascii="Verdana" w:hAnsi="Verdana"/>
                 <w:noProof/>
                 <w:webHidden/>
-                <w:color w:val="000000" w:themeColor="text1"/>
-                <w:lang w:val="es-419"/>
-              </w:rPr>
-              <w:instrText xml:space="preserve"> PAGEREF _Toc238126266 \h </w:instrText>
+              </w:rPr>
+              <w:instrText xml:space="preserve"> PAGEREF _Toc239489857 \h </w:instrText>
             </w:r>
             <w:r>
               <w:rPr>
                 <w:rFonts w:ascii="Verdana" w:hAnsi="Verdana"/>
                 <w:noProof/>
                 <w:webHidden/>
-                <w:color w:val="000000" w:themeColor="text1"/>
-                <w:lang w:val="es-419"/>
               </w:rPr>
             </w:r>
             <w:r>
@@ -2554,8 +2282,6 @@
                 <w:rFonts w:ascii="Verdana" w:hAnsi="Verdana"/>
                 <w:noProof/>
                 <w:webHidden/>
-                <w:color w:val="000000" w:themeColor="text1"/>
-                <w:lang w:val="es-419"/>
               </w:rPr>
               <w:fldChar w:fldCharType="separate"/>
             </w:r>
@@ -2564,18 +2290,14 @@
                 <w:rFonts w:ascii="Verdana" w:hAnsi="Verdana"/>
                 <w:noProof/>
                 <w:webHidden/>
-                <w:color w:val="000000" w:themeColor="text1"/>
-                <w:lang w:val="es-419"/>
-              </w:rPr>
-              <w:t>10</w:t>
+              </w:rPr>
+              <w:t>11</w:t>
             </w:r>
             <w:r>
               <w:rPr>
                 <w:rFonts w:ascii="Verdana" w:hAnsi="Verdana"/>
                 <w:noProof/>
                 <w:webHidden/>
-                <w:color w:val="000000" w:themeColor="text1"/>
-                <w:lang w:val="es-419"/>
               </w:rPr>
               <w:fldChar w:fldCharType="end"/>
             </w:r>
@@ -2592,21 +2314,17 @@
             <w:rPr>
               <w:rFonts w:ascii="Verdana" w:hAnsi="Verdana"/>
               <w:noProof/>
-              <w:color w:val="000000" w:themeColor="text1"/>
               <w:kern w:val="2"/>
-              <w:sz w:val="24"/>
-              <w:szCs w:val="24"/>
-              <w:lang w:val="es-419" w:eastAsia="es-EC"/>
+              <w:lang w:val="es-EC" w:eastAsia="es-EC"/>
               <w14:ligatures w14:val="standardContextual"/>
             </w:rPr>
           </w:pPr>
-          <w:hyperlink w:anchor="_Toc238126267" w:history="1">
+          <w:hyperlink w:anchor="_Toc239489858" w:history="1">
             <w:r>
               <w:rPr>
                 <w:rStyle w:val="Hipervnculo"/>
                 <w:rFonts w:ascii="Verdana" w:hAnsi="Verdana"/>
                 <w:noProof/>
-                <w:color w:val="000000" w:themeColor="text1"/>
                 <w:lang w:val="es-419"/>
               </w:rPr>
               <w:t>8.</w:t>
@@ -2615,11 +2333,8 @@
               <w:rPr>
                 <w:rFonts w:ascii="Verdana" w:hAnsi="Verdana"/>
                 <w:noProof/>
-                <w:color w:val="000000" w:themeColor="text1"/>
                 <w:kern w:val="2"/>
-                <w:sz w:val="24"/>
-                <w:szCs w:val="24"/>
-                <w:lang w:val="es-419" w:eastAsia="es-EC"/>
+                <w:lang w:val="es-EC" w:eastAsia="es-EC"/>
                 <w14:ligatures w14:val="standardContextual"/>
               </w:rPr>
               <w:tab/>
@@ -2629,7 +2344,6 @@
                 <w:rStyle w:val="Hipervnculo"/>
                 <w:rFonts w:ascii="Verdana" w:hAnsi="Verdana"/>
                 <w:noProof/>
-                <w:color w:val="000000" w:themeColor="text1"/>
                 <w:lang w:val="es-419"/>
               </w:rPr>
               <w:t>Supuestos y restricciones</w:t>
@@ -2639,8 +2353,6 @@
                 <w:rFonts w:ascii="Verdana" w:hAnsi="Verdana"/>
                 <w:noProof/>
                 <w:webHidden/>
-                <w:color w:val="000000" w:themeColor="text1"/>
-                <w:lang w:val="es-419"/>
               </w:rPr>
               <w:tab/>
             </w:r>
@@ -2649,8 +2361,6 @@
                 <w:rFonts w:ascii="Verdana" w:hAnsi="Verdana"/>
                 <w:noProof/>
                 <w:webHidden/>
-                <w:color w:val="000000" w:themeColor="text1"/>
-                <w:lang w:val="es-419"/>
               </w:rPr>
               <w:fldChar w:fldCharType="begin"/>
             </w:r>
@@ -2659,18 +2369,14 @@
                 <w:rFonts w:ascii="Verdana" w:hAnsi="Verdana"/>
                 <w:noProof/>
                 <w:webHidden/>
-                <w:color w:val="000000" w:themeColor="text1"/>
-                <w:lang w:val="es-419"/>
-              </w:rPr>
-              <w:instrText xml:space="preserve"> PAGEREF _Toc238126267 \h </w:instrText>
+              </w:rPr>
+              <w:instrText xml:space="preserve"> PAGEREF _Toc239489858 \h </w:instrText>
             </w:r>
             <w:r>
               <w:rPr>
                 <w:rFonts w:ascii="Verdana" w:hAnsi="Verdana"/>
                 <w:noProof/>
                 <w:webHidden/>
-                <w:color w:val="000000" w:themeColor="text1"/>
-                <w:lang w:val="es-419"/>
               </w:rPr>
             </w:r>
             <w:r>
@@ -2678,8 +2384,6 @@
                 <w:rFonts w:ascii="Verdana" w:hAnsi="Verdana"/>
                 <w:noProof/>
                 <w:webHidden/>
-                <w:color w:val="000000" w:themeColor="text1"/>
-                <w:lang w:val="es-419"/>
               </w:rPr>
               <w:fldChar w:fldCharType="separate"/>
             </w:r>
@@ -2688,18 +2392,14 @@
                 <w:rFonts w:ascii="Verdana" w:hAnsi="Verdana"/>
                 <w:noProof/>
                 <w:webHidden/>
-                <w:color w:val="000000" w:themeColor="text1"/>
-                <w:lang w:val="es-419"/>
-              </w:rPr>
-              <w:t>10</w:t>
+              </w:rPr>
+              <w:t>12</w:t>
             </w:r>
             <w:r>
               <w:rPr>
                 <w:rFonts w:ascii="Verdana" w:hAnsi="Verdana"/>
                 <w:noProof/>
                 <w:webHidden/>
-                <w:color w:val="000000" w:themeColor="text1"/>
-                <w:lang w:val="es-419"/>
               </w:rPr>
               <w:fldChar w:fldCharType="end"/>
             </w:r>
@@ -2716,21 +2416,17 @@
             <w:rPr>
               <w:rFonts w:ascii="Verdana" w:hAnsi="Verdana"/>
               <w:noProof/>
-              <w:color w:val="000000" w:themeColor="text1"/>
               <w:kern w:val="2"/>
-              <w:sz w:val="24"/>
-              <w:szCs w:val="24"/>
-              <w:lang w:val="es-419" w:eastAsia="es-EC"/>
+              <w:lang w:val="es-EC" w:eastAsia="es-EC"/>
               <w14:ligatures w14:val="standardContextual"/>
             </w:rPr>
           </w:pPr>
-          <w:hyperlink w:anchor="_Toc238126268" w:history="1">
+          <w:hyperlink w:anchor="_Toc239489859" w:history="1">
             <w:r>
               <w:rPr>
                 <w:rStyle w:val="Hipervnculo"/>
                 <w:rFonts w:ascii="Verdana" w:hAnsi="Verdana"/>
                 <w:noProof/>
-                <w:color w:val="000000" w:themeColor="text1"/>
                 <w:lang w:val="es-419"/>
               </w:rPr>
               <w:t>8.1.</w:t>
@@ -2739,11 +2435,8 @@
               <w:rPr>
                 <w:rFonts w:ascii="Verdana" w:hAnsi="Verdana"/>
                 <w:noProof/>
-                <w:color w:val="000000" w:themeColor="text1"/>
                 <w:kern w:val="2"/>
-                <w:sz w:val="24"/>
-                <w:szCs w:val="24"/>
-                <w:lang w:val="es-419" w:eastAsia="es-EC"/>
+                <w:lang w:val="es-EC" w:eastAsia="es-EC"/>
                 <w14:ligatures w14:val="standardContextual"/>
               </w:rPr>
               <w:tab/>
@@ -2753,7 +2446,6 @@
                 <w:rStyle w:val="Hipervnculo"/>
                 <w:rFonts w:ascii="Verdana" w:hAnsi="Verdana"/>
                 <w:noProof/>
-                <w:color w:val="000000" w:themeColor="text1"/>
                 <w:lang w:val="es-419"/>
               </w:rPr>
               <w:t>Supuestos</w:t>
@@ -2763,8 +2455,6 @@
                 <w:rFonts w:ascii="Verdana" w:hAnsi="Verdana"/>
                 <w:noProof/>
                 <w:webHidden/>
-                <w:color w:val="000000" w:themeColor="text1"/>
-                <w:lang w:val="es-419"/>
               </w:rPr>
               <w:tab/>
             </w:r>
@@ -2773,8 +2463,6 @@
                 <w:rFonts w:ascii="Verdana" w:hAnsi="Verdana"/>
                 <w:noProof/>
                 <w:webHidden/>
-                <w:color w:val="000000" w:themeColor="text1"/>
-                <w:lang w:val="es-419"/>
               </w:rPr>
               <w:fldChar w:fldCharType="begin"/>
             </w:r>
@@ -2783,18 +2471,14 @@
                 <w:rFonts w:ascii="Verdana" w:hAnsi="Verdana"/>
                 <w:noProof/>
                 <w:webHidden/>
-                <w:color w:val="000000" w:themeColor="text1"/>
-                <w:lang w:val="es-419"/>
-              </w:rPr>
-              <w:instrText xml:space="preserve"> PAGEREF _Toc238126268 \h </w:instrText>
+              </w:rPr>
+              <w:instrText xml:space="preserve"> PAGEREF _Toc239489859 \h </w:instrText>
             </w:r>
             <w:r>
               <w:rPr>
                 <w:rFonts w:ascii="Verdana" w:hAnsi="Verdana"/>
                 <w:noProof/>
                 <w:webHidden/>
-                <w:color w:val="000000" w:themeColor="text1"/>
-                <w:lang w:val="es-419"/>
               </w:rPr>
             </w:r>
             <w:r>
@@ -2802,8 +2486,6 @@
                 <w:rFonts w:ascii="Verdana" w:hAnsi="Verdana"/>
                 <w:noProof/>
                 <w:webHidden/>
-                <w:color w:val="000000" w:themeColor="text1"/>
-                <w:lang w:val="es-419"/>
               </w:rPr>
               <w:fldChar w:fldCharType="separate"/>
             </w:r>
@@ -2812,18 +2494,14 @@
                 <w:rFonts w:ascii="Verdana" w:hAnsi="Verdana"/>
                 <w:noProof/>
                 <w:webHidden/>
-                <w:color w:val="000000" w:themeColor="text1"/>
-                <w:lang w:val="es-419"/>
-              </w:rPr>
-              <w:t>10</w:t>
+              </w:rPr>
+              <w:t>12</w:t>
             </w:r>
             <w:r>
               <w:rPr>
                 <w:rFonts w:ascii="Verdana" w:hAnsi="Verdana"/>
                 <w:noProof/>
                 <w:webHidden/>
-                <w:color w:val="000000" w:themeColor="text1"/>
-                <w:lang w:val="es-419"/>
               </w:rPr>
               <w:fldChar w:fldCharType="end"/>
             </w:r>
@@ -2840,21 +2518,17 @@
             <w:rPr>
               <w:rFonts w:ascii="Verdana" w:hAnsi="Verdana"/>
               <w:noProof/>
-              <w:color w:val="000000" w:themeColor="text1"/>
               <w:kern w:val="2"/>
-              <w:sz w:val="24"/>
-              <w:szCs w:val="24"/>
-              <w:lang w:val="es-419" w:eastAsia="es-EC"/>
+              <w:lang w:val="es-EC" w:eastAsia="es-EC"/>
               <w14:ligatures w14:val="standardContextual"/>
             </w:rPr>
           </w:pPr>
-          <w:hyperlink w:anchor="_Toc238126269" w:history="1">
+          <w:hyperlink w:anchor="_Toc239489860" w:history="1">
             <w:r>
               <w:rPr>
                 <w:rStyle w:val="Hipervnculo"/>
                 <w:rFonts w:ascii="Verdana" w:hAnsi="Verdana"/>
                 <w:noProof/>
-                <w:color w:val="000000" w:themeColor="text1"/>
                 <w:lang w:val="es-419"/>
               </w:rPr>
               <w:t>8.2.</w:t>
@@ -2863,11 +2537,8 @@
               <w:rPr>
                 <w:rFonts w:ascii="Verdana" w:hAnsi="Verdana"/>
                 <w:noProof/>
-                <w:color w:val="000000" w:themeColor="text1"/>
                 <w:kern w:val="2"/>
-                <w:sz w:val="24"/>
-                <w:szCs w:val="24"/>
-                <w:lang w:val="es-419" w:eastAsia="es-EC"/>
+                <w:lang w:val="es-EC" w:eastAsia="es-EC"/>
                 <w14:ligatures w14:val="standardContextual"/>
               </w:rPr>
               <w:tab/>
@@ -2877,7 +2548,6 @@
                 <w:rStyle w:val="Hipervnculo"/>
                 <w:rFonts w:ascii="Verdana" w:hAnsi="Verdana"/>
                 <w:noProof/>
-                <w:color w:val="000000" w:themeColor="text1"/>
                 <w:lang w:val="es-419"/>
               </w:rPr>
               <w:t>Restricciones</w:t>
@@ -2887,8 +2557,6 @@
                 <w:rFonts w:ascii="Verdana" w:hAnsi="Verdana"/>
                 <w:noProof/>
                 <w:webHidden/>
-                <w:color w:val="000000" w:themeColor="text1"/>
-                <w:lang w:val="es-419"/>
               </w:rPr>
               <w:tab/>
             </w:r>
@@ -2897,8 +2565,6 @@
                 <w:rFonts w:ascii="Verdana" w:hAnsi="Verdana"/>
                 <w:noProof/>
                 <w:webHidden/>
-                <w:color w:val="000000" w:themeColor="text1"/>
-                <w:lang w:val="es-419"/>
               </w:rPr>
               <w:fldChar w:fldCharType="begin"/>
             </w:r>
@@ -2907,18 +2573,14 @@
                 <w:rFonts w:ascii="Verdana" w:hAnsi="Verdana"/>
                 <w:noProof/>
                 <w:webHidden/>
-                <w:color w:val="000000" w:themeColor="text1"/>
-                <w:lang w:val="es-419"/>
-              </w:rPr>
-              <w:instrText xml:space="preserve"> PAGEREF _Toc238126269 \h </w:instrText>
+              </w:rPr>
+              <w:instrText xml:space="preserve"> PAGEREF _Toc239489860 \h </w:instrText>
             </w:r>
             <w:r>
               <w:rPr>
                 <w:rFonts w:ascii="Verdana" w:hAnsi="Verdana"/>
                 <w:noProof/>
                 <w:webHidden/>
-                <w:color w:val="000000" w:themeColor="text1"/>
-                <w:lang w:val="es-419"/>
               </w:rPr>
             </w:r>
             <w:r>
@@ -2926,8 +2588,6 @@
                 <w:rFonts w:ascii="Verdana" w:hAnsi="Verdana"/>
                 <w:noProof/>
                 <w:webHidden/>
-                <w:color w:val="000000" w:themeColor="text1"/>
-                <w:lang w:val="es-419"/>
               </w:rPr>
               <w:fldChar w:fldCharType="separate"/>
             </w:r>
@@ -2936,18 +2596,14 @@
                 <w:rFonts w:ascii="Verdana" w:hAnsi="Verdana"/>
                 <w:noProof/>
                 <w:webHidden/>
-                <w:color w:val="000000" w:themeColor="text1"/>
-                <w:lang w:val="es-419"/>
-              </w:rPr>
-              <w:t>10</w:t>
+              </w:rPr>
+              <w:t>12</w:t>
             </w:r>
             <w:r>
               <w:rPr>
                 <w:rFonts w:ascii="Verdana" w:hAnsi="Verdana"/>
                 <w:noProof/>
                 <w:webHidden/>
-                <w:color w:val="000000" w:themeColor="text1"/>
-                <w:lang w:val="es-419"/>
               </w:rPr>
               <w:fldChar w:fldCharType="end"/>
             </w:r>
@@ -2964,21 +2620,17 @@
             <w:rPr>
               <w:rFonts w:ascii="Verdana" w:hAnsi="Verdana"/>
               <w:noProof/>
-              <w:color w:val="000000" w:themeColor="text1"/>
               <w:kern w:val="2"/>
-              <w:sz w:val="24"/>
-              <w:szCs w:val="24"/>
-              <w:lang w:val="es-419" w:eastAsia="es-EC"/>
+              <w:lang w:val="es-EC" w:eastAsia="es-EC"/>
               <w14:ligatures w14:val="standardContextual"/>
             </w:rPr>
           </w:pPr>
-          <w:hyperlink w:anchor="_Toc238126270" w:history="1">
+          <w:hyperlink w:anchor="_Toc239489861" w:history="1">
             <w:r>
               <w:rPr>
                 <w:rStyle w:val="Hipervnculo"/>
                 <w:rFonts w:ascii="Verdana" w:hAnsi="Verdana"/>
                 <w:noProof/>
-                <w:color w:val="000000" w:themeColor="text1"/>
                 <w:lang w:val="es-419"/>
               </w:rPr>
               <w:t>9.</w:t>
@@ -2987,11 +2639,8 @@
               <w:rPr>
                 <w:rFonts w:ascii="Verdana" w:hAnsi="Verdana"/>
                 <w:noProof/>
-                <w:color w:val="000000" w:themeColor="text1"/>
                 <w:kern w:val="2"/>
-                <w:sz w:val="24"/>
-                <w:szCs w:val="24"/>
-                <w:lang w:val="es-419" w:eastAsia="es-EC"/>
+                <w:lang w:val="es-EC" w:eastAsia="es-EC"/>
                 <w14:ligatures w14:val="standardContextual"/>
               </w:rPr>
               <w:tab/>
@@ -3001,7 +2650,6 @@
                 <w:rStyle w:val="Hipervnculo"/>
                 <w:rFonts w:ascii="Verdana" w:hAnsi="Verdana"/>
                 <w:noProof/>
-                <w:color w:val="000000" w:themeColor="text1"/>
                 <w:lang w:val="es-419"/>
               </w:rPr>
               <w:t>Riesgos de alto nivel</w:t>
@@ -3011,8 +2659,6 @@
                 <w:rFonts w:ascii="Verdana" w:hAnsi="Verdana"/>
                 <w:noProof/>
                 <w:webHidden/>
-                <w:color w:val="000000" w:themeColor="text1"/>
-                <w:lang w:val="es-419"/>
               </w:rPr>
               <w:tab/>
             </w:r>
@@ -3021,8 +2667,6 @@
                 <w:rFonts w:ascii="Verdana" w:hAnsi="Verdana"/>
                 <w:noProof/>
                 <w:webHidden/>
-                <w:color w:val="000000" w:themeColor="text1"/>
-                <w:lang w:val="es-419"/>
               </w:rPr>
               <w:fldChar w:fldCharType="begin"/>
             </w:r>
@@ -3031,18 +2675,14 @@
                 <w:rFonts w:ascii="Verdana" w:hAnsi="Verdana"/>
                 <w:noProof/>
                 <w:webHidden/>
-                <w:color w:val="000000" w:themeColor="text1"/>
-                <w:lang w:val="es-419"/>
-              </w:rPr>
-              <w:instrText xml:space="preserve"> PAGEREF _Toc238126270 \h </w:instrText>
+              </w:rPr>
+              <w:instrText xml:space="preserve"> PAGEREF _Toc239489861 \h </w:instrText>
             </w:r>
             <w:r>
               <w:rPr>
                 <w:rFonts w:ascii="Verdana" w:hAnsi="Verdana"/>
                 <w:noProof/>
                 <w:webHidden/>
-                <w:color w:val="000000" w:themeColor="text1"/>
-                <w:lang w:val="es-419"/>
               </w:rPr>
             </w:r>
             <w:r>
@@ -3050,8 +2690,6 @@
                 <w:rFonts w:ascii="Verdana" w:hAnsi="Verdana"/>
                 <w:noProof/>
                 <w:webHidden/>
-                <w:color w:val="000000" w:themeColor="text1"/>
-                <w:lang w:val="es-419"/>
               </w:rPr>
               <w:fldChar w:fldCharType="separate"/>
             </w:r>
@@ -3060,18 +2698,14 @@
                 <w:rFonts w:ascii="Verdana" w:hAnsi="Verdana"/>
                 <w:noProof/>
                 <w:webHidden/>
-                <w:color w:val="000000" w:themeColor="text1"/>
-                <w:lang w:val="es-419"/>
-              </w:rPr>
-              <w:t>10</w:t>
+              </w:rPr>
+              <w:t>13</w:t>
             </w:r>
             <w:r>
               <w:rPr>
                 <w:rFonts w:ascii="Verdana" w:hAnsi="Verdana"/>
                 <w:noProof/>
                 <w:webHidden/>
-                <w:color w:val="000000" w:themeColor="text1"/>
-                <w:lang w:val="es-419"/>
               </w:rPr>
               <w:fldChar w:fldCharType="end"/>
             </w:r>
@@ -3088,21 +2722,17 @@
             <w:rPr>
               <w:rFonts w:ascii="Verdana" w:hAnsi="Verdana"/>
               <w:noProof/>
-              <w:color w:val="000000" w:themeColor="text1"/>
               <w:kern w:val="2"/>
-              <w:sz w:val="24"/>
-              <w:szCs w:val="24"/>
-              <w:lang w:val="es-419" w:eastAsia="es-EC"/>
+              <w:lang w:val="es-EC" w:eastAsia="es-EC"/>
               <w14:ligatures w14:val="standardContextual"/>
             </w:rPr>
           </w:pPr>
-          <w:hyperlink w:anchor="_Toc238126271" w:history="1">
+          <w:hyperlink w:anchor="_Toc239489862" w:history="1">
             <w:r>
               <w:rPr>
                 <w:rStyle w:val="Hipervnculo"/>
                 <w:rFonts w:ascii="Verdana" w:hAnsi="Verdana"/>
                 <w:noProof/>
-                <w:color w:val="000000" w:themeColor="text1"/>
                 <w:lang w:val="es-419"/>
               </w:rPr>
               <w:t>10.</w:t>
@@ -3111,11 +2741,8 @@
               <w:rPr>
                 <w:rFonts w:ascii="Verdana" w:hAnsi="Verdana"/>
                 <w:noProof/>
-                <w:color w:val="000000" w:themeColor="text1"/>
                 <w:kern w:val="2"/>
-                <w:sz w:val="24"/>
-                <w:szCs w:val="24"/>
-                <w:lang w:val="es-419" w:eastAsia="es-EC"/>
+                <w:lang w:val="es-EC" w:eastAsia="es-EC"/>
                 <w14:ligatures w14:val="standardContextual"/>
               </w:rPr>
               <w:tab/>
@@ -3125,7 +2752,6 @@
                 <w:rStyle w:val="Hipervnculo"/>
                 <w:rFonts w:ascii="Verdana" w:hAnsi="Verdana"/>
                 <w:noProof/>
-                <w:color w:val="000000" w:themeColor="text1"/>
                 <w:lang w:val="es-419"/>
               </w:rPr>
               <w:t>Criterios de aprobación y éxito</w:t>
@@ -3135,8 +2761,6 @@
                 <w:rFonts w:ascii="Verdana" w:hAnsi="Verdana"/>
                 <w:noProof/>
                 <w:webHidden/>
-                <w:color w:val="000000" w:themeColor="text1"/>
-                <w:lang w:val="es-419"/>
               </w:rPr>
               <w:tab/>
             </w:r>
@@ -3145,8 +2769,6 @@
                 <w:rFonts w:ascii="Verdana" w:hAnsi="Verdana"/>
                 <w:noProof/>
                 <w:webHidden/>
-                <w:color w:val="000000" w:themeColor="text1"/>
-                <w:lang w:val="es-419"/>
               </w:rPr>
               <w:fldChar w:fldCharType="begin"/>
             </w:r>
@@ -3155,18 +2777,14 @@
                 <w:rFonts w:ascii="Verdana" w:hAnsi="Verdana"/>
                 <w:noProof/>
                 <w:webHidden/>
-                <w:color w:val="000000" w:themeColor="text1"/>
-                <w:lang w:val="es-419"/>
-              </w:rPr>
-              <w:instrText xml:space="preserve"> PAGEREF _Toc238126271 \h </w:instrText>
+              </w:rPr>
+              <w:instrText xml:space="preserve"> PAGEREF _Toc239489862 \h </w:instrText>
             </w:r>
             <w:r>
               <w:rPr>
                 <w:rFonts w:ascii="Verdana" w:hAnsi="Verdana"/>
                 <w:noProof/>
                 <w:webHidden/>
-                <w:color w:val="000000" w:themeColor="text1"/>
-                <w:lang w:val="es-419"/>
               </w:rPr>
             </w:r>
             <w:r>
@@ -3174,8 +2792,6 @@
                 <w:rFonts w:ascii="Verdana" w:hAnsi="Verdana"/>
                 <w:noProof/>
                 <w:webHidden/>
-                <w:color w:val="000000" w:themeColor="text1"/>
-                <w:lang w:val="es-419"/>
               </w:rPr>
               <w:fldChar w:fldCharType="separate"/>
             </w:r>
@@ -3184,18 +2800,14 @@
                 <w:rFonts w:ascii="Verdana" w:hAnsi="Verdana"/>
                 <w:noProof/>
                 <w:webHidden/>
-                <w:color w:val="000000" w:themeColor="text1"/>
-                <w:lang w:val="es-419"/>
-              </w:rPr>
-              <w:t>11</w:t>
+              </w:rPr>
+              <w:t>13</w:t>
             </w:r>
             <w:r>
               <w:rPr>
                 <w:rFonts w:ascii="Verdana" w:hAnsi="Verdana"/>
                 <w:noProof/>
                 <w:webHidden/>
-                <w:color w:val="000000" w:themeColor="text1"/>
-                <w:lang w:val="es-419"/>
               </w:rPr>
               <w:fldChar w:fldCharType="end"/>
             </w:r>
@@ -3212,21 +2824,17 @@
             <w:rPr>
               <w:rFonts w:ascii="Verdana" w:hAnsi="Verdana"/>
               <w:noProof/>
-              <w:color w:val="000000" w:themeColor="text1"/>
               <w:kern w:val="2"/>
-              <w:sz w:val="24"/>
-              <w:szCs w:val="24"/>
-              <w:lang w:val="es-419" w:eastAsia="es-EC"/>
+              <w:lang w:val="es-EC" w:eastAsia="es-EC"/>
               <w14:ligatures w14:val="standardContextual"/>
             </w:rPr>
           </w:pPr>
-          <w:hyperlink w:anchor="_Toc238126272" w:history="1">
+          <w:hyperlink w:anchor="_Toc239489863" w:history="1">
             <w:r>
               <w:rPr>
                 <w:rStyle w:val="Hipervnculo"/>
                 <w:rFonts w:ascii="Verdana" w:hAnsi="Verdana"/>
                 <w:noProof/>
-                <w:color w:val="000000" w:themeColor="text1"/>
                 <w:lang w:val="es-419"/>
               </w:rPr>
               <w:t>11.</w:t>
@@ -3235,11 +2843,8 @@
               <w:rPr>
                 <w:rFonts w:ascii="Verdana" w:hAnsi="Verdana"/>
                 <w:noProof/>
-                <w:color w:val="000000" w:themeColor="text1"/>
                 <w:kern w:val="2"/>
-                <w:sz w:val="24"/>
-                <w:szCs w:val="24"/>
-                <w:lang w:val="es-419" w:eastAsia="es-EC"/>
+                <w:lang w:val="es-EC" w:eastAsia="es-EC"/>
                 <w14:ligatures w14:val="standardContextual"/>
               </w:rPr>
               <w:tab/>
@@ -3249,7 +2854,6 @@
                 <w:rStyle w:val="Hipervnculo"/>
                 <w:rFonts w:ascii="Verdana" w:hAnsi="Verdana"/>
                 <w:noProof/>
-                <w:color w:val="000000" w:themeColor="text1"/>
                 <w:lang w:val="es-419"/>
               </w:rPr>
               <w:t>Autoridad del Scrum Master</w:t>
@@ -3259,8 +2863,6 @@
                 <w:rFonts w:ascii="Verdana" w:hAnsi="Verdana"/>
                 <w:noProof/>
                 <w:webHidden/>
-                <w:color w:val="000000" w:themeColor="text1"/>
-                <w:lang w:val="es-419"/>
               </w:rPr>
               <w:tab/>
             </w:r>
@@ -3269,8 +2871,6 @@
                 <w:rFonts w:ascii="Verdana" w:hAnsi="Verdana"/>
                 <w:noProof/>
                 <w:webHidden/>
-                <w:color w:val="000000" w:themeColor="text1"/>
-                <w:lang w:val="es-419"/>
               </w:rPr>
               <w:fldChar w:fldCharType="begin"/>
             </w:r>
@@ -3279,18 +2879,14 @@
                 <w:rFonts w:ascii="Verdana" w:hAnsi="Verdana"/>
                 <w:noProof/>
                 <w:webHidden/>
-                <w:color w:val="000000" w:themeColor="text1"/>
-                <w:lang w:val="es-419"/>
-              </w:rPr>
-              <w:instrText xml:space="preserve"> PAGEREF _Toc238126272 \h </w:instrText>
+              </w:rPr>
+              <w:instrText xml:space="preserve"> PAGEREF _Toc239489863 \h </w:instrText>
             </w:r>
             <w:r>
               <w:rPr>
                 <w:rFonts w:ascii="Verdana" w:hAnsi="Verdana"/>
                 <w:noProof/>
                 <w:webHidden/>
-                <w:color w:val="000000" w:themeColor="text1"/>
-                <w:lang w:val="es-419"/>
               </w:rPr>
             </w:r>
             <w:r>
@@ -3298,8 +2894,6 @@
                 <w:rFonts w:ascii="Verdana" w:hAnsi="Verdana"/>
                 <w:noProof/>
                 <w:webHidden/>
-                <w:color w:val="000000" w:themeColor="text1"/>
-                <w:lang w:val="es-419"/>
               </w:rPr>
               <w:fldChar w:fldCharType="separate"/>
             </w:r>
@@ -3308,18 +2902,14 @@
                 <w:rFonts w:ascii="Verdana" w:hAnsi="Verdana"/>
                 <w:noProof/>
                 <w:webHidden/>
-                <w:color w:val="000000" w:themeColor="text1"/>
-                <w:lang w:val="es-419"/>
-              </w:rPr>
-              <w:t>11</w:t>
+              </w:rPr>
+              <w:t>13</w:t>
             </w:r>
             <w:r>
               <w:rPr>
                 <w:rFonts w:ascii="Verdana" w:hAnsi="Verdana"/>
                 <w:noProof/>
                 <w:webHidden/>
-                <w:color w:val="000000" w:themeColor="text1"/>
-                <w:lang w:val="es-419"/>
               </w:rPr>
               <w:fldChar w:fldCharType="end"/>
             </w:r>
@@ -3336,21 +2926,17 @@
             <w:rPr>
               <w:rFonts w:ascii="Verdana" w:hAnsi="Verdana"/>
               <w:noProof/>
-              <w:color w:val="000000" w:themeColor="text1"/>
               <w:kern w:val="2"/>
-              <w:sz w:val="24"/>
-              <w:szCs w:val="24"/>
-              <w:lang w:val="es-419" w:eastAsia="es-EC"/>
+              <w:lang w:val="es-EC" w:eastAsia="es-EC"/>
               <w14:ligatures w14:val="standardContextual"/>
             </w:rPr>
           </w:pPr>
-          <w:hyperlink w:anchor="_Toc238126273" w:history="1">
+          <w:hyperlink w:anchor="_Toc239489864" w:history="1">
             <w:r>
               <w:rPr>
                 <w:rStyle w:val="Hipervnculo"/>
                 <w:rFonts w:ascii="Verdana" w:hAnsi="Verdana"/>
                 <w:noProof/>
-                <w:color w:val="000000" w:themeColor="text1"/>
                 <w:lang w:val="es-419"/>
               </w:rPr>
               <w:t>12.</w:t>
@@ -3359,11 +2945,8 @@
               <w:rPr>
                 <w:rFonts w:ascii="Verdana" w:hAnsi="Verdana"/>
                 <w:noProof/>
-                <w:color w:val="000000" w:themeColor="text1"/>
                 <w:kern w:val="2"/>
-                <w:sz w:val="24"/>
-                <w:szCs w:val="24"/>
-                <w:lang w:val="es-419" w:eastAsia="es-EC"/>
+                <w:lang w:val="es-EC" w:eastAsia="es-EC"/>
                 <w14:ligatures w14:val="standardContextual"/>
               </w:rPr>
               <w:tab/>
@@ -3373,7 +2956,6 @@
                 <w:rStyle w:val="Hipervnculo"/>
                 <w:rFonts w:ascii="Verdana" w:hAnsi="Verdana"/>
                 <w:noProof/>
-                <w:color w:val="000000" w:themeColor="text1"/>
                 <w:lang w:val="es-419"/>
               </w:rPr>
               <w:t>Control de cambios</w:t>
@@ -3383,8 +2965,6 @@
                 <w:rFonts w:ascii="Verdana" w:hAnsi="Verdana"/>
                 <w:noProof/>
                 <w:webHidden/>
-                <w:color w:val="000000" w:themeColor="text1"/>
-                <w:lang w:val="es-419"/>
               </w:rPr>
               <w:tab/>
             </w:r>
@@ -3393,8 +2973,6 @@
                 <w:rFonts w:ascii="Verdana" w:hAnsi="Verdana"/>
                 <w:noProof/>
                 <w:webHidden/>
-                <w:color w:val="000000" w:themeColor="text1"/>
-                <w:lang w:val="es-419"/>
               </w:rPr>
               <w:fldChar w:fldCharType="begin"/>
             </w:r>
@@ -3403,18 +2981,14 @@
                 <w:rFonts w:ascii="Verdana" w:hAnsi="Verdana"/>
                 <w:noProof/>
                 <w:webHidden/>
-                <w:color w:val="000000" w:themeColor="text1"/>
-                <w:lang w:val="es-419"/>
-              </w:rPr>
-              <w:instrText xml:space="preserve"> PAGEREF _Toc238126273 \h </w:instrText>
+              </w:rPr>
+              <w:instrText xml:space="preserve"> PAGEREF _Toc239489864 \h </w:instrText>
             </w:r>
             <w:r>
               <w:rPr>
                 <w:rFonts w:ascii="Verdana" w:hAnsi="Verdana"/>
                 <w:noProof/>
                 <w:webHidden/>
-                <w:color w:val="000000" w:themeColor="text1"/>
-                <w:lang w:val="es-419"/>
               </w:rPr>
             </w:r>
             <w:r>
@@ -3422,8 +2996,6 @@
                 <w:rFonts w:ascii="Verdana" w:hAnsi="Verdana"/>
                 <w:noProof/>
                 <w:webHidden/>
-                <w:color w:val="000000" w:themeColor="text1"/>
-                <w:lang w:val="es-419"/>
               </w:rPr>
               <w:fldChar w:fldCharType="separate"/>
             </w:r>
@@ -3432,18 +3004,14 @@
                 <w:rFonts w:ascii="Verdana" w:hAnsi="Verdana"/>
                 <w:noProof/>
                 <w:webHidden/>
-                <w:color w:val="000000" w:themeColor="text1"/>
-                <w:lang w:val="es-419"/>
-              </w:rPr>
-              <w:t>11</w:t>
+              </w:rPr>
+              <w:t>13</w:t>
             </w:r>
             <w:r>
               <w:rPr>
                 <w:rFonts w:ascii="Verdana" w:hAnsi="Verdana"/>
                 <w:noProof/>
                 <w:webHidden/>
-                <w:color w:val="000000" w:themeColor="text1"/>
-                <w:lang w:val="es-419"/>
               </w:rPr>
               <w:fldChar w:fldCharType="end"/>
             </w:r>
@@ -3460,21 +3028,17 @@
             <w:rPr>
               <w:rFonts w:ascii="Verdana" w:hAnsi="Verdana"/>
               <w:noProof/>
-              <w:color w:val="000000" w:themeColor="text1"/>
               <w:kern w:val="2"/>
-              <w:sz w:val="24"/>
-              <w:szCs w:val="24"/>
-              <w:lang w:val="es-419" w:eastAsia="es-EC"/>
+              <w:lang w:val="es-EC" w:eastAsia="es-EC"/>
               <w14:ligatures w14:val="standardContextual"/>
             </w:rPr>
           </w:pPr>
-          <w:hyperlink w:anchor="_Toc238126274" w:history="1">
+          <w:hyperlink w:anchor="_Toc239489865" w:history="1">
             <w:r>
               <w:rPr>
                 <w:rStyle w:val="Hipervnculo"/>
                 <w:rFonts w:ascii="Verdana" w:hAnsi="Verdana"/>
                 <w:noProof/>
-                <w:color w:val="000000" w:themeColor="text1"/>
                 <w:lang w:val="es-419"/>
               </w:rPr>
               <w:t>13.</w:t>
@@ -3483,11 +3047,8 @@
               <w:rPr>
                 <w:rFonts w:ascii="Verdana" w:hAnsi="Verdana"/>
                 <w:noProof/>
-                <w:color w:val="000000" w:themeColor="text1"/>
                 <w:kern w:val="2"/>
-                <w:sz w:val="24"/>
-                <w:szCs w:val="24"/>
-                <w:lang w:val="es-419" w:eastAsia="es-EC"/>
+                <w:lang w:val="es-EC" w:eastAsia="es-EC"/>
                 <w14:ligatures w14:val="standardContextual"/>
               </w:rPr>
               <w:tab/>
@@ -3497,7 +3058,6 @@
                 <w:rStyle w:val="Hipervnculo"/>
                 <w:rFonts w:ascii="Verdana" w:hAnsi="Verdana"/>
                 <w:noProof/>
-                <w:color w:val="000000" w:themeColor="text1"/>
                 <w:lang w:val="es-419"/>
               </w:rPr>
               <w:t>Acuerdos iniciales de trabajo y lineamientos tecnológicos</w:t>
@@ -3507,8 +3067,6 @@
                 <w:rFonts w:ascii="Verdana" w:hAnsi="Verdana"/>
                 <w:noProof/>
                 <w:webHidden/>
-                <w:color w:val="000000" w:themeColor="text1"/>
-                <w:lang w:val="es-419"/>
               </w:rPr>
               <w:tab/>
             </w:r>
@@ -3517,8 +3075,6 @@
                 <w:rFonts w:ascii="Verdana" w:hAnsi="Verdana"/>
                 <w:noProof/>
                 <w:webHidden/>
-                <w:color w:val="000000" w:themeColor="text1"/>
-                <w:lang w:val="es-419"/>
               </w:rPr>
               <w:fldChar w:fldCharType="begin"/>
             </w:r>
@@ -3527,18 +3083,14 @@
                 <w:rFonts w:ascii="Verdana" w:hAnsi="Verdana"/>
                 <w:noProof/>
                 <w:webHidden/>
-                <w:color w:val="000000" w:themeColor="text1"/>
-                <w:lang w:val="es-419"/>
-              </w:rPr>
-              <w:instrText xml:space="preserve"> PAGEREF _Toc238126274 \h </w:instrText>
+              </w:rPr>
+              <w:instrText xml:space="preserve"> PAGEREF _Toc239489865 \h </w:instrText>
             </w:r>
             <w:r>
               <w:rPr>
                 <w:rFonts w:ascii="Verdana" w:hAnsi="Verdana"/>
                 <w:noProof/>
                 <w:webHidden/>
-                <w:color w:val="000000" w:themeColor="text1"/>
-                <w:lang w:val="es-419"/>
               </w:rPr>
             </w:r>
             <w:r>
@@ -3546,8 +3098,6 @@
                 <w:rFonts w:ascii="Verdana" w:hAnsi="Verdana"/>
                 <w:noProof/>
                 <w:webHidden/>
-                <w:color w:val="000000" w:themeColor="text1"/>
-                <w:lang w:val="es-419"/>
               </w:rPr>
               <w:fldChar w:fldCharType="separate"/>
             </w:r>
@@ -3556,18 +3106,14 @@
                 <w:rFonts w:ascii="Verdana" w:hAnsi="Verdana"/>
                 <w:noProof/>
                 <w:webHidden/>
-                <w:color w:val="000000" w:themeColor="text1"/>
-                <w:lang w:val="es-419"/>
-              </w:rPr>
-              <w:t>11</w:t>
+              </w:rPr>
+              <w:t>14</w:t>
             </w:r>
             <w:r>
               <w:rPr>
                 <w:rFonts w:ascii="Verdana" w:hAnsi="Verdana"/>
                 <w:noProof/>
                 <w:webHidden/>
-                <w:color w:val="000000" w:themeColor="text1"/>
-                <w:lang w:val="es-419"/>
               </w:rPr>
               <w:fldChar w:fldCharType="end"/>
             </w:r>
@@ -3584,21 +3130,17 @@
             <w:rPr>
               <w:rFonts w:ascii="Verdana" w:hAnsi="Verdana"/>
               <w:noProof/>
-              <w:color w:val="000000" w:themeColor="text1"/>
               <w:kern w:val="2"/>
-              <w:sz w:val="24"/>
-              <w:szCs w:val="24"/>
-              <w:lang w:val="es-419" w:eastAsia="es-EC"/>
+              <w:lang w:val="es-EC" w:eastAsia="es-EC"/>
               <w14:ligatures w14:val="standardContextual"/>
             </w:rPr>
           </w:pPr>
-          <w:hyperlink w:anchor="_Toc238126275" w:history="1">
+          <w:hyperlink w:anchor="_Toc239489866" w:history="1">
             <w:r>
               <w:rPr>
                 <w:rStyle w:val="Hipervnculo"/>
                 <w:rFonts w:ascii="Verdana" w:hAnsi="Verdana"/>
                 <w:noProof/>
-                <w:color w:val="000000" w:themeColor="text1"/>
                 <w:lang w:val="es-419"/>
               </w:rPr>
               <w:t>14.</w:t>
@@ -3607,11 +3149,8 @@
               <w:rPr>
                 <w:rFonts w:ascii="Verdana" w:hAnsi="Verdana"/>
                 <w:noProof/>
-                <w:color w:val="000000" w:themeColor="text1"/>
                 <w:kern w:val="2"/>
-                <w:sz w:val="24"/>
-                <w:szCs w:val="24"/>
-                <w:lang w:val="es-419" w:eastAsia="es-EC"/>
+                <w:lang w:val="es-EC" w:eastAsia="es-EC"/>
                 <w14:ligatures w14:val="standardContextual"/>
               </w:rPr>
               <w:tab/>
@@ -3621,7 +3160,6 @@
                 <w:rStyle w:val="Hipervnculo"/>
                 <w:rFonts w:ascii="Verdana" w:hAnsi="Verdana"/>
                 <w:noProof/>
-                <w:color w:val="000000" w:themeColor="text1"/>
                 <w:lang w:val="es-419"/>
               </w:rPr>
               <w:t>Acuerdos complementarios</w:t>
@@ -3631,8 +3169,6 @@
                 <w:rFonts w:ascii="Verdana" w:hAnsi="Verdana"/>
                 <w:noProof/>
                 <w:webHidden/>
-                <w:color w:val="000000" w:themeColor="text1"/>
-                <w:lang w:val="es-419"/>
               </w:rPr>
               <w:tab/>
             </w:r>
@@ -3641,8 +3177,6 @@
                 <w:rFonts w:ascii="Verdana" w:hAnsi="Verdana"/>
                 <w:noProof/>
                 <w:webHidden/>
-                <w:color w:val="000000" w:themeColor="text1"/>
-                <w:lang w:val="es-419"/>
               </w:rPr>
               <w:fldChar w:fldCharType="begin"/>
             </w:r>
@@ -3651,18 +3185,14 @@
                 <w:rFonts w:ascii="Verdana" w:hAnsi="Verdana"/>
                 <w:noProof/>
                 <w:webHidden/>
-                <w:color w:val="000000" w:themeColor="text1"/>
-                <w:lang w:val="es-419"/>
-              </w:rPr>
-              <w:instrText xml:space="preserve"> PAGEREF _Toc238126275 \h </w:instrText>
+              </w:rPr>
+              <w:instrText xml:space="preserve"> PAGEREF _Toc239489866 \h </w:instrText>
             </w:r>
             <w:r>
               <w:rPr>
                 <w:rFonts w:ascii="Verdana" w:hAnsi="Verdana"/>
                 <w:noProof/>
                 <w:webHidden/>
-                <w:color w:val="000000" w:themeColor="text1"/>
-                <w:lang w:val="es-419"/>
               </w:rPr>
             </w:r>
             <w:r>
@@ -3670,8 +3200,6 @@
                 <w:rFonts w:ascii="Verdana" w:hAnsi="Verdana"/>
                 <w:noProof/>
                 <w:webHidden/>
-                <w:color w:val="000000" w:themeColor="text1"/>
-                <w:lang w:val="es-419"/>
               </w:rPr>
               <w:fldChar w:fldCharType="separate"/>
             </w:r>
@@ -3680,18 +3208,14 @@
                 <w:rFonts w:ascii="Verdana" w:hAnsi="Verdana"/>
                 <w:noProof/>
                 <w:webHidden/>
-                <w:color w:val="000000" w:themeColor="text1"/>
-                <w:lang w:val="es-419"/>
-              </w:rPr>
-              <w:t>12</w:t>
+              </w:rPr>
+              <w:t>15</w:t>
             </w:r>
             <w:r>
               <w:rPr>
                 <w:rFonts w:ascii="Verdana" w:hAnsi="Verdana"/>
                 <w:noProof/>
                 <w:webHidden/>
-                <w:color w:val="000000" w:themeColor="text1"/>
-                <w:lang w:val="es-419"/>
               </w:rPr>
               <w:fldChar w:fldCharType="end"/>
             </w:r>
@@ -3725,7 +3249,6 @@
         <w:spacing w:line="23" w:lineRule="atLeast"/>
         <w:rPr>
           <w:noProof/>
-          <w:lang w:val="es-419"/>
         </w:rPr>
       </w:pPr>
       <w:r>
@@ -3783,21 +3306,19 @@
         <w:rPr>
           <w:rFonts w:asciiTheme="minorHAnsi" w:eastAsiaTheme="minorEastAsia" w:hAnsiTheme="minorHAnsi" w:cstheme="minorBidi"/>
           <w:noProof/>
-          <w:color w:val="000000" w:themeColor="text1"/>
           <w:kern w:val="2"/>
           <w:sz w:val="24"/>
           <w:szCs w:val="24"/>
-          <w:lang w:val="es-419" w:eastAsia="es-EC"/>
+          <w:lang w:val="es-EC" w:eastAsia="es-EC"/>
           <w14:ligatures w14:val="standardContextual"/>
         </w:rPr>
       </w:pPr>
-      <w:hyperlink w:anchor="_Toc238126289" w:history="1">
+      <w:hyperlink w:anchor="_Toc239489867" w:history="1">
         <w:r>
           <w:rPr>
             <w:rStyle w:val="Hipervnculo"/>
             <w:rFonts w:ascii="Verdana" w:hAnsi="Verdana"/>
             <w:noProof/>
-            <w:color w:val="000000" w:themeColor="text1"/>
             <w:lang w:val="es-419"/>
           </w:rPr>
           <w:t>Tabla 1 Versiones del documento</w:t>
@@ -3806,8 +3327,6 @@
           <w:rPr>
             <w:noProof/>
             <w:webHidden/>
-            <w:color w:val="000000" w:themeColor="text1"/>
-            <w:lang w:val="es-419"/>
           </w:rPr>
           <w:tab/>
         </w:r>
@@ -3815,8 +3334,6 @@
           <w:rPr>
             <w:noProof/>
             <w:webHidden/>
-            <w:color w:val="000000" w:themeColor="text1"/>
-            <w:lang w:val="es-419"/>
           </w:rPr>
           <w:fldChar w:fldCharType="begin"/>
         </w:r>
@@ -3824,25 +3341,19 @@
           <w:rPr>
             <w:noProof/>
             <w:webHidden/>
-            <w:color w:val="000000" w:themeColor="text1"/>
-            <w:lang w:val="es-419"/>
           </w:rPr>
-          <w:instrText xml:space="preserve"> PAGEREF _Toc238126289 \h </w:instrText>
+          <w:instrText xml:space="preserve"> PAGEREF _Toc239489867 \h </w:instrText>
         </w:r>
         <w:r>
           <w:rPr>
             <w:noProof/>
             <w:webHidden/>
-            <w:color w:val="000000" w:themeColor="text1"/>
-            <w:lang w:val="es-419"/>
           </w:rPr>
         </w:r>
         <w:r>
           <w:rPr>
             <w:noProof/>
             <w:webHidden/>
-            <w:color w:val="000000" w:themeColor="text1"/>
-            <w:lang w:val="es-419"/>
           </w:rPr>
           <w:fldChar w:fldCharType="separate"/>
         </w:r>
@@ -3850,8 +3361,6 @@
           <w:rPr>
             <w:noProof/>
             <w:webHidden/>
-            <w:color w:val="000000" w:themeColor="text1"/>
-            <w:lang w:val="es-419"/>
           </w:rPr>
           <w:t>3</w:t>
         </w:r>
@@ -3859,8 +3368,6 @@
           <w:rPr>
             <w:noProof/>
             <w:webHidden/>
-            <w:color w:val="000000" w:themeColor="text1"/>
-            <w:lang w:val="es-419"/>
           </w:rPr>
           <w:fldChar w:fldCharType="end"/>
         </w:r>
@@ -3875,21 +3382,19 @@
         <w:rPr>
           <w:rFonts w:asciiTheme="minorHAnsi" w:eastAsiaTheme="minorEastAsia" w:hAnsiTheme="minorHAnsi" w:cstheme="minorBidi"/>
           <w:noProof/>
-          <w:color w:val="000000" w:themeColor="text1"/>
           <w:kern w:val="2"/>
           <w:sz w:val="24"/>
           <w:szCs w:val="24"/>
-          <w:lang w:val="es-419" w:eastAsia="es-EC"/>
+          <w:lang w:val="es-EC" w:eastAsia="es-EC"/>
           <w14:ligatures w14:val="standardContextual"/>
         </w:rPr>
       </w:pPr>
-      <w:hyperlink w:anchor="_Toc238126290" w:history="1">
+      <w:hyperlink w:anchor="_Toc239489868" w:history="1">
         <w:r>
           <w:rPr>
             <w:rStyle w:val="Hipervnculo"/>
             <w:rFonts w:ascii="Verdana" w:hAnsi="Verdana"/>
             <w:noProof/>
-            <w:color w:val="000000" w:themeColor="text1"/>
             <w:lang w:val="es-419"/>
           </w:rPr>
           <w:t>Tabla 2 Revisión y Aprobación</w:t>
@@ -3898,8 +3403,6 @@
           <w:rPr>
             <w:noProof/>
             <w:webHidden/>
-            <w:color w:val="000000" w:themeColor="text1"/>
-            <w:lang w:val="es-419"/>
           </w:rPr>
           <w:tab/>
         </w:r>
@@ -3907,8 +3410,6 @@
           <w:rPr>
             <w:noProof/>
             <w:webHidden/>
-            <w:color w:val="000000" w:themeColor="text1"/>
-            <w:lang w:val="es-419"/>
           </w:rPr>
           <w:fldChar w:fldCharType="begin"/>
         </w:r>
@@ -3916,25 +3417,19 @@
           <w:rPr>
             <w:noProof/>
             <w:webHidden/>
-            <w:color w:val="000000" w:themeColor="text1"/>
-            <w:lang w:val="es-419"/>
           </w:rPr>
-          <w:instrText xml:space="preserve"> PAGEREF _Toc238126290 \h </w:instrText>
+          <w:instrText xml:space="preserve"> PAGEREF _Toc239489868 \h </w:instrText>
         </w:r>
         <w:r>
           <w:rPr>
             <w:noProof/>
             <w:webHidden/>
-            <w:color w:val="000000" w:themeColor="text1"/>
-            <w:lang w:val="es-419"/>
           </w:rPr>
         </w:r>
         <w:r>
           <w:rPr>
             <w:noProof/>
             <w:webHidden/>
-            <w:color w:val="000000" w:themeColor="text1"/>
-            <w:lang w:val="es-419"/>
           </w:rPr>
           <w:fldChar w:fldCharType="separate"/>
         </w:r>
@@ -3942,8 +3437,6 @@
           <w:rPr>
             <w:noProof/>
             <w:webHidden/>
-            <w:color w:val="000000" w:themeColor="text1"/>
-            <w:lang w:val="es-419"/>
           </w:rPr>
           <w:t>4</w:t>
         </w:r>
@@ -3951,8 +3444,6 @@
           <w:rPr>
             <w:noProof/>
             <w:webHidden/>
-            <w:color w:val="000000" w:themeColor="text1"/>
-            <w:lang w:val="es-419"/>
           </w:rPr>
           <w:fldChar w:fldCharType="end"/>
         </w:r>
@@ -3967,21 +3458,19 @@
         <w:rPr>
           <w:rFonts w:asciiTheme="minorHAnsi" w:eastAsiaTheme="minorEastAsia" w:hAnsiTheme="minorHAnsi" w:cstheme="minorBidi"/>
           <w:noProof/>
-          <w:color w:val="000000" w:themeColor="text1"/>
           <w:kern w:val="2"/>
           <w:sz w:val="24"/>
           <w:szCs w:val="24"/>
-          <w:lang w:val="es-419" w:eastAsia="es-EC"/>
+          <w:lang w:val="es-EC" w:eastAsia="es-EC"/>
           <w14:ligatures w14:val="standardContextual"/>
         </w:rPr>
       </w:pPr>
-      <w:hyperlink w:anchor="_Toc238126291" w:history="1">
+      <w:hyperlink w:anchor="_Toc239489869" w:history="1">
         <w:r>
           <w:rPr>
             <w:rStyle w:val="Hipervnculo"/>
             <w:rFonts w:ascii="Verdana" w:hAnsi="Verdana"/>
             <w:noProof/>
-            <w:color w:val="000000" w:themeColor="text1"/>
             <w:lang w:val="es-419"/>
           </w:rPr>
           <w:t>Tabla 3 Entregables</w:t>
@@ -3990,8 +3479,6 @@
           <w:rPr>
             <w:noProof/>
             <w:webHidden/>
-            <w:color w:val="000000" w:themeColor="text1"/>
-            <w:lang w:val="es-419"/>
           </w:rPr>
           <w:tab/>
         </w:r>
@@ -3999,8 +3486,6 @@
           <w:rPr>
             <w:noProof/>
             <w:webHidden/>
-            <w:color w:val="000000" w:themeColor="text1"/>
-            <w:lang w:val="es-419"/>
           </w:rPr>
           <w:fldChar w:fldCharType="begin"/>
         </w:r>
@@ -4008,25 +3493,19 @@
           <w:rPr>
             <w:noProof/>
             <w:webHidden/>
-            <w:color w:val="000000" w:themeColor="text1"/>
-            <w:lang w:val="es-419"/>
           </w:rPr>
-          <w:instrText xml:space="preserve"> PAGEREF _Toc238126291 \h </w:instrText>
+          <w:instrText xml:space="preserve"> PAGEREF _Toc239489869 \h </w:instrText>
         </w:r>
         <w:r>
           <w:rPr>
             <w:noProof/>
             <w:webHidden/>
-            <w:color w:val="000000" w:themeColor="text1"/>
-            <w:lang w:val="es-419"/>
           </w:rPr>
         </w:r>
         <w:r>
           <w:rPr>
             <w:noProof/>
             <w:webHidden/>
-            <w:color w:val="000000" w:themeColor="text1"/>
-            <w:lang w:val="es-419"/>
           </w:rPr>
           <w:fldChar w:fldCharType="separate"/>
         </w:r>
@@ -4034,17 +3513,13 @@
           <w:rPr>
             <w:noProof/>
             <w:webHidden/>
-            <w:color w:val="000000" w:themeColor="text1"/>
-            <w:lang w:val="es-419"/>
           </w:rPr>
-          <w:t>7</w:t>
+          <w:t>9</w:t>
         </w:r>
         <w:r>
           <w:rPr>
             <w:noProof/>
             <w:webHidden/>
-            <w:color w:val="000000" w:themeColor="text1"/>
-            <w:lang w:val="es-419"/>
           </w:rPr>
           <w:fldChar w:fldCharType="end"/>
         </w:r>
@@ -4059,21 +3534,19 @@
         <w:rPr>
           <w:rFonts w:asciiTheme="minorHAnsi" w:eastAsiaTheme="minorEastAsia" w:hAnsiTheme="minorHAnsi" w:cstheme="minorBidi"/>
           <w:noProof/>
-          <w:color w:val="000000" w:themeColor="text1"/>
           <w:kern w:val="2"/>
           <w:sz w:val="24"/>
           <w:szCs w:val="24"/>
-          <w:lang w:val="es-419" w:eastAsia="es-EC"/>
+          <w:lang w:val="es-EC" w:eastAsia="es-EC"/>
           <w14:ligatures w14:val="standardContextual"/>
         </w:rPr>
       </w:pPr>
-      <w:hyperlink w:anchor="_Toc238126292" w:history="1">
+      <w:hyperlink w:anchor="_Toc239489870" w:history="1">
         <w:r>
           <w:rPr>
             <w:rStyle w:val="Hipervnculo"/>
             <w:rFonts w:ascii="Verdana" w:hAnsi="Verdana"/>
             <w:noProof/>
-            <w:color w:val="000000" w:themeColor="text1"/>
             <w:lang w:val="es-419"/>
           </w:rPr>
           <w:t>Tabla 4 Roles del Proyecto</w:t>
@@ -4082,8 +3555,6 @@
           <w:rPr>
             <w:noProof/>
             <w:webHidden/>
-            <w:color w:val="000000" w:themeColor="text1"/>
-            <w:lang w:val="es-419"/>
           </w:rPr>
           <w:tab/>
         </w:r>
@@ -4091,8 +3562,6 @@
           <w:rPr>
             <w:noProof/>
             <w:webHidden/>
-            <w:color w:val="000000" w:themeColor="text1"/>
-            <w:lang w:val="es-419"/>
           </w:rPr>
           <w:fldChar w:fldCharType="begin"/>
         </w:r>
@@ -4100,25 +3569,19 @@
           <w:rPr>
             <w:noProof/>
             <w:webHidden/>
-            <w:color w:val="000000" w:themeColor="text1"/>
-            <w:lang w:val="es-419"/>
           </w:rPr>
-          <w:instrText xml:space="preserve"> PAGEREF _Toc238126292 \h </w:instrText>
+          <w:instrText xml:space="preserve"> PAGEREF _Toc239489870 \h </w:instrText>
         </w:r>
         <w:r>
           <w:rPr>
             <w:noProof/>
             <w:webHidden/>
-            <w:color w:val="000000" w:themeColor="text1"/>
-            <w:lang w:val="es-419"/>
           </w:rPr>
         </w:r>
         <w:r>
           <w:rPr>
             <w:noProof/>
             <w:webHidden/>
-            <w:color w:val="000000" w:themeColor="text1"/>
-            <w:lang w:val="es-419"/>
           </w:rPr>
           <w:fldChar w:fldCharType="separate"/>
         </w:r>
@@ -4126,17 +3589,13 @@
           <w:rPr>
             <w:noProof/>
             <w:webHidden/>
-            <w:color w:val="000000" w:themeColor="text1"/>
-            <w:lang w:val="es-419"/>
           </w:rPr>
-          <w:t>8</w:t>
+          <w:t>9</w:t>
         </w:r>
         <w:r>
           <w:rPr>
             <w:noProof/>
             <w:webHidden/>
-            <w:color w:val="000000" w:themeColor="text1"/>
-            <w:lang w:val="es-419"/>
           </w:rPr>
           <w:fldChar w:fldCharType="end"/>
         </w:r>
@@ -4151,21 +3610,19 @@
         <w:rPr>
           <w:rFonts w:asciiTheme="minorHAnsi" w:eastAsiaTheme="minorEastAsia" w:hAnsiTheme="minorHAnsi" w:cstheme="minorBidi"/>
           <w:noProof/>
-          <w:color w:val="000000" w:themeColor="text1"/>
           <w:kern w:val="2"/>
           <w:sz w:val="24"/>
           <w:szCs w:val="24"/>
-          <w:lang w:val="es-419" w:eastAsia="es-EC"/>
+          <w:lang w:val="es-EC" w:eastAsia="es-EC"/>
           <w14:ligatures w14:val="standardContextual"/>
         </w:rPr>
       </w:pPr>
-      <w:hyperlink w:anchor="_Toc238126293" w:history="1">
+      <w:hyperlink w:anchor="_Toc239489871" w:history="1">
         <w:r>
           <w:rPr>
             <w:rStyle w:val="Hipervnculo"/>
             <w:rFonts w:ascii="Verdana" w:hAnsi="Verdana"/>
             <w:noProof/>
-            <w:color w:val="000000" w:themeColor="text1"/>
             <w:lang w:val="es-419"/>
           </w:rPr>
           <w:t>Tabla 5 Hitos</w:t>
@@ -4174,8 +3631,6 @@
           <w:rPr>
             <w:noProof/>
             <w:webHidden/>
-            <w:color w:val="000000" w:themeColor="text1"/>
-            <w:lang w:val="es-419"/>
           </w:rPr>
           <w:tab/>
         </w:r>
@@ -4183,8 +3638,6 @@
           <w:rPr>
             <w:noProof/>
             <w:webHidden/>
-            <w:color w:val="000000" w:themeColor="text1"/>
-            <w:lang w:val="es-419"/>
           </w:rPr>
           <w:fldChar w:fldCharType="begin"/>
         </w:r>
@@ -4192,25 +3645,19 @@
           <w:rPr>
             <w:noProof/>
             <w:webHidden/>
-            <w:color w:val="000000" w:themeColor="text1"/>
-            <w:lang w:val="es-419"/>
           </w:rPr>
-          <w:instrText xml:space="preserve"> PAGEREF _Toc238126293 \h </w:instrText>
+          <w:instrText xml:space="preserve"> PAGEREF _Toc239489871 \h </w:instrText>
         </w:r>
         <w:r>
           <w:rPr>
             <w:noProof/>
             <w:webHidden/>
-            <w:color w:val="000000" w:themeColor="text1"/>
-            <w:lang w:val="es-419"/>
           </w:rPr>
         </w:r>
         <w:r>
           <w:rPr>
             <w:noProof/>
             <w:webHidden/>
-            <w:color w:val="000000" w:themeColor="text1"/>
-            <w:lang w:val="es-419"/>
           </w:rPr>
           <w:fldChar w:fldCharType="separate"/>
         </w:r>
@@ -4218,17 +3665,13 @@
           <w:rPr>
             <w:noProof/>
             <w:webHidden/>
-            <w:color w:val="000000" w:themeColor="text1"/>
-            <w:lang w:val="es-419"/>
           </w:rPr>
-          <w:t>9</w:t>
+          <w:t>11</w:t>
         </w:r>
         <w:r>
           <w:rPr>
             <w:noProof/>
             <w:webHidden/>
-            <w:color w:val="000000" w:themeColor="text1"/>
-            <w:lang w:val="es-419"/>
           </w:rPr>
           <w:fldChar w:fldCharType="end"/>
         </w:r>
@@ -4243,21 +3686,19 @@
         <w:rPr>
           <w:rFonts w:asciiTheme="minorHAnsi" w:eastAsiaTheme="minorEastAsia" w:hAnsiTheme="minorHAnsi" w:cstheme="minorBidi"/>
           <w:noProof/>
-          <w:color w:val="000000" w:themeColor="text1"/>
           <w:kern w:val="2"/>
           <w:sz w:val="24"/>
           <w:szCs w:val="24"/>
-          <w:lang w:val="es-419" w:eastAsia="es-EC"/>
+          <w:lang w:val="es-EC" w:eastAsia="es-EC"/>
           <w14:ligatures w14:val="standardContextual"/>
         </w:rPr>
       </w:pPr>
-      <w:hyperlink w:anchor="_Toc238126294" w:history="1">
+      <w:hyperlink w:anchor="_Toc239489872" w:history="1">
         <w:r>
           <w:rPr>
             <w:rStyle w:val="Hipervnculo"/>
             <w:rFonts w:ascii="Verdana" w:hAnsi="Verdana"/>
             <w:noProof/>
-            <w:color w:val="000000" w:themeColor="text1"/>
             <w:lang w:val="es-419"/>
           </w:rPr>
           <w:t>Tabla 6 Fechas de Seguimiento</w:t>
@@ -4266,8 +3707,6 @@
           <w:rPr>
             <w:noProof/>
             <w:webHidden/>
-            <w:color w:val="000000" w:themeColor="text1"/>
-            <w:lang w:val="es-419"/>
           </w:rPr>
           <w:tab/>
         </w:r>
@@ -4275,8 +3714,6 @@
           <w:rPr>
             <w:noProof/>
             <w:webHidden/>
-            <w:color w:val="000000" w:themeColor="text1"/>
-            <w:lang w:val="es-419"/>
           </w:rPr>
           <w:fldChar w:fldCharType="begin"/>
         </w:r>
@@ -4284,25 +3721,19 @@
           <w:rPr>
             <w:noProof/>
             <w:webHidden/>
-            <w:color w:val="000000" w:themeColor="text1"/>
-            <w:lang w:val="es-419"/>
           </w:rPr>
-          <w:instrText xml:space="preserve"> PAGEREF _Toc238126294 \h </w:instrText>
+          <w:instrText xml:space="preserve"> PAGEREF _Toc239489872 \h </w:instrText>
         </w:r>
         <w:r>
           <w:rPr>
             <w:noProof/>
             <w:webHidden/>
-            <w:color w:val="000000" w:themeColor="text1"/>
-            <w:lang w:val="es-419"/>
           </w:rPr>
         </w:r>
         <w:r>
           <w:rPr>
             <w:noProof/>
             <w:webHidden/>
-            <w:color w:val="000000" w:themeColor="text1"/>
-            <w:lang w:val="es-419"/>
           </w:rPr>
           <w:fldChar w:fldCharType="separate"/>
         </w:r>
@@ -4310,17 +3741,13 @@
           <w:rPr>
             <w:noProof/>
             <w:webHidden/>
-            <w:color w:val="000000" w:themeColor="text1"/>
-            <w:lang w:val="es-419"/>
           </w:rPr>
-          <w:t>10</w:t>
+          <w:t>11</w:t>
         </w:r>
         <w:r>
           <w:rPr>
             <w:noProof/>
             <w:webHidden/>
-            <w:color w:val="000000" w:themeColor="text1"/>
-            <w:lang w:val="es-419"/>
           </w:rPr>
           <w:fldChar w:fldCharType="end"/>
         </w:r>
@@ -4335,21 +3762,19 @@
         <w:rPr>
           <w:rFonts w:asciiTheme="minorHAnsi" w:eastAsiaTheme="minorEastAsia" w:hAnsiTheme="minorHAnsi" w:cstheme="minorBidi"/>
           <w:noProof/>
-          <w:color w:val="000000" w:themeColor="text1"/>
           <w:kern w:val="2"/>
           <w:sz w:val="24"/>
           <w:szCs w:val="24"/>
-          <w:lang w:val="es-419" w:eastAsia="es-EC"/>
+          <w:lang w:val="es-EC" w:eastAsia="es-EC"/>
           <w14:ligatures w14:val="standardContextual"/>
         </w:rPr>
       </w:pPr>
-      <w:hyperlink w:anchor="_Toc238126295" w:history="1">
+      <w:hyperlink w:anchor="_Toc239489873" w:history="1">
         <w:r>
           <w:rPr>
             <w:rStyle w:val="Hipervnculo"/>
             <w:rFonts w:ascii="Verdana" w:hAnsi="Verdana"/>
             <w:noProof/>
-            <w:color w:val="000000" w:themeColor="text1"/>
             <w:lang w:val="es-419"/>
           </w:rPr>
           <w:t>Tabla 7 Duración del Proyecto</w:t>
@@ -4358,8 +3783,6 @@
           <w:rPr>
             <w:noProof/>
             <w:webHidden/>
-            <w:color w:val="000000" w:themeColor="text1"/>
-            <w:lang w:val="es-419"/>
           </w:rPr>
           <w:tab/>
         </w:r>
@@ -4367,8 +3790,6 @@
           <w:rPr>
             <w:noProof/>
             <w:webHidden/>
-            <w:color w:val="000000" w:themeColor="text1"/>
-            <w:lang w:val="es-419"/>
           </w:rPr>
           <w:fldChar w:fldCharType="begin"/>
         </w:r>
@@ -4376,25 +3797,19 @@
           <w:rPr>
             <w:noProof/>
             <w:webHidden/>
-            <w:color w:val="000000" w:themeColor="text1"/>
-            <w:lang w:val="es-419"/>
           </w:rPr>
-          <w:instrText xml:space="preserve"> PAGEREF _Toc238126295 \h </w:instrText>
+          <w:instrText xml:space="preserve"> PAGEREF _Toc239489873 \h </w:instrText>
         </w:r>
         <w:r>
           <w:rPr>
             <w:noProof/>
             <w:webHidden/>
-            <w:color w:val="000000" w:themeColor="text1"/>
-            <w:lang w:val="es-419"/>
           </w:rPr>
         </w:r>
         <w:r>
           <w:rPr>
             <w:noProof/>
             <w:webHidden/>
-            <w:color w:val="000000" w:themeColor="text1"/>
-            <w:lang w:val="es-419"/>
           </w:rPr>
           <w:fldChar w:fldCharType="separate"/>
         </w:r>
@@ -4402,17 +3817,13 @@
           <w:rPr>
             <w:noProof/>
             <w:webHidden/>
-            <w:color w:val="000000" w:themeColor="text1"/>
-            <w:lang w:val="es-419"/>
           </w:rPr>
-          <w:t>10</w:t>
+          <w:t>11</w:t>
         </w:r>
         <w:r>
           <w:rPr>
             <w:noProof/>
             <w:webHidden/>
-            <w:color w:val="000000" w:themeColor="text1"/>
-            <w:lang w:val="es-419"/>
           </w:rPr>
           <w:fldChar w:fldCharType="end"/>
         </w:r>
@@ -4427,21 +3838,19 @@
         <w:rPr>
           <w:rFonts w:asciiTheme="minorHAnsi" w:eastAsiaTheme="minorEastAsia" w:hAnsiTheme="minorHAnsi" w:cstheme="minorBidi"/>
           <w:noProof/>
-          <w:color w:val="000000" w:themeColor="text1"/>
           <w:kern w:val="2"/>
           <w:sz w:val="24"/>
           <w:szCs w:val="24"/>
-          <w:lang w:val="es-419" w:eastAsia="es-EC"/>
+          <w:lang w:val="es-EC" w:eastAsia="es-EC"/>
           <w14:ligatures w14:val="standardContextual"/>
         </w:rPr>
       </w:pPr>
-      <w:hyperlink w:anchor="_Toc238126296" w:history="1">
+      <w:hyperlink w:anchor="_Toc239489874" w:history="1">
         <w:r>
           <w:rPr>
             <w:rStyle w:val="Hipervnculo"/>
             <w:rFonts w:ascii="Verdana" w:hAnsi="Verdana"/>
             <w:noProof/>
-            <w:color w:val="000000" w:themeColor="text1"/>
             <w:lang w:val="es-419"/>
           </w:rPr>
           <w:t>Tabla 8 Riesgos del Proyecto</w:t>
@@ -4450,8 +3859,6 @@
           <w:rPr>
             <w:noProof/>
             <w:webHidden/>
-            <w:color w:val="000000" w:themeColor="text1"/>
-            <w:lang w:val="es-419"/>
           </w:rPr>
           <w:tab/>
         </w:r>
@@ -4459,8 +3866,6 @@
           <w:rPr>
             <w:noProof/>
             <w:webHidden/>
-            <w:color w:val="000000" w:themeColor="text1"/>
-            <w:lang w:val="es-419"/>
           </w:rPr>
           <w:fldChar w:fldCharType="begin"/>
         </w:r>
@@ -4468,25 +3873,19 @@
           <w:rPr>
             <w:noProof/>
             <w:webHidden/>
-            <w:color w:val="000000" w:themeColor="text1"/>
-            <w:lang w:val="es-419"/>
           </w:rPr>
-          <w:instrText xml:space="preserve"> PAGEREF _Toc238126296 \h </w:instrText>
+          <w:instrText xml:space="preserve"> PAGEREF _Toc239489874 \h </w:instrText>
         </w:r>
         <w:r>
           <w:rPr>
             <w:noProof/>
             <w:webHidden/>
-            <w:color w:val="000000" w:themeColor="text1"/>
-            <w:lang w:val="es-419"/>
           </w:rPr>
         </w:r>
         <w:r>
           <w:rPr>
             <w:noProof/>
             <w:webHidden/>
-            <w:color w:val="000000" w:themeColor="text1"/>
-            <w:lang w:val="es-419"/>
           </w:rPr>
           <w:fldChar w:fldCharType="separate"/>
         </w:r>
@@ -4494,17 +3893,13 @@
           <w:rPr>
             <w:noProof/>
             <w:webHidden/>
-            <w:color w:val="000000" w:themeColor="text1"/>
-            <w:lang w:val="es-419"/>
           </w:rPr>
-          <w:t>11</w:t>
+          <w:t>13</w:t>
         </w:r>
         <w:r>
           <w:rPr>
             <w:noProof/>
             <w:webHidden/>
-            <w:color w:val="000000" w:themeColor="text1"/>
-            <w:lang w:val="es-419"/>
           </w:rPr>
           <w:fldChar w:fldCharType="end"/>
         </w:r>
@@ -4522,17 +3917,16 @@
           <w:kern w:val="2"/>
           <w:sz w:val="24"/>
           <w:szCs w:val="24"/>
-          <w:lang w:val="es-419" w:eastAsia="es-EC"/>
+          <w:lang w:val="es-EC" w:eastAsia="es-EC"/>
           <w14:ligatures w14:val="standardContextual"/>
         </w:rPr>
       </w:pPr>
-      <w:hyperlink w:anchor="_Toc238126297" w:history="1">
+      <w:hyperlink w:anchor="_Toc239489875" w:history="1">
         <w:r>
           <w:rPr>
             <w:rStyle w:val="Hipervnculo"/>
             <w:rFonts w:ascii="Verdana" w:hAnsi="Verdana"/>
             <w:noProof/>
-            <w:color w:val="000000" w:themeColor="text1"/>
             <w:lang w:val="es-419"/>
           </w:rPr>
           <w:t>Tabla 9 Acuerdos</w:t>
@@ -4541,8 +3935,6 @@
           <w:rPr>
             <w:noProof/>
             <w:webHidden/>
-            <w:color w:val="000000" w:themeColor="text1"/>
-            <w:lang w:val="es-419"/>
           </w:rPr>
           <w:tab/>
         </w:r>
@@ -4550,8 +3942,6 @@
           <w:rPr>
             <w:noProof/>
             <w:webHidden/>
-            <w:color w:val="000000" w:themeColor="text1"/>
-            <w:lang w:val="es-419"/>
           </w:rPr>
           <w:fldChar w:fldCharType="begin"/>
         </w:r>
@@ -4559,25 +3949,19 @@
           <w:rPr>
             <w:noProof/>
             <w:webHidden/>
-            <w:color w:val="000000" w:themeColor="text1"/>
-            <w:lang w:val="es-419"/>
           </w:rPr>
-          <w:instrText xml:space="preserve"> PAGEREF _Toc238126297 \h </w:instrText>
+          <w:instrText xml:space="preserve"> PAGEREF _Toc239489875 \h </w:instrText>
         </w:r>
         <w:r>
           <w:rPr>
             <w:noProof/>
             <w:webHidden/>
-            <w:color w:val="000000" w:themeColor="text1"/>
-            <w:lang w:val="es-419"/>
           </w:rPr>
         </w:r>
         <w:r>
           <w:rPr>
             <w:noProof/>
             <w:webHidden/>
-            <w:color w:val="000000" w:themeColor="text1"/>
-            <w:lang w:val="es-419"/>
           </w:rPr>
           <w:fldChar w:fldCharType="separate"/>
         </w:r>
@@ -4585,17 +3969,13 @@
           <w:rPr>
             <w:noProof/>
             <w:webHidden/>
-            <w:color w:val="000000" w:themeColor="text1"/>
-            <w:lang w:val="es-419"/>
           </w:rPr>
-          <w:t>12</w:t>
+          <w:t>15</w:t>
         </w:r>
         <w:r>
           <w:rPr>
             <w:noProof/>
             <w:webHidden/>
-            <w:color w:val="000000" w:themeColor="text1"/>
-            <w:lang w:val="es-419"/>
           </w:rPr>
           <w:fldChar w:fldCharType="end"/>
         </w:r>
@@ -4645,7 +4025,7 @@
           <w:lang w:val="es-419"/>
         </w:rPr>
       </w:pPr>
-      <w:bookmarkStart w:id="0" w:name="_Toc238126254"/>
+      <w:bookmarkStart w:id="0" w:name="_Toc239489845"/>
       <w:r>
         <w:rPr>
           <w:rFonts w:ascii="Verdana" w:hAnsi="Verdana"/>
@@ -5490,7 +4870,7 @@
           <w:lang w:val="es-419"/>
         </w:rPr>
       </w:pPr>
-      <w:bookmarkStart w:id="1" w:name="_Toc238126289"/>
+      <w:bookmarkStart w:id="1" w:name="_Toc239489867"/>
       <w:r>
         <w:rPr>
           <w:rFonts w:ascii="Verdana" w:hAnsi="Verdana"/>
@@ -5606,7 +4986,7 @@
           <w:lang w:val="es-419"/>
         </w:rPr>
       </w:pPr>
-      <w:bookmarkStart w:id="2" w:name="_Toc238126255"/>
+      <w:bookmarkStart w:id="2" w:name="_Toc239489846"/>
       <w:r>
         <w:rPr>
           <w:rFonts w:ascii="Verdana" w:hAnsi="Verdana"/>
@@ -6416,7 +5796,7 @@
           <w:lang w:val="es-419"/>
         </w:rPr>
       </w:pPr>
-      <w:bookmarkStart w:id="3" w:name="_Toc238126290"/>
+      <w:bookmarkStart w:id="3" w:name="_Toc239489868"/>
       <w:r>
         <w:rPr>
           <w:rFonts w:ascii="Verdana" w:hAnsi="Verdana"/>
@@ -7791,7 +7171,7 @@
           <w:lang w:val="es-419"/>
         </w:rPr>
       </w:pPr>
-      <w:bookmarkStart w:id="4" w:name="_Toc238126256"/>
+      <w:bookmarkStart w:id="4" w:name="_Toc239489847"/>
       <w:r>
         <w:rPr>
           <w:rFonts w:ascii="Verdana" w:hAnsi="Verdana"/>
@@ -7876,7 +7256,7 @@
           <w:lang w:val="es-419"/>
         </w:rPr>
       </w:pPr>
-      <w:bookmarkStart w:id="5" w:name="_Toc238126257"/>
+      <w:bookmarkStart w:id="5" w:name="_Toc239489848"/>
       <w:r>
         <w:rPr>
           <w:rFonts w:ascii="Verdana" w:hAnsi="Verdana"/>
@@ -7924,7 +7304,7 @@
           <w:lang w:val="es-419"/>
         </w:rPr>
       </w:pPr>
-      <w:bookmarkStart w:id="6" w:name="_Toc238126258"/>
+      <w:bookmarkStart w:id="6" w:name="_Toc239489849"/>
       <w:r>
         <w:rPr>
           <w:rFonts w:ascii="Verdana" w:hAnsi="Verdana"/>
@@ -8108,7 +7488,7 @@
           <w:lang w:val="es-419"/>
         </w:rPr>
       </w:pPr>
-      <w:bookmarkStart w:id="7" w:name="_Toc238126259"/>
+      <w:bookmarkStart w:id="7" w:name="_Toc239489850"/>
       <w:r>
         <w:rPr>
           <w:rFonts w:ascii="Verdana" w:hAnsi="Verdana"/>
@@ -8138,7 +7518,7 @@
           <w:lang w:val="es-419"/>
         </w:rPr>
       </w:pPr>
-      <w:bookmarkStart w:id="8" w:name="_Toc238126260"/>
+      <w:bookmarkStart w:id="8" w:name="_Toc239489851"/>
       <w:r>
         <w:rPr>
           <w:rFonts w:ascii="Verdana" w:hAnsi="Verdana"/>
@@ -8166,143 +7546,732 @@
           <w:rFonts w:ascii="Verdana" w:hAnsi="Verdana"/>
           <w:lang w:val="es-419"/>
         </w:rPr>
-        <w:t>El proyecto comprende el análisis, diseño, desarrollo, integración, prueba y documentación de una aplicación web responsiva para gestionar:</w:t>
+        <w:t>El proyecto comprende el análisis, diseño, desarrollo, integración, prueba y documentación de una aplicación web responsiv</w:t>
+      </w:r>
+      <w:r>
+        <w:rPr>
+          <w:rFonts w:ascii="Verdana" w:hAnsi="Verdana"/>
+          <w:lang w:val="es-419"/>
+        </w:rPr>
+        <w:t>a</w:t>
+      </w:r>
+      <w:r>
+        <w:rPr>
+          <w:rFonts w:ascii="Verdana" w:hAnsi="Verdana"/>
+          <w:lang w:val="es-419"/>
+        </w:rPr>
+        <w:t>:</w:t>
       </w:r>
     </w:p>
     <w:p>
       <w:pPr>
+        <w:pStyle w:val="Prrafodelista"/>
         <w:numPr>
           <w:ilvl w:val="0"/>
-          <w:numId w:val="14"/>
+          <w:numId w:val="36"/>
         </w:numPr>
-        <w:spacing w:after="0" w:line="23" w:lineRule="atLeast"/>
-        <w:ind w:left="714" w:hanging="357"/>
+        <w:spacing w:line="23" w:lineRule="atLeast"/>
         <w:jc w:val="both"/>
         <w:rPr>
           <w:rFonts w:ascii="Verdana" w:hAnsi="Verdana"/>
-          <w:lang w:val="es-419"/>
+          <w:lang w:val="es-EC"/>
         </w:rPr>
       </w:pPr>
       <w:r>
         <w:rPr>
           <w:rFonts w:ascii="Verdana" w:hAnsi="Verdana"/>
-          <w:lang w:val="es-419"/>
-        </w:rPr>
-        <w:t xml:space="preserve">Participantes y perfiles. </w:t>
+          <w:lang w:val="es-EC"/>
+        </w:rPr>
+        <w:t xml:space="preserve">Desarrollar una plataforma web comunitaria para conectar a adultos mayores que necesitan ayuda con familiares, cuidadores, voluntarios e instituciones aliadas. </w:t>
       </w:r>
     </w:p>
     <w:p>
       <w:pPr>
+        <w:pStyle w:val="Prrafodelista"/>
         <w:numPr>
           <w:ilvl w:val="0"/>
-          <w:numId w:val="14"/>
+          <w:numId w:val="36"/>
         </w:numPr>
-        <w:spacing w:after="0" w:line="23" w:lineRule="atLeast"/>
-        <w:ind w:left="714" w:hanging="357"/>
+        <w:spacing w:line="23" w:lineRule="atLeast"/>
         <w:jc w:val="both"/>
         <w:rPr>
           <w:rFonts w:ascii="Verdana" w:hAnsi="Verdana"/>
-          <w:lang w:val="es-419"/>
+          <w:lang w:val="es-EC"/>
         </w:rPr>
       </w:pPr>
       <w:r>
         <w:rPr>
           <w:rFonts w:ascii="Verdana" w:hAnsi="Verdana"/>
-          <w:lang w:val="es-419"/>
-        </w:rPr>
-        <w:t xml:space="preserve">Solicitudes de ayuda. </w:t>
+          <w:lang w:val="es-EC"/>
+        </w:rPr>
+        <w:t xml:space="preserve">Proporcionar un portal público con información sobre el propósito, funcionamiento, beneficios, tipos de usuarios, métricas, aliados y canales de contacto. </w:t>
       </w:r>
     </w:p>
     <w:p>
       <w:pPr>
+        <w:pStyle w:val="Prrafodelista"/>
         <w:numPr>
           <w:ilvl w:val="0"/>
-          <w:numId w:val="14"/>
+          <w:numId w:val="36"/>
         </w:numPr>
-        <w:spacing w:after="0" w:line="23" w:lineRule="atLeast"/>
-        <w:ind w:left="714" w:hanging="357"/>
+        <w:spacing w:line="23" w:lineRule="atLeast"/>
         <w:jc w:val="both"/>
         <w:rPr>
           <w:rFonts w:ascii="Verdana" w:hAnsi="Verdana"/>
-          <w:lang w:val="es-419"/>
+          <w:lang w:val="es-EC"/>
         </w:rPr>
       </w:pPr>
       <w:r>
         <w:rPr>
           <w:rFonts w:ascii="Verdana" w:hAnsi="Verdana"/>
-          <w:lang w:val="es-419"/>
-        </w:rPr>
-        <w:t xml:space="preserve">Postulación y asignación de voluntarios. </w:t>
+          <w:lang w:val="es-EC"/>
+        </w:rPr>
+        <w:t xml:space="preserve">Permitir el registro, inicio de sesión y recuperación de contraseña de los participantes. </w:t>
       </w:r>
     </w:p>
     <w:p>
       <w:pPr>
+        <w:pStyle w:val="Prrafodelista"/>
         <w:numPr>
           <w:ilvl w:val="0"/>
-          <w:numId w:val="14"/>
+          <w:numId w:val="36"/>
         </w:numPr>
-        <w:spacing w:after="0" w:line="23" w:lineRule="atLeast"/>
-        <w:ind w:left="714" w:hanging="357"/>
+        <w:spacing w:line="23" w:lineRule="atLeast"/>
         <w:jc w:val="both"/>
         <w:rPr>
           <w:rFonts w:ascii="Verdana" w:hAnsi="Verdana"/>
-          <w:lang w:val="es-419"/>
+          <w:lang w:val="es-EC"/>
         </w:rPr>
       </w:pPr>
       <w:r>
         <w:rPr>
           <w:rFonts w:ascii="Verdana" w:hAnsi="Verdana"/>
-          <w:lang w:val="es-419"/>
-        </w:rPr>
-        <w:t xml:space="preserve">Coordinación y seguimiento de jornadas. </w:t>
+          <w:lang w:val="es-EC"/>
+        </w:rPr>
+        <w:lastRenderedPageBreak/>
+        <w:t xml:space="preserve">Administrar perfiles y accesos diferenciados según el rol asignado dentro de la plataforma. </w:t>
       </w:r>
     </w:p>
     <w:p>
       <w:pPr>
+        <w:pStyle w:val="Prrafodelista"/>
         <w:numPr>
           <w:ilvl w:val="0"/>
-          <w:numId w:val="14"/>
+          <w:numId w:val="36"/>
         </w:numPr>
-        <w:spacing w:after="0" w:line="23" w:lineRule="atLeast"/>
-        <w:ind w:left="714" w:hanging="357"/>
+        <w:spacing w:line="23" w:lineRule="atLeast"/>
         <w:jc w:val="both"/>
         <w:rPr>
           <w:rFonts w:ascii="Verdana" w:hAnsi="Verdana"/>
-          <w:lang w:val="es-419"/>
+          <w:lang w:val="es-EC"/>
         </w:rPr>
       </w:pPr>
       <w:r>
         <w:rPr>
           <w:rFonts w:ascii="Verdana" w:hAnsi="Verdana"/>
-          <w:lang w:val="es-419"/>
-        </w:rPr>
-        <w:t xml:space="preserve">Evaluaciones e incidencias. </w:t>
+          <w:lang w:val="es-EC"/>
+        </w:rPr>
+        <w:t xml:space="preserve">Registrar solicitudes de asistencia indicando el tipo de necesidad, prioridad, ubicación aproximada y disponibilidad. </w:t>
       </w:r>
     </w:p>
     <w:p>
       <w:pPr>
+        <w:pStyle w:val="Prrafodelista"/>
         <w:numPr>
           <w:ilvl w:val="0"/>
-          <w:numId w:val="14"/>
+          <w:numId w:val="36"/>
         </w:numPr>
-        <w:spacing w:after="0" w:line="23" w:lineRule="atLeast"/>
-        <w:ind w:left="714" w:hanging="357"/>
+        <w:spacing w:line="23" w:lineRule="atLeast"/>
         <w:jc w:val="both"/>
         <w:rPr>
           <w:rFonts w:ascii="Verdana" w:hAnsi="Verdana"/>
-          <w:lang w:val="es-419"/>
+          <w:lang w:val="es-EC"/>
         </w:rPr>
       </w:pPr>
       <w:r>
         <w:rPr>
           <w:rFonts w:ascii="Verdana" w:hAnsi="Verdana"/>
-          <w:lang w:val="es-419"/>
-        </w:rPr>
-        <w:t xml:space="preserve">Administración, notificaciones y auditoría. </w:t>
+          <w:lang w:val="es-EC"/>
+        </w:rPr>
+        <w:t xml:space="preserve">Permitir que los voluntarios consulten solicitudes cercanas y se postulen de acuerdo con su disponibilidad. </w:t>
       </w:r>
     </w:p>
     <w:p>
       <w:pPr>
+        <w:pStyle w:val="Prrafodelista"/>
+        <w:numPr>
+          <w:ilvl w:val="0"/>
+          <w:numId w:val="36"/>
+        </w:numPr>
+        <w:spacing w:line="23" w:lineRule="atLeast"/>
+        <w:jc w:val="both"/>
+        <w:rPr>
+          <w:rFonts w:ascii="Verdana" w:hAnsi="Verdana"/>
+          <w:lang w:val="es-EC"/>
+        </w:rPr>
+      </w:pPr>
+      <w:r>
+        <w:rPr>
+          <w:rFonts w:ascii="Verdana" w:hAnsi="Verdana"/>
+          <w:lang w:val="es-EC"/>
+        </w:rPr>
+        <w:t xml:space="preserve">Facilitar la revisión de solicitudes, validación de postulaciones y asignación de voluntarios. </w:t>
+      </w:r>
+    </w:p>
+    <w:p>
+      <w:pPr>
+        <w:pStyle w:val="Prrafodelista"/>
+        <w:numPr>
+          <w:ilvl w:val="0"/>
+          <w:numId w:val="36"/>
+        </w:numPr>
+        <w:spacing w:line="23" w:lineRule="atLeast"/>
+        <w:jc w:val="both"/>
+        <w:rPr>
+          <w:rFonts w:ascii="Verdana" w:hAnsi="Verdana"/>
+          <w:lang w:val="es-EC"/>
+        </w:rPr>
+      </w:pPr>
+      <w:r>
+        <w:rPr>
+          <w:rFonts w:ascii="Verdana" w:hAnsi="Verdana"/>
+          <w:lang w:val="es-EC"/>
+        </w:rPr>
+        <w:t xml:space="preserve">Apoyar la coordinación de la fecha, hora, lugar y condiciones de cada jornada de atención. </w:t>
+      </w:r>
+    </w:p>
+    <w:p>
+      <w:pPr>
+        <w:pStyle w:val="Prrafodelista"/>
+        <w:numPr>
+          <w:ilvl w:val="0"/>
+          <w:numId w:val="36"/>
+        </w:numPr>
+        <w:spacing w:line="23" w:lineRule="atLeast"/>
+        <w:jc w:val="both"/>
+        <w:rPr>
+          <w:rFonts w:ascii="Verdana" w:hAnsi="Verdana"/>
+          <w:lang w:val="es-EC"/>
+        </w:rPr>
+      </w:pPr>
+      <w:r>
+        <w:rPr>
+          <w:rFonts w:ascii="Verdana" w:hAnsi="Verdana"/>
+          <w:lang w:val="es-EC"/>
+        </w:rPr>
+        <w:t xml:space="preserve">Registrar avances, mensajes, incidencias, reprogramaciones y evidencias relacionadas con la asistencia. </w:t>
+      </w:r>
+    </w:p>
+    <w:p>
+      <w:pPr>
+        <w:pStyle w:val="Prrafodelista"/>
+        <w:numPr>
+          <w:ilvl w:val="0"/>
+          <w:numId w:val="36"/>
+        </w:numPr>
+        <w:spacing w:line="23" w:lineRule="atLeast"/>
+        <w:jc w:val="both"/>
+        <w:rPr>
+          <w:rFonts w:ascii="Verdana" w:hAnsi="Verdana"/>
+          <w:lang w:val="es-EC"/>
+        </w:rPr>
+      </w:pPr>
+      <w:r>
+        <w:rPr>
+          <w:rFonts w:ascii="Verdana" w:hAnsi="Verdana"/>
+          <w:lang w:val="es-EC"/>
+        </w:rPr>
+        <w:t xml:space="preserve">Confirmar la recepción de la ayuda y permitir la evaluación de la atención brindada. </w:t>
+      </w:r>
+    </w:p>
+    <w:p>
+      <w:pPr>
+        <w:pStyle w:val="Prrafodelista"/>
+        <w:numPr>
+          <w:ilvl w:val="0"/>
+          <w:numId w:val="36"/>
+        </w:numPr>
+        <w:spacing w:line="23" w:lineRule="atLeast"/>
+        <w:jc w:val="both"/>
+        <w:rPr>
+          <w:rFonts w:ascii="Verdana" w:hAnsi="Verdana"/>
+          <w:lang w:val="es-EC"/>
+        </w:rPr>
+      </w:pPr>
+      <w:r>
+        <w:rPr>
+          <w:rFonts w:ascii="Verdana" w:hAnsi="Verdana"/>
+          <w:lang w:val="es-EC"/>
+        </w:rPr>
+        <w:t xml:space="preserve">Mantener la trazabilidad de las solicitudes desde su registro hasta su cierre. </w:t>
+      </w:r>
+    </w:p>
+    <w:p>
+      <w:pPr>
+        <w:pStyle w:val="Prrafodelista"/>
+        <w:numPr>
+          <w:ilvl w:val="0"/>
+          <w:numId w:val="36"/>
+        </w:numPr>
+        <w:spacing w:line="23" w:lineRule="atLeast"/>
+        <w:jc w:val="both"/>
+        <w:rPr>
+          <w:rFonts w:ascii="Verdana" w:hAnsi="Verdana"/>
+          <w:lang w:val="es-EC"/>
+        </w:rPr>
+      </w:pPr>
+      <w:r>
+        <w:rPr>
+          <w:rFonts w:ascii="Verdana" w:hAnsi="Verdana"/>
+          <w:lang w:val="es-EC"/>
+        </w:rPr>
+        <w:t xml:space="preserve">Incorporar notificaciones para informar cambios de estado, asignaciones, mensajes y acciones pendientes. </w:t>
+      </w:r>
+    </w:p>
+    <w:p>
+      <w:pPr>
+        <w:pStyle w:val="Prrafodelista"/>
+        <w:numPr>
+          <w:ilvl w:val="0"/>
+          <w:numId w:val="36"/>
+        </w:numPr>
+        <w:spacing w:line="23" w:lineRule="atLeast"/>
+        <w:jc w:val="both"/>
+        <w:rPr>
+          <w:rFonts w:ascii="Verdana" w:hAnsi="Verdana"/>
+          <w:lang w:val="es-EC"/>
+        </w:rPr>
+      </w:pPr>
+      <w:r>
+        <w:rPr>
+          <w:rFonts w:ascii="Verdana" w:hAnsi="Verdana"/>
+          <w:lang w:val="es-EC"/>
+        </w:rPr>
+        <w:t xml:space="preserve">Proporcionar funciones administrativas para gestionar usuarios, roles, permisos, catálogos, instituciones e incidencias. </w:t>
+      </w:r>
+    </w:p>
+    <w:p>
+      <w:pPr>
+        <w:pStyle w:val="Prrafodelista"/>
+        <w:numPr>
+          <w:ilvl w:val="0"/>
+          <w:numId w:val="36"/>
+        </w:numPr>
+        <w:spacing w:line="23" w:lineRule="atLeast"/>
+        <w:jc w:val="both"/>
+        <w:rPr>
+          <w:rFonts w:ascii="Verdana" w:hAnsi="Verdana"/>
+          <w:lang w:val="es-EC"/>
+        </w:rPr>
+      </w:pPr>
+      <w:r>
+        <w:rPr>
+          <w:rFonts w:ascii="Verdana" w:hAnsi="Verdana"/>
+          <w:lang w:val="es-EC"/>
+        </w:rPr>
+        <w:t xml:space="preserve">Generar reportes e indicadores básicos para evaluar la atención y el impacto comunitario. </w:t>
+      </w:r>
+    </w:p>
+    <w:p>
+      <w:pPr>
+        <w:pStyle w:val="Prrafodelista"/>
+        <w:numPr>
+          <w:ilvl w:val="0"/>
+          <w:numId w:val="36"/>
+        </w:numPr>
+        <w:spacing w:line="23" w:lineRule="atLeast"/>
+        <w:jc w:val="both"/>
+        <w:rPr>
+          <w:rFonts w:ascii="Verdana" w:hAnsi="Verdana"/>
+          <w:lang w:val="es-EC"/>
+        </w:rPr>
+      </w:pPr>
+      <w:r>
+        <w:rPr>
+          <w:rFonts w:ascii="Verdana" w:hAnsi="Verdana"/>
+          <w:lang w:val="es-EC"/>
+        </w:rPr>
+        <w:t xml:space="preserve">Aplicar controles de privacidad, seguridad, auditoría y protección de datos personales. </w:t>
+      </w:r>
+    </w:p>
+    <w:p>
+      <w:pPr>
+        <w:pStyle w:val="Prrafodelista"/>
+        <w:numPr>
+          <w:ilvl w:val="0"/>
+          <w:numId w:val="36"/>
+        </w:numPr>
+        <w:spacing w:line="23" w:lineRule="atLeast"/>
+        <w:jc w:val="both"/>
+        <w:rPr>
+          <w:rFonts w:ascii="Verdana" w:hAnsi="Verdana"/>
+          <w:lang w:val="es-419"/>
+        </w:rPr>
+      </w:pPr>
+      <w:r>
+        <w:rPr>
+          <w:rFonts w:ascii="Verdana" w:hAnsi="Verdana"/>
+          <w:lang w:val="es-EC"/>
+        </w:rPr>
+        <w:t>Diseñar una experiencia web adaptable, comprensible y accesible para diferentes dispositivos y capacidades de los usuarios.</w:t>
+      </w:r>
+    </w:p>
+    <w:p>
+      <w:pPr>
+        <w:spacing w:line="23" w:lineRule="atLeast"/>
+        <w:jc w:val="both"/>
+        <w:rPr>
+          <w:rFonts w:ascii="Verdana" w:hAnsi="Verdana"/>
+          <w:b/>
+          <w:bCs/>
+          <w:lang w:val="es-EC"/>
+        </w:rPr>
+      </w:pPr>
+      <w:r>
+        <w:rPr>
+          <w:rFonts w:ascii="Verdana" w:hAnsi="Verdana"/>
+          <w:b/>
+          <w:bCs/>
+          <w:lang w:val="es-EC"/>
+        </w:rPr>
+        <w:t>Acompañamiento al adulto mayor</w:t>
+      </w:r>
+    </w:p>
+    <w:p>
+      <w:pPr>
+        <w:pStyle w:val="Prrafodelista"/>
+        <w:numPr>
+          <w:ilvl w:val="0"/>
+          <w:numId w:val="35"/>
+        </w:numPr>
+        <w:spacing w:after="0" w:line="23" w:lineRule="atLeast"/>
+        <w:ind w:left="357" w:hanging="357"/>
+        <w:jc w:val="both"/>
+        <w:rPr>
+          <w:rFonts w:ascii="Verdana" w:hAnsi="Verdana"/>
+          <w:lang w:val="es-EC"/>
+        </w:rPr>
+      </w:pPr>
+      <w:r>
+        <w:rPr>
+          <w:rFonts w:ascii="Verdana" w:hAnsi="Verdana"/>
+          <w:lang w:val="es-EC"/>
+        </w:rPr>
+        <w:t xml:space="preserve">Permitir que el adulto mayor utilice directamente la plataforma cuando cuente con las capacidades y los recursos tecnológicos necesarios. </w:t>
+      </w:r>
+    </w:p>
+    <w:p>
+      <w:pPr>
+        <w:pStyle w:val="Prrafodelista"/>
+        <w:numPr>
+          <w:ilvl w:val="0"/>
+          <w:numId w:val="35"/>
+        </w:numPr>
+        <w:spacing w:after="0" w:line="23" w:lineRule="atLeast"/>
+        <w:ind w:left="357" w:hanging="357"/>
+        <w:jc w:val="both"/>
+        <w:rPr>
+          <w:rFonts w:ascii="Verdana" w:hAnsi="Verdana"/>
+          <w:lang w:val="es-EC"/>
+        </w:rPr>
+      </w:pPr>
+      <w:r>
+        <w:rPr>
+          <w:rFonts w:ascii="Verdana" w:hAnsi="Verdana"/>
+          <w:lang w:val="es-EC"/>
+        </w:rPr>
+        <w:t xml:space="preserve">Reconocer que algunos adultos mayores pueden presentar discapacidades visuales, auditivas, cognitivas o motrices, además de restricciones de conectividad o alfabetización digital. </w:t>
+      </w:r>
+    </w:p>
+    <w:p>
+      <w:pPr>
+        <w:pStyle w:val="Prrafodelista"/>
+        <w:numPr>
+          <w:ilvl w:val="0"/>
+          <w:numId w:val="35"/>
+        </w:numPr>
+        <w:spacing w:after="0" w:line="23" w:lineRule="atLeast"/>
+        <w:ind w:left="357" w:hanging="357"/>
+        <w:jc w:val="both"/>
+        <w:rPr>
+          <w:rFonts w:ascii="Verdana" w:hAnsi="Verdana"/>
+          <w:lang w:val="es-EC"/>
+        </w:rPr>
+      </w:pPr>
+      <w:r>
+        <w:rPr>
+          <w:rFonts w:ascii="Verdana" w:hAnsi="Verdana"/>
+          <w:lang w:val="es-EC"/>
+        </w:rPr>
+        <w:t xml:space="preserve">Permitir que un familiar, cuidador o tutor autorizado cree y gestione solicitudes en representación del adulto mayor. </w:t>
+      </w:r>
+    </w:p>
+    <w:p>
+      <w:pPr>
+        <w:pStyle w:val="Prrafodelista"/>
+        <w:numPr>
+          <w:ilvl w:val="0"/>
+          <w:numId w:val="35"/>
+        </w:numPr>
+        <w:spacing w:after="0" w:line="23" w:lineRule="atLeast"/>
+        <w:ind w:left="357" w:hanging="357"/>
+        <w:jc w:val="both"/>
+        <w:rPr>
+          <w:rFonts w:ascii="Verdana" w:hAnsi="Verdana"/>
+          <w:lang w:val="es-EC"/>
+        </w:rPr>
+      </w:pPr>
+      <w:r>
+        <w:rPr>
+          <w:rFonts w:ascii="Verdana" w:hAnsi="Verdana"/>
+          <w:lang w:val="es-EC"/>
+        </w:rPr>
+        <w:t xml:space="preserve">Registrar la relación existente entre el beneficiario y la persona responsable de brindarle acompañamiento. </w:t>
+      </w:r>
+    </w:p>
+    <w:p>
+      <w:pPr>
+        <w:pStyle w:val="Prrafodelista"/>
+        <w:numPr>
+          <w:ilvl w:val="0"/>
+          <w:numId w:val="35"/>
+        </w:numPr>
+        <w:spacing w:after="0" w:line="23" w:lineRule="atLeast"/>
+        <w:ind w:left="357" w:hanging="357"/>
+        <w:jc w:val="both"/>
+        <w:rPr>
+          <w:rFonts w:ascii="Verdana" w:hAnsi="Verdana"/>
+          <w:lang w:val="es-EC"/>
+        </w:rPr>
+      </w:pPr>
+      <w:r>
+        <w:rPr>
+          <w:rFonts w:ascii="Verdana" w:hAnsi="Verdana"/>
+          <w:lang w:val="es-EC"/>
+        </w:rPr>
+        <w:t xml:space="preserve">Mantener claramente diferenciados los datos del adulto mayor beneficiario y los de su acompañante. </w:t>
+      </w:r>
+    </w:p>
+    <w:p>
+      <w:pPr>
+        <w:pStyle w:val="Prrafodelista"/>
+        <w:numPr>
+          <w:ilvl w:val="0"/>
+          <w:numId w:val="35"/>
+        </w:numPr>
+        <w:spacing w:after="0" w:line="23" w:lineRule="atLeast"/>
+        <w:ind w:left="357" w:hanging="357"/>
+        <w:jc w:val="both"/>
+        <w:rPr>
+          <w:rFonts w:ascii="Verdana" w:hAnsi="Verdana"/>
+          <w:lang w:val="es-EC"/>
+        </w:rPr>
+      </w:pPr>
+      <w:r>
+        <w:rPr>
+          <w:rFonts w:ascii="Verdana" w:hAnsi="Verdana"/>
+          <w:lang w:val="es-EC"/>
+        </w:rPr>
+        <w:t xml:space="preserve">Permitir que el familiar o tutor consulte las solicitudes, reciba notificaciones y dé seguimiento a la atención. </w:t>
+      </w:r>
+    </w:p>
+    <w:p>
+      <w:pPr>
+        <w:pStyle w:val="Prrafodelista"/>
+        <w:numPr>
+          <w:ilvl w:val="0"/>
+          <w:numId w:val="35"/>
+        </w:numPr>
+        <w:spacing w:after="0" w:line="23" w:lineRule="atLeast"/>
+        <w:ind w:left="357" w:hanging="357"/>
+        <w:jc w:val="both"/>
+        <w:rPr>
+          <w:rFonts w:ascii="Verdana" w:hAnsi="Verdana"/>
+          <w:lang w:val="es-EC"/>
+        </w:rPr>
+      </w:pPr>
+      <w:r>
+        <w:rPr>
+          <w:rFonts w:ascii="Verdana" w:hAnsi="Verdana"/>
+          <w:lang w:val="es-EC"/>
+        </w:rPr>
+        <w:t xml:space="preserve">Facilitar que el acompañante confirme la recepción de la ayuda y registre la evaluación del servicio cuando corresponda. </w:t>
+      </w:r>
+    </w:p>
+    <w:p>
+      <w:pPr>
+        <w:pStyle w:val="Prrafodelista"/>
+        <w:numPr>
+          <w:ilvl w:val="0"/>
+          <w:numId w:val="35"/>
+        </w:numPr>
+        <w:spacing w:after="0" w:line="23" w:lineRule="atLeast"/>
+        <w:ind w:left="357" w:hanging="357"/>
+        <w:jc w:val="both"/>
+        <w:rPr>
+          <w:rFonts w:ascii="Verdana" w:hAnsi="Verdana"/>
+          <w:lang w:val="es-EC"/>
+        </w:rPr>
+      </w:pPr>
+      <w:r>
+        <w:rPr>
+          <w:rFonts w:ascii="Verdana" w:hAnsi="Verdana"/>
+          <w:lang w:val="es-EC"/>
+        </w:rPr>
+        <w:t xml:space="preserve">Aplicar permisos para que el familiar o tutor acceda únicamente a la información de los adultos mayores bajo su responsabilidad. </w:t>
+      </w:r>
+    </w:p>
+    <w:p>
+      <w:pPr>
+        <w:pStyle w:val="Prrafodelista"/>
+        <w:numPr>
+          <w:ilvl w:val="0"/>
+          <w:numId w:val="35"/>
+        </w:numPr>
+        <w:spacing w:after="0" w:line="23" w:lineRule="atLeast"/>
+        <w:ind w:left="357" w:hanging="357"/>
+        <w:jc w:val="both"/>
+        <w:rPr>
+          <w:rFonts w:ascii="Verdana" w:hAnsi="Verdana"/>
+          <w:lang w:val="es-EC"/>
+        </w:rPr>
+      </w:pPr>
+      <w:r>
+        <w:rPr>
+          <w:rFonts w:ascii="Verdana" w:hAnsi="Verdana"/>
+          <w:lang w:val="es-EC"/>
+        </w:rPr>
+        <w:t xml:space="preserve">Registrar las acciones realizadas en representación del adulto mayor para conservar la trazabilidad. </w:t>
+      </w:r>
+    </w:p>
+    <w:p>
+      <w:pPr>
+        <w:pStyle w:val="Prrafodelista"/>
+        <w:numPr>
+          <w:ilvl w:val="0"/>
+          <w:numId w:val="35"/>
+        </w:numPr>
+        <w:spacing w:after="0" w:line="23" w:lineRule="atLeast"/>
+        <w:ind w:left="357" w:hanging="357"/>
+        <w:jc w:val="both"/>
+        <w:rPr>
+          <w:rFonts w:ascii="Verdana" w:hAnsi="Verdana"/>
+          <w:lang w:val="es-EC"/>
+        </w:rPr>
+      </w:pPr>
+      <w:r>
+        <w:rPr>
+          <w:rFonts w:ascii="Verdana" w:hAnsi="Verdana"/>
+          <w:lang w:val="es-EC"/>
+        </w:rPr>
+        <w:lastRenderedPageBreak/>
+        <w:t xml:space="preserve">Proporcionar lenguaje sencillo, textos legibles, navegación guiada, instrucciones claras y controles fáciles de identificar. </w:t>
+      </w:r>
+    </w:p>
+    <w:p>
+      <w:pPr>
+        <w:pStyle w:val="Prrafodelista"/>
+        <w:numPr>
+          <w:ilvl w:val="0"/>
+          <w:numId w:val="35"/>
+        </w:numPr>
+        <w:spacing w:after="0" w:line="23" w:lineRule="atLeast"/>
+        <w:ind w:left="357" w:hanging="357"/>
+        <w:jc w:val="both"/>
+        <w:rPr>
+          <w:rFonts w:ascii="Verdana" w:hAnsi="Verdana"/>
+          <w:lang w:val="es-EC"/>
+        </w:rPr>
+      </w:pPr>
+      <w:r>
+        <w:rPr>
+          <w:rFonts w:ascii="Verdana" w:hAnsi="Verdana"/>
+          <w:lang w:val="es-EC"/>
+        </w:rPr>
+        <w:t xml:space="preserve">Priorizar la autonomía del adulto mayor, permitiéndole participar en las decisiones siempre que sus condiciones lo permitan. </w:t>
+      </w:r>
+    </w:p>
+    <w:p>
+      <w:pPr>
+        <w:pStyle w:val="Prrafodelista"/>
+        <w:numPr>
+          <w:ilvl w:val="0"/>
+          <w:numId w:val="35"/>
+        </w:numPr>
+        <w:spacing w:after="0" w:line="23" w:lineRule="atLeast"/>
+        <w:ind w:left="357" w:hanging="357"/>
+        <w:jc w:val="both"/>
+        <w:rPr>
+          <w:rFonts w:ascii="Verdana" w:hAnsi="Verdana"/>
+          <w:lang w:val="es-EC"/>
+        </w:rPr>
+      </w:pPr>
+      <w:r>
+        <w:rPr>
+          <w:rFonts w:ascii="Verdana" w:hAnsi="Verdana"/>
+          <w:lang w:val="es-EC"/>
+        </w:rPr>
+        <w:t xml:space="preserve">Proteger su privacidad, dignidad y consentimiento durante el registro, coordinación y prestación de la asistencia. </w:t>
+      </w:r>
+    </w:p>
+    <w:p>
+      <w:pPr>
+        <w:pStyle w:val="Prrafodelista"/>
+        <w:numPr>
+          <w:ilvl w:val="0"/>
+          <w:numId w:val="35"/>
+        </w:numPr>
+        <w:spacing w:after="0" w:line="23" w:lineRule="atLeast"/>
+        <w:ind w:left="357" w:hanging="357"/>
+        <w:jc w:val="both"/>
+        <w:rPr>
+          <w:rFonts w:ascii="Verdana" w:hAnsi="Verdana"/>
+          <w:lang w:val="es-EC"/>
+        </w:rPr>
+      </w:pPr>
+      <w:r>
+        <w:rPr>
+          <w:rFonts w:ascii="Verdana" w:hAnsi="Verdana"/>
+          <w:lang w:val="es-EC"/>
+        </w:rPr>
+        <w:t xml:space="preserve">Contemplar mecanismos de apoyo alternativos cuando el adulto mayor no pueda completar una gestión digital sin acompañamiento. </w:t>
+      </w:r>
+    </w:p>
+    <w:p>
+      <w:pPr>
+        <w:pStyle w:val="Prrafodelista"/>
+        <w:numPr>
+          <w:ilvl w:val="0"/>
+          <w:numId w:val="35"/>
+        </w:numPr>
+        <w:spacing w:after="0" w:line="23" w:lineRule="atLeast"/>
+        <w:ind w:left="357" w:hanging="357"/>
+        <w:jc w:val="both"/>
+        <w:rPr>
+          <w:rFonts w:ascii="Verdana" w:hAnsi="Verdana"/>
+          <w:lang w:val="es-EC"/>
+        </w:rPr>
+      </w:pPr>
+      <w:r>
+        <w:rPr>
+          <w:rFonts w:ascii="Verdana" w:hAnsi="Verdana"/>
+          <w:lang w:val="es-EC"/>
+        </w:rPr>
+        <w:t>Incorporar progresivamente nuevas medidas de accesibilidad de acuerdo con las necesidades detectadas durante las pruebas con usuarios.</w:t>
+      </w:r>
+    </w:p>
+    <w:p>
+      <w:pPr>
+        <w:spacing w:line="23" w:lineRule="atLeast"/>
+        <w:jc w:val="both"/>
+        <w:rPr>
+          <w:rFonts w:ascii="Verdana" w:hAnsi="Verdana"/>
+          <w:lang w:val="es-EC"/>
+        </w:rPr>
+      </w:pPr>
+    </w:p>
+    <w:p>
+      <w:pPr>
         <w:spacing w:line="23" w:lineRule="atLeast"/>
         <w:ind w:firstLine="357"/>
         <w:jc w:val="both"/>
@@ -8316,7 +8285,6 @@
           <w:rFonts w:ascii="Verdana" w:hAnsi="Verdana"/>
           <w:lang w:val="es-419"/>
         </w:rPr>
-        <w:lastRenderedPageBreak/>
         <w:t>La definición detallada de las funcionalidades, reglas de negocio, requisitos y criterios técnicos se encuentra en el Documento de Visión y en la Especificación de Requisitos de Software.</w:t>
       </w:r>
     </w:p>
@@ -8337,7 +8305,7 @@
           <w:lang w:val="es-419"/>
         </w:rPr>
       </w:pPr>
-      <w:bookmarkStart w:id="9" w:name="_Toc238126261"/>
+      <w:bookmarkStart w:id="9" w:name="_Toc239489852"/>
       <w:r>
         <w:rPr>
           <w:rFonts w:ascii="Verdana" w:hAnsi="Verdana"/>
@@ -8538,7 +8506,7 @@
           <w:lang w:val="es-419"/>
         </w:rPr>
       </w:pPr>
-      <w:bookmarkStart w:id="10" w:name="_Toc238126262"/>
+      <w:bookmarkStart w:id="10" w:name="_Toc239489853"/>
       <w:r>
         <w:rPr>
           <w:rFonts w:ascii="Verdana" w:hAnsi="Verdana"/>
@@ -8555,18 +8523,14 @@
       <w:tblPr>
         <w:tblStyle w:val="Tablaconcuadrcula"/>
         <w:tblW w:w="0" w:type="auto"/>
-        <w:jc w:val="center"/>
         <w:tblLook w:val="04A0" w:firstRow="1" w:lastRow="0" w:firstColumn="1" w:lastColumn="0" w:noHBand="0" w:noVBand="1"/>
       </w:tblPr>
       <w:tblGrid>
-        <w:gridCol w:w="1061"/>
-        <w:gridCol w:w="4661"/>
-        <w:gridCol w:w="3854"/>
+        <w:gridCol w:w="614"/>
+        <w:gridCol w:w="2603"/>
+        <w:gridCol w:w="6359"/>
       </w:tblGrid>
       <w:tr>
-        <w:trPr>
-          <w:jc w:val="center"/>
-        </w:trPr>
         <w:tc>
           <w:tcPr>
             <w:tcW w:w="0" w:type="auto"/>
@@ -8575,14 +8539,14 @@
           </w:tcPr>
           <w:p>
             <w:pPr>
-              <w:spacing w:line="23" w:lineRule="atLeast"/>
+              <w:spacing w:line="276" w:lineRule="auto"/>
               <w:jc w:val="center"/>
               <w:rPr>
                 <w:rFonts w:ascii="Verdana" w:hAnsi="Verdana"/>
                 <w:b/>
                 <w:bCs/>
                 <w:color w:val="FFFFFF" w:themeColor="background1"/>
-                <w:lang w:val="es-419"/>
+                <w:lang w:val="es-EC"/>
               </w:rPr>
             </w:pPr>
             <w:r>
@@ -8591,9 +8555,9 @@
                 <w:b/>
                 <w:bCs/>
                 <w:color w:val="FFFFFF" w:themeColor="background1"/>
-                <w:lang w:val="es-419"/>
-              </w:rPr>
-              <w:t>Código</w:t>
+                <w:lang w:val="es-EC"/>
+              </w:rPr>
+              <w:t>N.º</w:t>
             </w:r>
           </w:p>
         </w:tc>
@@ -8605,14 +8569,14 @@
           </w:tcPr>
           <w:p>
             <w:pPr>
-              <w:spacing w:line="23" w:lineRule="atLeast"/>
+              <w:spacing w:line="276" w:lineRule="auto"/>
               <w:jc w:val="center"/>
               <w:rPr>
                 <w:rFonts w:ascii="Verdana" w:hAnsi="Verdana"/>
                 <w:b/>
                 <w:bCs/>
                 <w:color w:val="FFFFFF" w:themeColor="background1"/>
-                <w:lang w:val="es-419"/>
+                <w:lang w:val="es-EC"/>
               </w:rPr>
             </w:pPr>
             <w:r>
@@ -8621,7 +8585,7 @@
                 <w:b/>
                 <w:bCs/>
                 <w:color w:val="FFFFFF" w:themeColor="background1"/>
-                <w:lang w:val="es-419"/>
+                <w:lang w:val="es-EC"/>
               </w:rPr>
               <w:t>Entregable</w:t>
             </w:r>
@@ -8635,14 +8599,14 @@
           </w:tcPr>
           <w:p>
             <w:pPr>
-              <w:spacing w:line="23" w:lineRule="atLeast"/>
+              <w:spacing w:line="276" w:lineRule="auto"/>
               <w:jc w:val="center"/>
               <w:rPr>
                 <w:rFonts w:ascii="Verdana" w:hAnsi="Verdana"/>
                 <w:b/>
                 <w:bCs/>
                 <w:color w:val="FFFFFF" w:themeColor="background1"/>
-                <w:lang w:val="es-419"/>
+                <w:lang w:val="es-EC"/>
               </w:rPr>
             </w:pPr>
             <w:r>
@@ -8651,17 +8615,14 @@
                 <w:b/>
                 <w:bCs/>
                 <w:color w:val="FFFFFF" w:themeColor="background1"/>
-                <w:lang w:val="es-419"/>
-              </w:rPr>
-              <w:t>Responsable principal</w:t>
+                <w:lang w:val="es-EC"/>
+              </w:rPr>
+              <w:t>Contenido esperado</w:t>
             </w:r>
           </w:p>
         </w:tc>
       </w:tr>
       <w:tr>
-        <w:trPr>
-          <w:jc w:val="center"/>
-        </w:trPr>
         <w:tc>
           <w:tcPr>
             <w:tcW w:w="0" w:type="auto"/>
@@ -8669,19 +8630,18 @@
           </w:tcPr>
           <w:p>
             <w:pPr>
-              <w:spacing w:line="23" w:lineRule="atLeast"/>
-              <w:jc w:val="both"/>
-              <w:rPr>
-                <w:rFonts w:ascii="Verdana" w:hAnsi="Verdana"/>
-                <w:lang w:val="es-419"/>
-              </w:rPr>
-            </w:pPr>
-            <w:r>
-              <w:rPr>
-                <w:rFonts w:ascii="Verdana" w:hAnsi="Verdana"/>
-                <w:lang w:val="es-419"/>
-              </w:rPr>
-              <w:t>ENT-01</w:t>
+              <w:spacing w:line="276" w:lineRule="auto"/>
+              <w:rPr>
+                <w:rFonts w:ascii="Verdana" w:hAnsi="Verdana"/>
+                <w:lang w:val="es-EC"/>
+              </w:rPr>
+            </w:pPr>
+            <w:r>
+              <w:rPr>
+                <w:rFonts w:ascii="Verdana" w:hAnsi="Verdana"/>
+                <w:lang w:val="es-EC"/>
+              </w:rPr>
+              <w:t>1</w:t>
             </w:r>
           </w:p>
         </w:tc>
@@ -8692,19 +8652,18 @@
           </w:tcPr>
           <w:p>
             <w:pPr>
-              <w:spacing w:line="23" w:lineRule="atLeast"/>
-              <w:jc w:val="both"/>
-              <w:rPr>
-                <w:rFonts w:ascii="Verdana" w:hAnsi="Verdana"/>
-                <w:lang w:val="es-419"/>
-              </w:rPr>
-            </w:pPr>
-            <w:r>
-              <w:rPr>
-                <w:rFonts w:ascii="Verdana" w:hAnsi="Verdana"/>
-                <w:lang w:val="es-419"/>
-              </w:rPr>
-              <w:t>Acta de Constitución</w:t>
+              <w:spacing w:line="276" w:lineRule="auto"/>
+              <w:rPr>
+                <w:rFonts w:ascii="Verdana" w:hAnsi="Verdana"/>
+                <w:lang w:val="es-EC"/>
+              </w:rPr>
+            </w:pPr>
+            <w:r>
+              <w:rPr>
+                <w:rFonts w:ascii="Verdana" w:hAnsi="Verdana"/>
+                <w:lang w:val="es-EC"/>
+              </w:rPr>
+              <w:t>Documento PDF de entrega</w:t>
             </w:r>
           </w:p>
         </w:tc>
@@ -8715,27 +8674,23 @@
           </w:tcPr>
           <w:p>
             <w:pPr>
-              <w:spacing w:line="23" w:lineRule="atLeast"/>
-              <w:jc w:val="both"/>
-              <w:rPr>
-                <w:rFonts w:ascii="Verdana" w:hAnsi="Verdana"/>
-                <w:lang w:val="es-419"/>
-              </w:rPr>
-            </w:pPr>
-            <w:r>
-              <w:rPr>
-                <w:rFonts w:ascii="Verdana" w:hAnsi="Verdana"/>
-                <w:lang w:val="es-419"/>
-              </w:rPr>
-              <w:t>Scrum Master</w:t>
+              <w:spacing w:line="276" w:lineRule="auto"/>
+              <w:rPr>
+                <w:rFonts w:ascii="Verdana" w:hAnsi="Verdana"/>
+                <w:lang w:val="es-EC"/>
+              </w:rPr>
+            </w:pPr>
+            <w:r>
+              <w:rPr>
+                <w:rFonts w:ascii="Verdana" w:hAnsi="Verdana"/>
+                <w:lang w:val="es-EC"/>
+              </w:rPr>
+              <w:t>Nombres de los integrantes, identificación del proyecto y relación de documentos entregados.</w:t>
             </w:r>
           </w:p>
         </w:tc>
       </w:tr>
       <w:tr>
-        <w:trPr>
-          <w:jc w:val="center"/>
-        </w:trPr>
         <w:tc>
           <w:tcPr>
             <w:tcW w:w="0" w:type="auto"/>
@@ -8743,19 +8698,18 @@
           </w:tcPr>
           <w:p>
             <w:pPr>
-              <w:spacing w:line="23" w:lineRule="atLeast"/>
-              <w:jc w:val="both"/>
-              <w:rPr>
-                <w:rFonts w:ascii="Verdana" w:hAnsi="Verdana"/>
-                <w:lang w:val="es-419"/>
-              </w:rPr>
-            </w:pPr>
-            <w:r>
-              <w:rPr>
-                <w:rFonts w:ascii="Verdana" w:hAnsi="Verdana"/>
-                <w:lang w:val="es-419"/>
-              </w:rPr>
-              <w:t>ENT-02</w:t>
+              <w:spacing w:line="276" w:lineRule="auto"/>
+              <w:rPr>
+                <w:rFonts w:ascii="Verdana" w:hAnsi="Verdana"/>
+                <w:lang w:val="es-EC"/>
+              </w:rPr>
+            </w:pPr>
+            <w:r>
+              <w:rPr>
+                <w:rFonts w:ascii="Verdana" w:hAnsi="Verdana"/>
+                <w:lang w:val="es-EC"/>
+              </w:rPr>
+              <w:t>2</w:t>
             </w:r>
           </w:p>
         </w:tc>
@@ -8766,19 +8720,18 @@
           </w:tcPr>
           <w:p>
             <w:pPr>
-              <w:spacing w:line="23" w:lineRule="atLeast"/>
-              <w:jc w:val="both"/>
-              <w:rPr>
-                <w:rFonts w:ascii="Verdana" w:hAnsi="Verdana"/>
-                <w:lang w:val="es-419"/>
-              </w:rPr>
-            </w:pPr>
-            <w:r>
-              <w:rPr>
-                <w:rFonts w:ascii="Verdana" w:hAnsi="Verdana"/>
-                <w:lang w:val="es-419"/>
-              </w:rPr>
-              <w:t>Documento de Visión</w:t>
+              <w:spacing w:line="276" w:lineRule="auto"/>
+              <w:rPr>
+                <w:rFonts w:ascii="Verdana" w:hAnsi="Verdana"/>
+                <w:lang w:val="es-EC"/>
+              </w:rPr>
+            </w:pPr>
+            <w:r>
+              <w:rPr>
+                <w:rFonts w:ascii="Verdana" w:hAnsi="Verdana"/>
+                <w:lang w:val="es-EC"/>
+              </w:rPr>
+              <w:t>Acta de Constitución</w:t>
             </w:r>
           </w:p>
         </w:tc>
@@ -8789,25 +8742,23 @@
           </w:tcPr>
           <w:p>
             <w:pPr>
-              <w:spacing w:line="23" w:lineRule="atLeast"/>
-              <w:jc w:val="both"/>
-              <w:rPr>
-                <w:rFonts w:ascii="Verdana" w:hAnsi="Verdana"/>
-              </w:rPr>
-            </w:pPr>
-            <w:r>
-              <w:rPr>
-                <w:rFonts w:ascii="Verdana" w:hAnsi="Verdana"/>
-              </w:rPr>
-              <w:t>Product Owner y Scrum Master</w:t>
+              <w:spacing w:line="276" w:lineRule="auto"/>
+              <w:rPr>
+                <w:rFonts w:ascii="Verdana" w:hAnsi="Verdana"/>
+                <w:lang w:val="es-EC"/>
+              </w:rPr>
+            </w:pPr>
+            <w:r>
+              <w:rPr>
+                <w:rFonts w:ascii="Verdana" w:hAnsi="Verdana"/>
+                <w:lang w:val="es-EC"/>
+              </w:rPr>
+              <w:t>Propósito, objetivos, alcance, interesados, equipo, roles, responsabilidades, herramientas y acuerdos.</w:t>
             </w:r>
           </w:p>
         </w:tc>
       </w:tr>
       <w:tr>
-        <w:trPr>
-          <w:jc w:val="center"/>
-        </w:trPr>
         <w:tc>
           <w:tcPr>
             <w:tcW w:w="0" w:type="auto"/>
@@ -8815,19 +8766,18 @@
           </w:tcPr>
           <w:p>
             <w:pPr>
-              <w:spacing w:line="23" w:lineRule="atLeast"/>
-              <w:jc w:val="both"/>
-              <w:rPr>
-                <w:rFonts w:ascii="Verdana" w:hAnsi="Verdana"/>
-                <w:lang w:val="es-419"/>
-              </w:rPr>
-            </w:pPr>
-            <w:r>
-              <w:rPr>
-                <w:rFonts w:ascii="Verdana" w:hAnsi="Verdana"/>
-                <w:lang w:val="es-419"/>
-              </w:rPr>
-              <w:t>ENT-03</w:t>
+              <w:spacing w:line="276" w:lineRule="auto"/>
+              <w:rPr>
+                <w:rFonts w:ascii="Verdana" w:hAnsi="Verdana"/>
+                <w:lang w:val="es-EC"/>
+              </w:rPr>
+            </w:pPr>
+            <w:r>
+              <w:rPr>
+                <w:rFonts w:ascii="Verdana" w:hAnsi="Verdana"/>
+                <w:lang w:val="es-EC"/>
+              </w:rPr>
+              <w:t>3</w:t>
             </w:r>
           </w:p>
         </w:tc>
@@ -8838,19 +8788,18 @@
           </w:tcPr>
           <w:p>
             <w:pPr>
-              <w:spacing w:line="23" w:lineRule="atLeast"/>
-              <w:jc w:val="both"/>
-              <w:rPr>
-                <w:rFonts w:ascii="Verdana" w:hAnsi="Verdana"/>
-                <w:lang w:val="es-419"/>
-              </w:rPr>
-            </w:pPr>
-            <w:r>
-              <w:rPr>
-                <w:rFonts w:ascii="Verdana" w:hAnsi="Verdana"/>
-                <w:lang w:val="es-419"/>
-              </w:rPr>
-              <w:t>Especificación de Requisitos de Software</w:t>
+              <w:spacing w:line="276" w:lineRule="auto"/>
+              <w:rPr>
+                <w:rFonts w:ascii="Verdana" w:hAnsi="Verdana"/>
+                <w:lang w:val="es-EC"/>
+              </w:rPr>
+            </w:pPr>
+            <w:r>
+              <w:rPr>
+                <w:rFonts w:ascii="Verdana" w:hAnsi="Verdana"/>
+                <w:lang w:val="es-EC"/>
+              </w:rPr>
+              <w:t>Documento de Visión</w:t>
             </w:r>
           </w:p>
         </w:tc>
@@ -8861,27 +8810,23 @@
           </w:tcPr>
           <w:p>
             <w:pPr>
-              <w:spacing w:line="23" w:lineRule="atLeast"/>
-              <w:jc w:val="both"/>
-              <w:rPr>
-                <w:rFonts w:ascii="Verdana" w:hAnsi="Verdana"/>
-                <w:lang w:val="es-419"/>
-              </w:rPr>
-            </w:pPr>
-            <w:r>
-              <w:rPr>
-                <w:rFonts w:ascii="Verdana" w:hAnsi="Verdana"/>
-                <w:lang w:val="es-419"/>
-              </w:rPr>
-              <w:t>Product Owner y equipo técnico</w:t>
+              <w:spacing w:line="276" w:lineRule="auto"/>
+              <w:rPr>
+                <w:rFonts w:ascii="Verdana" w:hAnsi="Verdana"/>
+                <w:lang w:val="es-EC"/>
+              </w:rPr>
+            </w:pPr>
+            <w:r>
+              <w:rPr>
+                <w:rFonts w:ascii="Verdana" w:hAnsi="Verdana"/>
+                <w:lang w:val="es-EC"/>
+              </w:rPr>
+              <w:t>Problemática, caso de estudio, necesidad, solución propuesta, interesados, alcance, restricciones, MVP y exclusiones.</w:t>
             </w:r>
           </w:p>
         </w:tc>
       </w:tr>
       <w:tr>
-        <w:trPr>
-          <w:jc w:val="center"/>
-        </w:trPr>
         <w:tc>
           <w:tcPr>
             <w:tcW w:w="0" w:type="auto"/>
@@ -8889,19 +8834,18 @@
           </w:tcPr>
           <w:p>
             <w:pPr>
-              <w:spacing w:line="23" w:lineRule="atLeast"/>
-              <w:jc w:val="both"/>
-              <w:rPr>
-                <w:rFonts w:ascii="Verdana" w:hAnsi="Verdana"/>
-                <w:lang w:val="es-419"/>
-              </w:rPr>
-            </w:pPr>
-            <w:r>
-              <w:rPr>
-                <w:rFonts w:ascii="Verdana" w:hAnsi="Verdana"/>
-                <w:lang w:val="es-419"/>
-              </w:rPr>
-              <w:t>ENT-04</w:t>
+              <w:spacing w:line="276" w:lineRule="auto"/>
+              <w:rPr>
+                <w:rFonts w:ascii="Verdana" w:hAnsi="Verdana"/>
+                <w:lang w:val="es-EC"/>
+              </w:rPr>
+            </w:pPr>
+            <w:r>
+              <w:rPr>
+                <w:rFonts w:ascii="Verdana" w:hAnsi="Verdana"/>
+                <w:lang w:val="es-EC"/>
+              </w:rPr>
+              <w:t>4</w:t>
             </w:r>
           </w:p>
         </w:tc>
@@ -8912,19 +8856,18 @@
           </w:tcPr>
           <w:p>
             <w:pPr>
-              <w:spacing w:line="23" w:lineRule="atLeast"/>
-              <w:jc w:val="both"/>
-              <w:rPr>
-                <w:rFonts w:ascii="Verdana" w:hAnsi="Verdana"/>
-                <w:lang w:val="es-419"/>
-              </w:rPr>
-            </w:pPr>
-            <w:r>
-              <w:rPr>
-                <w:rFonts w:ascii="Verdana" w:hAnsi="Verdana"/>
-                <w:lang w:val="es-419"/>
-              </w:rPr>
-              <w:t>Diseño de Arquitectura de Software</w:t>
+              <w:spacing w:line="276" w:lineRule="auto"/>
+              <w:rPr>
+                <w:rFonts w:ascii="Verdana" w:hAnsi="Verdana"/>
+                <w:lang w:val="es-EC"/>
+              </w:rPr>
+            </w:pPr>
+            <w:r>
+              <w:rPr>
+                <w:rFonts w:ascii="Verdana" w:hAnsi="Verdana"/>
+                <w:lang w:val="es-EC"/>
+              </w:rPr>
+              <w:t>Especificación de Requisitos</w:t>
             </w:r>
           </w:p>
         </w:tc>
@@ -8935,27 +8878,23 @@
           </w:tcPr>
           <w:p>
             <w:pPr>
-              <w:spacing w:line="23" w:lineRule="atLeast"/>
-              <w:jc w:val="both"/>
-              <w:rPr>
-                <w:rFonts w:ascii="Verdana" w:hAnsi="Verdana"/>
-                <w:lang w:val="es-419"/>
-              </w:rPr>
-            </w:pPr>
-            <w:r>
-              <w:rPr>
-                <w:rFonts w:ascii="Verdana" w:hAnsi="Verdana"/>
-                <w:lang w:val="es-419"/>
-              </w:rPr>
-              <w:t>Arquitecto de software</w:t>
+              <w:spacing w:line="276" w:lineRule="auto"/>
+              <w:rPr>
+                <w:rFonts w:ascii="Verdana" w:hAnsi="Verdana"/>
+                <w:lang w:val="es-EC"/>
+              </w:rPr>
+            </w:pPr>
+            <w:r>
+              <w:rPr>
+                <w:rFonts w:ascii="Verdana" w:hAnsi="Verdana"/>
+                <w:lang w:val="es-EC"/>
+              </w:rPr>
+              <w:t>Requisitos funcionales, no funcionales, reglas, actores, restricciones y criterios generales del sistema.</w:t>
             </w:r>
           </w:p>
         </w:tc>
       </w:tr>
       <w:tr>
-        <w:trPr>
-          <w:jc w:val="center"/>
-        </w:trPr>
         <w:tc>
           <w:tcPr>
             <w:tcW w:w="0" w:type="auto"/>
@@ -8963,19 +8902,18 @@
           </w:tcPr>
           <w:p>
             <w:pPr>
-              <w:spacing w:line="23" w:lineRule="atLeast"/>
-              <w:jc w:val="both"/>
-              <w:rPr>
-                <w:rFonts w:ascii="Verdana" w:hAnsi="Verdana"/>
-                <w:lang w:val="es-419"/>
-              </w:rPr>
-            </w:pPr>
-            <w:r>
-              <w:rPr>
-                <w:rFonts w:ascii="Verdana" w:hAnsi="Verdana"/>
-                <w:lang w:val="es-419"/>
-              </w:rPr>
-              <w:t>ENT-05</w:t>
+              <w:spacing w:line="276" w:lineRule="auto"/>
+              <w:rPr>
+                <w:rFonts w:ascii="Verdana" w:hAnsi="Verdana"/>
+                <w:lang w:val="es-EC"/>
+              </w:rPr>
+            </w:pPr>
+            <w:r>
+              <w:rPr>
+                <w:rFonts w:ascii="Verdana" w:hAnsi="Verdana"/>
+                <w:lang w:val="es-EC"/>
+              </w:rPr>
+              <w:t>5</w:t>
             </w:r>
           </w:p>
         </w:tc>
@@ -8986,19 +8924,18 @@
           </w:tcPr>
           <w:p>
             <w:pPr>
-              <w:spacing w:line="23" w:lineRule="atLeast"/>
-              <w:jc w:val="both"/>
-              <w:rPr>
-                <w:rFonts w:ascii="Verdana" w:hAnsi="Verdana"/>
-                <w:lang w:val="es-419"/>
-              </w:rPr>
-            </w:pPr>
-            <w:r>
-              <w:rPr>
-                <w:rFonts w:ascii="Verdana" w:hAnsi="Verdana"/>
-                <w:lang w:val="es-419"/>
-              </w:rPr>
-              <w:t>Diseño Detallado de Software</w:t>
+              <w:spacing w:line="276" w:lineRule="auto"/>
+              <w:rPr>
+                <w:rFonts w:ascii="Verdana" w:hAnsi="Verdana"/>
+                <w:lang w:val="es-EC"/>
+              </w:rPr>
+            </w:pPr>
+            <w:r>
+              <w:rPr>
+                <w:rFonts w:ascii="Verdana" w:hAnsi="Verdana"/>
+                <w:lang w:val="es-EC"/>
+              </w:rPr>
+              <w:t>Historias de usuario</w:t>
             </w:r>
           </w:p>
         </w:tc>
@@ -9009,27 +8946,23 @@
           </w:tcPr>
           <w:p>
             <w:pPr>
-              <w:spacing w:line="23" w:lineRule="atLeast"/>
-              <w:jc w:val="both"/>
-              <w:rPr>
-                <w:rFonts w:ascii="Verdana" w:hAnsi="Verdana"/>
-                <w:lang w:val="es-419"/>
-              </w:rPr>
-            </w:pPr>
-            <w:r>
-              <w:rPr>
-                <w:rFonts w:ascii="Verdana" w:hAnsi="Verdana"/>
-                <w:lang w:val="es-419"/>
-              </w:rPr>
-              <w:t>Arquitecto y equipo de desarrollo</w:t>
+              <w:spacing w:line="276" w:lineRule="auto"/>
+              <w:rPr>
+                <w:rFonts w:ascii="Verdana" w:hAnsi="Verdana"/>
+                <w:lang w:val="es-EC"/>
+              </w:rPr>
+            </w:pPr>
+            <w:r>
+              <w:rPr>
+                <w:rFonts w:ascii="Verdana" w:hAnsi="Verdana"/>
+                <w:lang w:val="es-EC"/>
+              </w:rPr>
+              <w:t>Historias organizadas por épicas, descripción, prioridad, responsable y criterios de aceptación.</w:t>
             </w:r>
           </w:p>
         </w:tc>
       </w:tr>
       <w:tr>
-        <w:trPr>
-          <w:jc w:val="center"/>
-        </w:trPr>
         <w:tc>
           <w:tcPr>
             <w:tcW w:w="0" w:type="auto"/>
@@ -9037,19 +8970,18 @@
           </w:tcPr>
           <w:p>
             <w:pPr>
-              <w:spacing w:line="23" w:lineRule="atLeast"/>
-              <w:jc w:val="both"/>
-              <w:rPr>
-                <w:rFonts w:ascii="Verdana" w:hAnsi="Verdana"/>
-                <w:lang w:val="es-419"/>
-              </w:rPr>
-            </w:pPr>
-            <w:r>
-              <w:rPr>
-                <w:rFonts w:ascii="Verdana" w:hAnsi="Verdana"/>
-                <w:lang w:val="es-419"/>
-              </w:rPr>
-              <w:t>ENT-06</w:t>
+              <w:spacing w:line="276" w:lineRule="auto"/>
+              <w:rPr>
+                <w:rFonts w:ascii="Verdana" w:hAnsi="Verdana"/>
+                <w:lang w:val="es-EC"/>
+              </w:rPr>
+            </w:pPr>
+            <w:r>
+              <w:rPr>
+                <w:rFonts w:ascii="Verdana" w:hAnsi="Verdana"/>
+                <w:lang w:val="es-EC"/>
+              </w:rPr>
+              <w:t>6</w:t>
             </w:r>
           </w:p>
         </w:tc>
@@ -9060,19 +8992,18 @@
           </w:tcPr>
           <w:p>
             <w:pPr>
-              <w:spacing w:line="23" w:lineRule="atLeast"/>
-              <w:jc w:val="both"/>
-              <w:rPr>
-                <w:rFonts w:ascii="Verdana" w:hAnsi="Verdana"/>
-                <w:lang w:val="es-419"/>
-              </w:rPr>
-            </w:pPr>
-            <w:r>
-              <w:rPr>
-                <w:rFonts w:ascii="Verdana" w:hAnsi="Verdana"/>
-                <w:lang w:val="es-419"/>
-              </w:rPr>
-              <w:t>Aplicación web funcional</w:t>
+              <w:spacing w:line="276" w:lineRule="auto"/>
+              <w:rPr>
+                <w:rFonts w:ascii="Verdana" w:hAnsi="Verdana"/>
+                <w:lang w:val="es-EC"/>
+              </w:rPr>
+            </w:pPr>
+            <w:r>
+              <w:rPr>
+                <w:rFonts w:ascii="Verdana" w:hAnsi="Verdana"/>
+                <w:lang w:val="es-EC"/>
+              </w:rPr>
+              <w:t>Product Backlog</w:t>
             </w:r>
           </w:p>
         </w:tc>
@@ -9083,27 +9014,23 @@
           </w:tcPr>
           <w:p>
             <w:pPr>
-              <w:spacing w:line="23" w:lineRule="atLeast"/>
-              <w:jc w:val="both"/>
-              <w:rPr>
-                <w:rFonts w:ascii="Verdana" w:hAnsi="Verdana"/>
-                <w:lang w:val="es-419"/>
-              </w:rPr>
-            </w:pPr>
-            <w:r>
-              <w:rPr>
-                <w:rFonts w:ascii="Verdana" w:hAnsi="Verdana"/>
-                <w:lang w:val="es-419"/>
-              </w:rPr>
-              <w:t>Equipo de desarrollo</w:t>
+              <w:spacing w:line="276" w:lineRule="auto"/>
+              <w:rPr>
+                <w:rFonts w:ascii="Verdana" w:hAnsi="Verdana"/>
+                <w:lang w:val="es-EC"/>
+              </w:rPr>
+            </w:pPr>
+            <w:r>
+              <w:rPr>
+                <w:rFonts w:ascii="Verdana" w:hAnsi="Verdana"/>
+                <w:lang w:val="es-EC"/>
+              </w:rPr>
+              <w:t>Épicas e historias priorizadas para organizar el desarrollo del producto.</w:t>
             </w:r>
           </w:p>
         </w:tc>
       </w:tr>
       <w:tr>
-        <w:trPr>
-          <w:jc w:val="center"/>
-        </w:trPr>
         <w:tc>
           <w:tcPr>
             <w:tcW w:w="0" w:type="auto"/>
@@ -9111,19 +9038,18 @@
           </w:tcPr>
           <w:p>
             <w:pPr>
-              <w:spacing w:line="23" w:lineRule="atLeast"/>
-              <w:jc w:val="both"/>
-              <w:rPr>
-                <w:rFonts w:ascii="Verdana" w:hAnsi="Verdana"/>
-                <w:lang w:val="es-419"/>
-              </w:rPr>
-            </w:pPr>
-            <w:r>
-              <w:rPr>
-                <w:rFonts w:ascii="Verdana" w:hAnsi="Verdana"/>
-                <w:lang w:val="es-419"/>
-              </w:rPr>
-              <w:t>ENT-07</w:t>
+              <w:spacing w:line="276" w:lineRule="auto"/>
+              <w:rPr>
+                <w:rFonts w:ascii="Verdana" w:hAnsi="Verdana"/>
+                <w:lang w:val="es-EC"/>
+              </w:rPr>
+            </w:pPr>
+            <w:r>
+              <w:rPr>
+                <w:rFonts w:ascii="Verdana" w:hAnsi="Verdana"/>
+                <w:lang w:val="es-EC"/>
+              </w:rPr>
+              <w:t>7</w:t>
             </w:r>
           </w:p>
         </w:tc>
@@ -9134,19 +9060,26 @@
           </w:tcPr>
           <w:p>
             <w:pPr>
-              <w:spacing w:line="23" w:lineRule="atLeast"/>
-              <w:jc w:val="both"/>
-              <w:rPr>
-                <w:rFonts w:ascii="Verdana" w:hAnsi="Verdana"/>
-                <w:lang w:val="es-419"/>
-              </w:rPr>
-            </w:pPr>
-            <w:r>
-              <w:rPr>
-                <w:rFonts w:ascii="Verdana" w:hAnsi="Verdana"/>
-                <w:lang w:val="es-419"/>
-              </w:rPr>
-              <w:t>Plan, casos y evidencias de pruebas</w:t>
+              <w:spacing w:line="276" w:lineRule="auto"/>
+              <w:rPr>
+                <w:rFonts w:ascii="Verdana" w:hAnsi="Verdana"/>
+                <w:lang w:val="es-EC"/>
+              </w:rPr>
+            </w:pPr>
+            <w:r>
+              <w:rPr>
+                <w:rFonts w:ascii="Verdana" w:hAnsi="Verdana"/>
+                <w:lang w:val="es-EC"/>
+              </w:rPr>
+              <w:t xml:space="preserve">Actividades y </w:t>
+            </w:r>
+            <w:r>
+              <w:rPr>
+                <w:rFonts w:ascii="Verdana" w:hAnsi="Verdana"/>
+                <w:lang w:val="es-EC"/>
+              </w:rPr>
+              <w:lastRenderedPageBreak/>
+              <w:t>unidades de trabajo</w:t>
             </w:r>
           </w:p>
         </w:tc>
@@ -9157,27 +9090,32 @@
           </w:tcPr>
           <w:p>
             <w:pPr>
-              <w:spacing w:line="23" w:lineRule="atLeast"/>
-              <w:jc w:val="both"/>
-              <w:rPr>
-                <w:rFonts w:ascii="Verdana" w:hAnsi="Verdana"/>
-                <w:lang w:val="es-419"/>
-              </w:rPr>
-            </w:pPr>
-            <w:r>
-              <w:rPr>
-                <w:rFonts w:ascii="Verdana" w:hAnsi="Verdana"/>
-                <w:lang w:val="es-419"/>
-              </w:rPr>
-              <w:t>Ingeniero de calidad</w:t>
+              <w:spacing w:line="276" w:lineRule="auto"/>
+              <w:rPr>
+                <w:rFonts w:ascii="Verdana" w:hAnsi="Verdana"/>
+                <w:lang w:val="es-EC"/>
+              </w:rPr>
+            </w:pPr>
+            <w:r>
+              <w:rPr>
+                <w:rFonts w:ascii="Verdana" w:hAnsi="Verdana"/>
+                <w:lang w:val="es-EC"/>
+              </w:rPr>
+              <w:lastRenderedPageBreak/>
+              <w:t xml:space="preserve">Descomposición de las historias en actividades y </w:t>
+            </w:r>
+            <w:r>
+              <w:rPr>
+                <w:rFonts w:ascii="Verdana" w:hAnsi="Verdana"/>
+                <w:lang w:val="es-EC"/>
+              </w:rPr>
+              <w:lastRenderedPageBreak/>
+              <w:t>tareas asignadas a los participantes.</w:t>
             </w:r>
           </w:p>
         </w:tc>
       </w:tr>
       <w:tr>
-        <w:trPr>
-          <w:jc w:val="center"/>
-        </w:trPr>
         <w:tc>
           <w:tcPr>
             <w:tcW w:w="0" w:type="auto"/>
@@ -9185,19 +9123,18 @@
           </w:tcPr>
           <w:p>
             <w:pPr>
-              <w:spacing w:line="23" w:lineRule="atLeast"/>
-              <w:jc w:val="both"/>
-              <w:rPr>
-                <w:rFonts w:ascii="Verdana" w:hAnsi="Verdana"/>
-                <w:lang w:val="es-419"/>
-              </w:rPr>
-            </w:pPr>
-            <w:r>
-              <w:rPr>
-                <w:rFonts w:ascii="Verdana" w:hAnsi="Verdana"/>
-                <w:lang w:val="es-419"/>
-              </w:rPr>
-              <w:t>ENT-08</w:t>
+              <w:spacing w:line="276" w:lineRule="auto"/>
+              <w:rPr>
+                <w:rFonts w:ascii="Verdana" w:hAnsi="Verdana"/>
+                <w:lang w:val="es-EC"/>
+              </w:rPr>
+            </w:pPr>
+            <w:r>
+              <w:rPr>
+                <w:rFonts w:ascii="Verdana" w:hAnsi="Verdana"/>
+                <w:lang w:val="es-EC"/>
+              </w:rPr>
+              <w:t>8</w:t>
             </w:r>
           </w:p>
         </w:tc>
@@ -9208,19 +9145,18 @@
           </w:tcPr>
           <w:p>
             <w:pPr>
-              <w:spacing w:line="23" w:lineRule="atLeast"/>
-              <w:jc w:val="both"/>
-              <w:rPr>
-                <w:rFonts w:ascii="Verdana" w:hAnsi="Verdana"/>
-                <w:lang w:val="es-419"/>
-              </w:rPr>
-            </w:pPr>
-            <w:r>
-              <w:rPr>
-                <w:rFonts w:ascii="Verdana" w:hAnsi="Verdana"/>
-                <w:lang w:val="es-419"/>
-              </w:rPr>
-              <w:t>Manuales técnico y de usuario</w:t>
+              <w:spacing w:line="276" w:lineRule="auto"/>
+              <w:rPr>
+                <w:rFonts w:ascii="Verdana" w:hAnsi="Verdana"/>
+                <w:lang w:val="es-EC"/>
+              </w:rPr>
+            </w:pPr>
+            <w:r>
+              <w:rPr>
+                <w:rFonts w:ascii="Verdana" w:hAnsi="Verdana"/>
+                <w:lang w:val="es-EC"/>
+              </w:rPr>
+              <w:t>Diseño no gráfico del modelo</w:t>
             </w:r>
           </w:p>
         </w:tc>
@@ -9231,27 +9167,23 @@
           </w:tcPr>
           <w:p>
             <w:pPr>
-              <w:spacing w:line="23" w:lineRule="atLeast"/>
-              <w:jc w:val="both"/>
-              <w:rPr>
-                <w:rFonts w:ascii="Verdana" w:hAnsi="Verdana"/>
-                <w:lang w:val="es-419"/>
-              </w:rPr>
-            </w:pPr>
-            <w:r>
-              <w:rPr>
-                <w:rFonts w:ascii="Verdana" w:hAnsi="Verdana"/>
-                <w:lang w:val="es-419"/>
-              </w:rPr>
-              <w:t>Equipo del proyecto</w:t>
+              <w:spacing w:line="276" w:lineRule="auto"/>
+              <w:rPr>
+                <w:rFonts w:ascii="Verdana" w:hAnsi="Verdana"/>
+                <w:lang w:val="es-EC"/>
+              </w:rPr>
+            </w:pPr>
+            <w:r>
+              <w:rPr>
+                <w:rFonts w:ascii="Verdana" w:hAnsi="Verdana"/>
+                <w:lang w:val="es-EC"/>
+              </w:rPr>
+              <w:t>Descripción textual de clases, atributos, ámbitos, acciones, métodos y relaciones.</w:t>
             </w:r>
           </w:p>
         </w:tc>
       </w:tr>
       <w:tr>
-        <w:trPr>
-          <w:jc w:val="center"/>
-        </w:trPr>
         <w:tc>
           <w:tcPr>
             <w:tcW w:w="0" w:type="auto"/>
@@ -9259,19 +9191,18 @@
           </w:tcPr>
           <w:p>
             <w:pPr>
-              <w:spacing w:line="23" w:lineRule="atLeast"/>
-              <w:jc w:val="both"/>
-              <w:rPr>
-                <w:rFonts w:ascii="Verdana" w:hAnsi="Verdana"/>
-                <w:lang w:val="es-419"/>
-              </w:rPr>
-            </w:pPr>
-            <w:r>
-              <w:rPr>
-                <w:rFonts w:ascii="Verdana" w:hAnsi="Verdana"/>
-                <w:lang w:val="es-419"/>
-              </w:rPr>
-              <w:t>ENT-09</w:t>
+              <w:spacing w:line="276" w:lineRule="auto"/>
+              <w:rPr>
+                <w:rFonts w:ascii="Verdana" w:hAnsi="Verdana"/>
+                <w:lang w:val="es-EC"/>
+              </w:rPr>
+            </w:pPr>
+            <w:r>
+              <w:rPr>
+                <w:rFonts w:ascii="Verdana" w:hAnsi="Verdana"/>
+                <w:lang w:val="es-EC"/>
+              </w:rPr>
+              <w:t>9</w:t>
             </w:r>
           </w:p>
         </w:tc>
@@ -9282,19 +9213,18 @@
           </w:tcPr>
           <w:p>
             <w:pPr>
-              <w:spacing w:line="23" w:lineRule="atLeast"/>
-              <w:jc w:val="both"/>
-              <w:rPr>
-                <w:rFonts w:ascii="Verdana" w:hAnsi="Verdana"/>
-                <w:lang w:val="es-419"/>
-              </w:rPr>
-            </w:pPr>
-            <w:r>
-              <w:rPr>
-                <w:rFonts w:ascii="Verdana" w:hAnsi="Verdana"/>
-                <w:lang w:val="es-419"/>
-              </w:rPr>
-              <w:t>Informe y presentación final</w:t>
+              <w:spacing w:line="276" w:lineRule="auto"/>
+              <w:rPr>
+                <w:rFonts w:ascii="Verdana" w:hAnsi="Verdana"/>
+                <w:lang w:val="es-EC"/>
+              </w:rPr>
+            </w:pPr>
+            <w:r>
+              <w:rPr>
+                <w:rFonts w:ascii="Verdana" w:hAnsi="Verdana"/>
+                <w:lang w:val="es-EC"/>
+              </w:rPr>
+              <w:t>Diagrama general de clases</w:t>
             </w:r>
           </w:p>
         </w:tc>
@@ -9305,19 +9235,222 @@
           </w:tcPr>
           <w:p>
             <w:pPr>
-              <w:spacing w:line="23" w:lineRule="atLeast"/>
-              <w:jc w:val="both"/>
-              <w:rPr>
-                <w:rFonts w:ascii="Verdana" w:hAnsi="Verdana"/>
-                <w:lang w:val="es-419"/>
-              </w:rPr>
-            </w:pPr>
-            <w:r>
-              <w:rPr>
-                <w:rFonts w:ascii="Verdana" w:hAnsi="Verdana"/>
-                <w:lang w:val="es-419"/>
-              </w:rPr>
-              <w:t>Todo el equipo</w:t>
+              <w:spacing w:line="276" w:lineRule="auto"/>
+              <w:rPr>
+                <w:rFonts w:ascii="Verdana" w:hAnsi="Verdana"/>
+                <w:lang w:val="es-EC"/>
+              </w:rPr>
+            </w:pPr>
+            <w:r>
+              <w:rPr>
+                <w:rFonts w:ascii="Verdana" w:hAnsi="Verdana"/>
+                <w:lang w:val="es-EC"/>
+              </w:rPr>
+              <w:t>Representación de las entidades, relaciones, generalizaciones y reglas principales del dominio.</w:t>
+            </w:r>
+          </w:p>
+        </w:tc>
+      </w:tr>
+      <w:tr>
+        <w:tc>
+          <w:tcPr>
+            <w:tcW w:w="0" w:type="auto"/>
+            <w:hideMark/>
+          </w:tcPr>
+          <w:p>
+            <w:pPr>
+              <w:spacing w:line="276" w:lineRule="auto"/>
+              <w:rPr>
+                <w:rFonts w:ascii="Verdana" w:hAnsi="Verdana"/>
+                <w:lang w:val="es-EC"/>
+              </w:rPr>
+            </w:pPr>
+            <w:r>
+              <w:rPr>
+                <w:rFonts w:ascii="Verdana" w:hAnsi="Verdana"/>
+                <w:lang w:val="es-EC"/>
+              </w:rPr>
+              <w:t>10</w:t>
+            </w:r>
+          </w:p>
+        </w:tc>
+        <w:tc>
+          <w:tcPr>
+            <w:tcW w:w="0" w:type="auto"/>
+            <w:hideMark/>
+          </w:tcPr>
+          <w:p>
+            <w:pPr>
+              <w:spacing w:line="276" w:lineRule="auto"/>
+              <w:rPr>
+                <w:rFonts w:ascii="Verdana" w:hAnsi="Verdana"/>
+                <w:lang w:val="es-EC"/>
+              </w:rPr>
+            </w:pPr>
+            <w:r>
+              <w:rPr>
+                <w:rFonts w:ascii="Verdana" w:hAnsi="Verdana"/>
+                <w:lang w:val="es-EC"/>
+              </w:rPr>
+              <w:t>Diagramas de clases segmentados</w:t>
+            </w:r>
+          </w:p>
+        </w:tc>
+        <w:tc>
+          <w:tcPr>
+            <w:tcW w:w="0" w:type="auto"/>
+            <w:hideMark/>
+          </w:tcPr>
+          <w:p>
+            <w:pPr>
+              <w:spacing w:line="276" w:lineRule="auto"/>
+              <w:rPr>
+                <w:rFonts w:ascii="Verdana" w:hAnsi="Verdana"/>
+                <w:lang w:val="es-EC"/>
+              </w:rPr>
+            </w:pPr>
+            <w:r>
+              <w:rPr>
+                <w:rFonts w:ascii="Verdana" w:hAnsi="Verdana"/>
+                <w:lang w:val="es-EC"/>
+              </w:rPr>
+              <w:t>División del modelo general en diagramas pequeños para incorporarlos al documento.</w:t>
+            </w:r>
+          </w:p>
+        </w:tc>
+      </w:tr>
+      <w:tr>
+        <w:tc>
+          <w:tcPr>
+            <w:tcW w:w="0" w:type="auto"/>
+            <w:hideMark/>
+          </w:tcPr>
+          <w:p>
+            <w:pPr>
+              <w:spacing w:line="276" w:lineRule="auto"/>
+              <w:rPr>
+                <w:rFonts w:ascii="Verdana" w:hAnsi="Verdana"/>
+                <w:lang w:val="es-EC"/>
+              </w:rPr>
+            </w:pPr>
+            <w:r>
+              <w:rPr>
+                <w:rFonts w:ascii="Verdana" w:hAnsi="Verdana"/>
+                <w:lang w:val="es-EC"/>
+              </w:rPr>
+              <w:t>11</w:t>
+            </w:r>
+          </w:p>
+        </w:tc>
+        <w:tc>
+          <w:tcPr>
+            <w:tcW w:w="0" w:type="auto"/>
+            <w:hideMark/>
+          </w:tcPr>
+          <w:p>
+            <w:pPr>
+              <w:spacing w:line="276" w:lineRule="auto"/>
+              <w:rPr>
+                <w:rFonts w:ascii="Verdana" w:hAnsi="Verdana"/>
+                <w:lang w:val="es-EC"/>
+              </w:rPr>
+            </w:pPr>
+            <w:r>
+              <w:rPr>
+                <w:rFonts w:ascii="Verdana" w:hAnsi="Verdana"/>
+                <w:lang w:val="es-EC"/>
+              </w:rPr>
+              <w:t>Modelo de análisis</w:t>
+            </w:r>
+          </w:p>
+        </w:tc>
+        <w:tc>
+          <w:tcPr>
+            <w:tcW w:w="0" w:type="auto"/>
+            <w:hideMark/>
+          </w:tcPr>
+          <w:p>
+            <w:pPr>
+              <w:spacing w:line="276" w:lineRule="auto"/>
+              <w:rPr>
+                <w:rFonts w:ascii="Verdana" w:hAnsi="Verdana"/>
+                <w:lang w:val="es-EC"/>
+              </w:rPr>
+            </w:pPr>
+            <w:r>
+              <w:rPr>
+                <w:rFonts w:ascii="Verdana" w:hAnsi="Verdana"/>
+                <w:lang w:val="es-EC"/>
+              </w:rPr>
+              <w:t>Actores, conceptos del dominio, casos de uso, comportamiento y relaciones principales.</w:t>
+            </w:r>
+          </w:p>
+        </w:tc>
+      </w:tr>
+      <w:tr>
+        <w:tc>
+          <w:tcPr>
+            <w:tcW w:w="0" w:type="auto"/>
+            <w:hideMark/>
+          </w:tcPr>
+          <w:p>
+            <w:pPr>
+              <w:spacing w:line="276" w:lineRule="auto"/>
+              <w:rPr>
+                <w:rFonts w:ascii="Verdana" w:hAnsi="Verdana"/>
+                <w:lang w:val="es-EC"/>
+              </w:rPr>
+            </w:pPr>
+            <w:r>
+              <w:rPr>
+                <w:rFonts w:ascii="Verdana" w:hAnsi="Verdana"/>
+                <w:lang w:val="es-EC"/>
+              </w:rPr>
+              <w:t>12</w:t>
+            </w:r>
+          </w:p>
+        </w:tc>
+        <w:tc>
+          <w:tcPr>
+            <w:tcW w:w="0" w:type="auto"/>
+            <w:hideMark/>
+          </w:tcPr>
+          <w:p>
+            <w:pPr>
+              <w:spacing w:line="276" w:lineRule="auto"/>
+              <w:rPr>
+                <w:rFonts w:ascii="Verdana" w:hAnsi="Verdana"/>
+                <w:lang w:val="es-EC"/>
+              </w:rPr>
+            </w:pPr>
+            <w:r>
+              <w:rPr>
+                <w:rFonts w:ascii="Verdana" w:hAnsi="Verdana"/>
+                <w:lang w:val="es-EC"/>
+              </w:rPr>
+              <w:t>Diseño del modelo</w:t>
+            </w:r>
+          </w:p>
+        </w:tc>
+        <w:tc>
+          <w:tcPr>
+            <w:tcW w:w="0" w:type="auto"/>
+            <w:hideMark/>
+          </w:tcPr>
+          <w:p>
+            <w:pPr>
+              <w:spacing w:line="276" w:lineRule="auto"/>
+              <w:rPr>
+                <w:rFonts w:ascii="Verdana" w:hAnsi="Verdana"/>
+                <w:lang w:val="es-EC"/>
+              </w:rPr>
+            </w:pPr>
+            <w:r>
+              <w:rPr>
+                <w:rFonts w:ascii="Verdana" w:hAnsi="Verdana"/>
+                <w:lang w:val="es-EC"/>
+              </w:rPr>
+              <w:t>Estructura lógica de la solución y correspondencia entre requisitos, historias, clases y pantallas.</w:t>
             </w:r>
           </w:p>
         </w:tc>
@@ -9338,7 +9471,7 @@
           <w:lang w:val="es-419"/>
         </w:rPr>
       </w:pPr>
-      <w:bookmarkStart w:id="11" w:name="_Toc238126291"/>
+      <w:bookmarkStart w:id="11" w:name="_Toc239489869"/>
       <w:r>
         <w:rPr>
           <w:rFonts w:ascii="Verdana" w:hAnsi="Verdana"/>
@@ -9443,7 +9576,7 @@
           <w:lang w:val="es-419"/>
         </w:rPr>
       </w:pPr>
-      <w:bookmarkStart w:id="12" w:name="_Toc238126263"/>
+      <w:bookmarkStart w:id="12" w:name="_Toc239489854"/>
       <w:r>
         <w:rPr>
           <w:rFonts w:ascii="Verdana" w:hAnsi="Verdana"/>
@@ -9889,7 +10022,6 @@
                 <w:rFonts w:ascii="Verdana" w:hAnsi="Verdana"/>
                 <w:lang w:val="es-419"/>
               </w:rPr>
-              <w:lastRenderedPageBreak/>
               <w:t>Luis Ramírez Conejo</w:t>
             </w:r>
           </w:p>
@@ -10105,7 +10237,7 @@
           <w:lang w:val="es-419"/>
         </w:rPr>
       </w:pPr>
-      <w:bookmarkStart w:id="13" w:name="_Toc238126292"/>
+      <w:bookmarkStart w:id="13" w:name="_Toc239489870"/>
       <w:r>
         <w:rPr>
           <w:rFonts w:ascii="Verdana" w:hAnsi="Verdana"/>
@@ -10228,7 +10360,7 @@
           <w:lang w:val="es-419"/>
         </w:rPr>
       </w:pPr>
-      <w:bookmarkStart w:id="14" w:name="_Toc238126264"/>
+      <w:bookmarkStart w:id="14" w:name="_Toc239489855"/>
       <w:r>
         <w:rPr>
           <w:rFonts w:ascii="Verdana" w:hAnsi="Verdana"/>
@@ -10237,6 +10369,7 @@
           <w:szCs w:val="32"/>
           <w:lang w:val="es-419"/>
         </w:rPr>
+        <w:lastRenderedPageBreak/>
         <w:t>Cronograma de hitos</w:t>
       </w:r>
       <w:bookmarkEnd w:id="14"/>
@@ -10924,7 +11057,6 @@
                 <w:rFonts w:ascii="Verdana" w:hAnsi="Verdana"/>
                 <w:lang w:val="es-419"/>
               </w:rPr>
-              <w:lastRenderedPageBreak/>
               <w:t>Sprint 2</w:t>
             </w:r>
           </w:p>
@@ -11371,6 +11503,7 @@
                 <w:rFonts w:ascii="Verdana" w:hAnsi="Verdana"/>
                 <w:lang w:val="es-419"/>
               </w:rPr>
+              <w:lastRenderedPageBreak/>
               <w:t>Sprint 3</w:t>
             </w:r>
           </w:p>
@@ -12054,7 +12187,7 @@
           <w:lang w:val="es-419"/>
         </w:rPr>
       </w:pPr>
-      <w:bookmarkStart w:id="15" w:name="_Toc238126293"/>
+      <w:bookmarkStart w:id="15" w:name="_Toc239489871"/>
       <w:r>
         <w:rPr>
           <w:rFonts w:ascii="Verdana" w:hAnsi="Verdana"/>
@@ -12159,7 +12292,7 @@
           <w:lang w:val="es-419"/>
         </w:rPr>
       </w:pPr>
-      <w:bookmarkStart w:id="16" w:name="_Toc238126265"/>
+      <w:bookmarkStart w:id="16" w:name="_Toc239489856"/>
       <w:r>
         <w:rPr>
           <w:rFonts w:ascii="Verdana" w:hAnsi="Verdana"/>
@@ -12417,7 +12550,6 @@
                 <w:rFonts w:ascii="Verdana" w:hAnsi="Verdana"/>
                 <w:lang w:val="es-419"/>
               </w:rPr>
-              <w:lastRenderedPageBreak/>
               <w:t xml:space="preserve">Tutoría y seguimiento del Sprint </w:t>
             </w:r>
             <w:r>
@@ -12515,7 +12647,7 @@
           <w:lang w:val="es-419"/>
         </w:rPr>
       </w:pPr>
-      <w:bookmarkStart w:id="17" w:name="_Toc238126294"/>
+      <w:bookmarkStart w:id="17" w:name="_Toc239489872"/>
       <w:r>
         <w:rPr>
           <w:rFonts w:ascii="Verdana" w:hAnsi="Verdana"/>
@@ -12620,7 +12752,7 @@
           <w:lang w:val="es-419"/>
         </w:rPr>
       </w:pPr>
-      <w:bookmarkStart w:id="18" w:name="_Toc238126266"/>
+      <w:bookmarkStart w:id="18" w:name="_Toc239489857"/>
       <w:r>
         <w:rPr>
           <w:rFonts w:ascii="Verdana" w:hAnsi="Verdana"/>
@@ -12963,7 +13095,7 @@
           <w:lang w:val="es-419"/>
         </w:rPr>
       </w:pPr>
-      <w:bookmarkStart w:id="19" w:name="_Toc238126295"/>
+      <w:bookmarkStart w:id="19" w:name="_Toc239489873"/>
       <w:r>
         <w:rPr>
           <w:rFonts w:ascii="Verdana" w:hAnsi="Verdana"/>
@@ -13065,7 +13197,15 @@
           <w:rFonts w:ascii="Verdana" w:hAnsi="Verdana"/>
           <w:lang w:val="es-419"/>
         </w:rPr>
-        <w:t>Las actividades específicas, responsables, dependencias y avances serán administrados en el Product Backlog y en las unidades de trabajo registradas en Jira. Cualquier desviación que pueda afectar los hitos deberá ser comunicada por el Scrum Master y evaluada por el equipo durante la planificación o revisión del Sprint.</w:t>
+        <w:t xml:space="preserve">Las actividades específicas, responsables, dependencias y avances serán administrados en el Product Backlog y en las unidades de trabajo registradas en Jira. Cualquier desviación que pueda afectar los hitos deberá ser comunicada por el </w:t>
+      </w:r>
+      <w:r>
+        <w:rPr>
+          <w:rFonts w:ascii="Verdana" w:hAnsi="Verdana"/>
+          <w:lang w:val="es-419"/>
+        </w:rPr>
+        <w:lastRenderedPageBreak/>
+        <w:t>Scrum Master y evaluada por el equipo durante la planificación o revisión del Sprint.</w:t>
       </w:r>
     </w:p>
     <w:p>
@@ -13085,7 +13225,7 @@
           <w:lang w:val="es-419"/>
         </w:rPr>
       </w:pPr>
-      <w:bookmarkStart w:id="20" w:name="_Toc238126267"/>
+      <w:bookmarkStart w:id="20" w:name="_Toc239489858"/>
       <w:r>
         <w:rPr>
           <w:rFonts w:ascii="Verdana" w:hAnsi="Verdana"/>
@@ -13113,7 +13253,7 @@
           <w:lang w:val="es-419"/>
         </w:rPr>
       </w:pPr>
-      <w:bookmarkStart w:id="21" w:name="_Toc238126268"/>
+      <w:bookmarkStart w:id="21" w:name="_Toc239489859"/>
       <w:r>
         <w:rPr>
           <w:rFonts w:ascii="Verdana" w:hAnsi="Verdana"/>
@@ -13260,7 +13400,7 @@
           <w:lang w:val="es-419"/>
         </w:rPr>
       </w:pPr>
-      <w:bookmarkStart w:id="22" w:name="_Toc238126269"/>
+      <w:bookmarkStart w:id="22" w:name="_Toc239489860"/>
       <w:r>
         <w:rPr>
           <w:rFonts w:ascii="Verdana" w:hAnsi="Verdana"/>
@@ -13273,122 +13413,379 @@
     </w:p>
     <w:p>
       <w:pPr>
+        <w:pStyle w:val="Prrafodelista"/>
         <w:numPr>
           <w:ilvl w:val="0"/>
-          <w:numId w:val="17"/>
+          <w:numId w:val="16"/>
         </w:numPr>
-        <w:spacing w:after="0" w:line="23" w:lineRule="atLeast"/>
-        <w:ind w:left="714" w:hanging="357"/>
+        <w:spacing w:after="0" w:line="240" w:lineRule="auto"/>
         <w:jc w:val="both"/>
         <w:rPr>
-          <w:rFonts w:ascii="Verdana" w:hAnsi="Verdana"/>
-          <w:lang w:val="es-419"/>
+          <w:rFonts w:ascii="Verdana" w:eastAsia="Times New Roman" w:hAnsi="Verdana" w:cs="Times New Roman"/>
+          <w:lang w:val="es-EC" w:eastAsia="es-EC"/>
         </w:rPr>
       </w:pPr>
       <w:r>
         <w:rPr>
-          <w:rFonts w:ascii="Verdana" w:hAnsi="Verdana"/>
-          <w:lang w:val="es-419"/>
-        </w:rPr>
-        <w:t xml:space="preserve">El proyecto deberá completarse dentro del calendario académico. </w:t>
+          <w:rFonts w:ascii="Verdana" w:eastAsia="Times New Roman" w:hAnsi="Verdana" w:cs="Times New Roman"/>
+          <w:lang w:val="es-EC" w:eastAsia="es-EC"/>
+        </w:rPr>
+        <w:t xml:space="preserve">El proyecto dispone de cuatro semanas para entregar una aplicación web funcional. </w:t>
       </w:r>
     </w:p>
     <w:p>
       <w:pPr>
+        <w:pStyle w:val="Prrafodelista"/>
         <w:numPr>
           <w:ilvl w:val="0"/>
-          <w:numId w:val="17"/>
+          <w:numId w:val="16"/>
         </w:numPr>
-        <w:spacing w:after="0" w:line="23" w:lineRule="atLeast"/>
-        <w:ind w:left="714" w:hanging="357"/>
+        <w:spacing w:after="0" w:line="240" w:lineRule="auto"/>
         <w:jc w:val="both"/>
         <w:rPr>
-          <w:rFonts w:ascii="Verdana" w:hAnsi="Verdana"/>
-          <w:lang w:val="es-419"/>
+          <w:rFonts w:ascii="Verdana" w:eastAsia="Times New Roman" w:hAnsi="Verdana" w:cs="Times New Roman"/>
+          <w:lang w:val="es-EC" w:eastAsia="es-EC"/>
         </w:rPr>
       </w:pPr>
       <w:r>
         <w:rPr>
-          <w:rFonts w:ascii="Verdana" w:hAnsi="Verdana"/>
-          <w:lang w:val="es-419"/>
-        </w:rPr>
-        <w:t xml:space="preserve">El equipo se limita a los seis estudiantes identificados. </w:t>
+          <w:rFonts w:ascii="Verdana" w:eastAsia="Times New Roman" w:hAnsi="Verdana" w:cs="Times New Roman"/>
+          <w:lang w:val="es-EC" w:eastAsia="es-EC"/>
+        </w:rPr>
+        <w:t xml:space="preserve">El desarrollo se limitará al MVP para asegurar que las funciones esenciales puedan completarse, probarse y presentarse dentro del plazo. </w:t>
       </w:r>
     </w:p>
     <w:p>
       <w:pPr>
+        <w:pStyle w:val="Prrafodelista"/>
         <w:numPr>
           <w:ilvl w:val="0"/>
-          <w:numId w:val="17"/>
+          <w:numId w:val="16"/>
         </w:numPr>
-        <w:spacing w:after="0" w:line="23" w:lineRule="atLeast"/>
-        <w:ind w:left="714" w:hanging="357"/>
+        <w:spacing w:after="0" w:line="240" w:lineRule="auto"/>
         <w:jc w:val="both"/>
         <w:rPr>
-          <w:rFonts w:ascii="Verdana" w:hAnsi="Verdana"/>
-          <w:lang w:val="es-419"/>
+          <w:rFonts w:ascii="Verdana" w:eastAsia="Times New Roman" w:hAnsi="Verdana" w:cs="Times New Roman"/>
+          <w:lang w:val="es-EC" w:eastAsia="es-EC"/>
         </w:rPr>
       </w:pPr>
       <w:r>
         <w:rPr>
-          <w:rFonts w:ascii="Verdana" w:hAnsi="Verdana"/>
-          <w:lang w:val="es-419"/>
-        </w:rPr>
-        <w:t xml:space="preserve">La primera versión será una aplicación web. </w:t>
+          <w:rFonts w:ascii="Verdana" w:eastAsia="Times New Roman" w:hAnsi="Verdana" w:cs="Times New Roman"/>
+          <w:lang w:val="es-EC" w:eastAsia="es-EC"/>
+        </w:rPr>
+        <w:t xml:space="preserve">No se desarrollará una aplicación móvil nativa para Android o iOS durante esta versión. </w:t>
       </w:r>
     </w:p>
     <w:p>
       <w:pPr>
+        <w:pStyle w:val="Prrafodelista"/>
         <w:numPr>
           <w:ilvl w:val="0"/>
-          <w:numId w:val="17"/>
+          <w:numId w:val="16"/>
         </w:numPr>
-        <w:spacing w:after="0" w:line="23" w:lineRule="atLeast"/>
-        <w:ind w:left="714" w:hanging="357"/>
+        <w:spacing w:after="0" w:line="240" w:lineRule="auto"/>
         <w:jc w:val="both"/>
         <w:rPr>
-          <w:rFonts w:ascii="Verdana" w:hAnsi="Verdana"/>
-          <w:lang w:val="es-419"/>
+          <w:rFonts w:ascii="Verdana" w:eastAsia="Times New Roman" w:hAnsi="Verdana" w:cs="Times New Roman"/>
+          <w:lang w:val="es-EC" w:eastAsia="es-EC"/>
         </w:rPr>
       </w:pPr>
       <w:r>
         <w:rPr>
-          <w:rFonts w:ascii="Verdana" w:hAnsi="Verdana"/>
-          <w:lang w:val="es-419"/>
-        </w:rPr>
-        <w:t xml:space="preserve">La implementación se realizará con los recursos académicos y tecnológicos disponibles. </w:t>
+          <w:rFonts w:ascii="Verdana" w:eastAsia="Times New Roman" w:hAnsi="Verdana" w:cs="Times New Roman"/>
+          <w:lang w:val="es-EC" w:eastAsia="es-EC"/>
+        </w:rPr>
+        <w:t xml:space="preserve">La solución se implementará como una aplicación web adaptable a computadoras, tabletas y teléfonos. </w:t>
       </w:r>
     </w:p>
     <w:p>
       <w:pPr>
+        <w:pStyle w:val="Prrafodelista"/>
         <w:numPr>
           <w:ilvl w:val="0"/>
-          <w:numId w:val="17"/>
+          <w:numId w:val="16"/>
         </w:numPr>
-        <w:spacing w:after="0" w:line="23" w:lineRule="atLeast"/>
-        <w:ind w:left="714" w:hanging="357"/>
+        <w:spacing w:after="0" w:line="240" w:lineRule="auto"/>
         <w:jc w:val="both"/>
         <w:rPr>
-          <w:rFonts w:ascii="Verdana" w:hAnsi="Verdana"/>
-          <w:lang w:val="es-419"/>
+          <w:rFonts w:ascii="Verdana" w:eastAsia="Times New Roman" w:hAnsi="Verdana" w:cs="Times New Roman"/>
+          <w:lang w:val="es-EC" w:eastAsia="es-EC"/>
         </w:rPr>
       </w:pPr>
       <w:r>
         <w:rPr>
-          <w:rFonts w:ascii="Verdana" w:hAnsi="Verdana"/>
-          <w:lang w:val="es-419"/>
-        </w:rPr>
-        <w:t xml:space="preserve">El alcance deberá ajustarse a la capacidad real del equipo. </w:t>
+          <w:rFonts w:ascii="Verdana" w:eastAsia="Times New Roman" w:hAnsi="Verdana" w:cs="Times New Roman"/>
+          <w:lang w:val="es-EC" w:eastAsia="es-EC"/>
+        </w:rPr>
+        <w:t xml:space="preserve">No se incluirán funcionalidades que requieran publicación en Google Play o App Store. </w:t>
       </w:r>
     </w:p>
     <w:p>
       <w:pPr>
+        <w:pStyle w:val="Prrafodelista"/>
         <w:numPr>
           <w:ilvl w:val="0"/>
-          <w:numId w:val="17"/>
+          <w:numId w:val="16"/>
         </w:numPr>
-        <w:spacing w:after="0" w:line="23" w:lineRule="atLeast"/>
-        <w:ind w:left="714" w:hanging="357"/>
+        <w:spacing w:after="0" w:line="240" w:lineRule="auto"/>
+        <w:jc w:val="both"/>
+        <w:rPr>
+          <w:rFonts w:ascii="Verdana" w:eastAsia="Times New Roman" w:hAnsi="Verdana" w:cs="Times New Roman"/>
+          <w:lang w:val="es-EC" w:eastAsia="es-EC"/>
+        </w:rPr>
+      </w:pPr>
+      <w:r>
+        <w:rPr>
+          <w:rFonts w:ascii="Verdana" w:eastAsia="Times New Roman" w:hAnsi="Verdana" w:cs="Times New Roman"/>
+          <w:lang w:val="es-EC" w:eastAsia="es-EC"/>
+        </w:rPr>
+        <w:t xml:space="preserve">El MVP comprenderá el portal público, registro de usuarios, inicio de sesión, recuperación de contraseña y panel principal básico. </w:t>
+      </w:r>
+    </w:p>
+    <w:p>
+      <w:pPr>
+        <w:pStyle w:val="Prrafodelista"/>
+        <w:numPr>
+          <w:ilvl w:val="0"/>
+          <w:numId w:val="16"/>
+        </w:numPr>
+        <w:spacing w:after="0" w:line="240" w:lineRule="auto"/>
+        <w:jc w:val="both"/>
+        <w:rPr>
+          <w:rFonts w:ascii="Verdana" w:eastAsia="Times New Roman" w:hAnsi="Verdana" w:cs="Times New Roman"/>
+          <w:lang w:val="es-EC" w:eastAsia="es-EC"/>
+        </w:rPr>
+      </w:pPr>
+      <w:r>
+        <w:rPr>
+          <w:rFonts w:ascii="Verdana" w:eastAsia="Times New Roman" w:hAnsi="Verdana" w:cs="Times New Roman"/>
+          <w:lang w:val="es-EC" w:eastAsia="es-EC"/>
+        </w:rPr>
+        <w:t xml:space="preserve">Las funcionalidades avanzadas documentadas y representadas mediante wireframes se trasladarán a una segunda versión. </w:t>
+      </w:r>
+    </w:p>
+    <w:p>
+      <w:pPr>
+        <w:pStyle w:val="Prrafodelista"/>
+        <w:numPr>
+          <w:ilvl w:val="0"/>
+          <w:numId w:val="16"/>
+        </w:numPr>
+        <w:spacing w:after="0" w:line="240" w:lineRule="auto"/>
+        <w:jc w:val="both"/>
+        <w:rPr>
+          <w:rFonts w:ascii="Verdana" w:eastAsia="Times New Roman" w:hAnsi="Verdana" w:cs="Times New Roman"/>
+          <w:lang w:val="es-EC" w:eastAsia="es-EC"/>
+        </w:rPr>
+      </w:pPr>
+      <w:r>
+        <w:rPr>
+          <w:rFonts w:ascii="Verdana" w:eastAsia="Times New Roman" w:hAnsi="Verdana" w:cs="Times New Roman"/>
+          <w:lang w:val="es-EC" w:eastAsia="es-EC"/>
+        </w:rPr>
+        <w:t xml:space="preserve">No se implementarán inicialmente mapas interactivos, geolocalización en tiempo real ni cálculo automático de distancias. </w:t>
+      </w:r>
+    </w:p>
+    <w:p>
+      <w:pPr>
+        <w:pStyle w:val="Prrafodelista"/>
+        <w:numPr>
+          <w:ilvl w:val="0"/>
+          <w:numId w:val="16"/>
+        </w:numPr>
+        <w:spacing w:after="0" w:line="240" w:lineRule="auto"/>
+        <w:jc w:val="both"/>
+        <w:rPr>
+          <w:rFonts w:ascii="Verdana" w:eastAsia="Times New Roman" w:hAnsi="Verdana" w:cs="Times New Roman"/>
+          <w:lang w:val="es-EC" w:eastAsia="es-EC"/>
+        </w:rPr>
+      </w:pPr>
+      <w:r>
+        <w:rPr>
+          <w:rFonts w:ascii="Verdana" w:eastAsia="Times New Roman" w:hAnsi="Verdana" w:cs="Times New Roman"/>
+          <w:lang w:val="es-EC" w:eastAsia="es-EC"/>
+        </w:rPr>
+        <w:t xml:space="preserve">No se integrarán servicios externos de mensajería, correo, redes sociales o notificaciones </w:t>
+      </w:r>
+      <w:proofErr w:type="spellStart"/>
+      <w:r>
+        <w:rPr>
+          <w:rFonts w:ascii="Verdana" w:eastAsia="Times New Roman" w:hAnsi="Verdana" w:cs="Times New Roman"/>
+          <w:lang w:val="es-EC" w:eastAsia="es-EC"/>
+        </w:rPr>
+        <w:t>push</w:t>
+      </w:r>
+      <w:proofErr w:type="spellEnd"/>
+      <w:r>
+        <w:rPr>
+          <w:rFonts w:ascii="Verdana" w:eastAsia="Times New Roman" w:hAnsi="Verdana" w:cs="Times New Roman"/>
+          <w:lang w:val="es-EC" w:eastAsia="es-EC"/>
+        </w:rPr>
+        <w:t xml:space="preserve">; estos podrán representarse mediante simulaciones. </w:t>
+      </w:r>
+    </w:p>
+    <w:p>
+      <w:pPr>
+        <w:pStyle w:val="Prrafodelista"/>
+        <w:numPr>
+          <w:ilvl w:val="0"/>
+          <w:numId w:val="16"/>
+        </w:numPr>
+        <w:spacing w:after="0" w:line="240" w:lineRule="auto"/>
+        <w:jc w:val="both"/>
+        <w:rPr>
+          <w:rFonts w:ascii="Verdana" w:eastAsia="Times New Roman" w:hAnsi="Verdana" w:cs="Times New Roman"/>
+          <w:lang w:val="es-EC" w:eastAsia="es-EC"/>
+        </w:rPr>
+      </w:pPr>
+      <w:r>
+        <w:rPr>
+          <w:rFonts w:ascii="Verdana" w:eastAsia="Times New Roman" w:hAnsi="Verdana" w:cs="Times New Roman"/>
+          <w:lang w:val="es-EC" w:eastAsia="es-EC"/>
+        </w:rPr>
+        <w:t xml:space="preserve">No se implementarán pagos, donaciones ni transacciones económicas. </w:t>
+      </w:r>
+    </w:p>
+    <w:p>
+      <w:pPr>
+        <w:pStyle w:val="Prrafodelista"/>
+        <w:numPr>
+          <w:ilvl w:val="0"/>
+          <w:numId w:val="16"/>
+        </w:numPr>
+        <w:spacing w:after="0" w:line="240" w:lineRule="auto"/>
+        <w:jc w:val="both"/>
+        <w:rPr>
+          <w:rFonts w:ascii="Verdana" w:eastAsia="Times New Roman" w:hAnsi="Verdana" w:cs="Times New Roman"/>
+          <w:lang w:val="es-EC" w:eastAsia="es-EC"/>
+        </w:rPr>
+      </w:pPr>
+      <w:r>
+        <w:rPr>
+          <w:rFonts w:ascii="Verdana" w:eastAsia="Times New Roman" w:hAnsi="Verdana" w:cs="Times New Roman"/>
+          <w:lang w:val="es-EC" w:eastAsia="es-EC"/>
+        </w:rPr>
+        <w:t xml:space="preserve">No se realizarán integraciones operativas con instituciones públicas, ONG, fundaciones o sistemas de terceros. </w:t>
+      </w:r>
+    </w:p>
+    <w:p>
+      <w:pPr>
+        <w:pStyle w:val="Prrafodelista"/>
+        <w:numPr>
+          <w:ilvl w:val="0"/>
+          <w:numId w:val="16"/>
+        </w:numPr>
+        <w:spacing w:after="0" w:line="240" w:lineRule="auto"/>
+        <w:jc w:val="both"/>
+        <w:rPr>
+          <w:rFonts w:ascii="Verdana" w:eastAsia="Times New Roman" w:hAnsi="Verdana" w:cs="Times New Roman"/>
+          <w:lang w:val="es-EC" w:eastAsia="es-EC"/>
+        </w:rPr>
+      </w:pPr>
+      <w:r>
+        <w:rPr>
+          <w:rFonts w:ascii="Verdana" w:eastAsia="Times New Roman" w:hAnsi="Verdana" w:cs="Times New Roman"/>
+          <w:lang w:val="es-EC" w:eastAsia="es-EC"/>
+        </w:rPr>
+        <w:t xml:space="preserve">La aprobación de usuarios, solicitudes o postulaciones podrá manejarse de forma básica o mediante datos de prueba. </w:t>
+      </w:r>
+    </w:p>
+    <w:p>
+      <w:pPr>
+        <w:pStyle w:val="Prrafodelista"/>
+        <w:numPr>
+          <w:ilvl w:val="0"/>
+          <w:numId w:val="16"/>
+        </w:numPr>
+        <w:spacing w:after="0" w:line="240" w:lineRule="auto"/>
+        <w:jc w:val="both"/>
+        <w:rPr>
+          <w:rFonts w:ascii="Verdana" w:eastAsia="Times New Roman" w:hAnsi="Verdana" w:cs="Times New Roman"/>
+          <w:lang w:val="es-EC" w:eastAsia="es-EC"/>
+        </w:rPr>
+      </w:pPr>
+      <w:r>
+        <w:rPr>
+          <w:rFonts w:ascii="Verdana" w:eastAsia="Times New Roman" w:hAnsi="Verdana" w:cs="Times New Roman"/>
+          <w:lang w:val="es-EC" w:eastAsia="es-EC"/>
+        </w:rPr>
+        <w:t xml:space="preserve">Los indicadores, reportes y métricas utilizarán información demostrativa mientras no exista suficiente información real. </w:t>
+      </w:r>
+    </w:p>
+    <w:p>
+      <w:pPr>
+        <w:pStyle w:val="Prrafodelista"/>
+        <w:numPr>
+          <w:ilvl w:val="0"/>
+          <w:numId w:val="16"/>
+        </w:numPr>
+        <w:spacing w:after="0" w:line="240" w:lineRule="auto"/>
+        <w:jc w:val="both"/>
+        <w:rPr>
+          <w:rFonts w:ascii="Verdana" w:eastAsia="Times New Roman" w:hAnsi="Verdana" w:cs="Times New Roman"/>
+          <w:lang w:val="es-EC" w:eastAsia="es-EC"/>
+        </w:rPr>
+      </w:pPr>
+      <w:r>
+        <w:rPr>
+          <w:rFonts w:ascii="Verdana" w:eastAsia="Times New Roman" w:hAnsi="Verdana" w:cs="Times New Roman"/>
+          <w:lang w:val="es-EC" w:eastAsia="es-EC"/>
+        </w:rPr>
+        <w:t xml:space="preserve">La seguridad se aplicará al nivel requerido para el prototipo académico, sin certificaciones, auditorías externas ni infraestructura productiva. </w:t>
+      </w:r>
+    </w:p>
+    <w:p>
+      <w:pPr>
+        <w:pStyle w:val="Prrafodelista"/>
+        <w:numPr>
+          <w:ilvl w:val="0"/>
+          <w:numId w:val="16"/>
+        </w:numPr>
+        <w:spacing w:after="0" w:line="240" w:lineRule="auto"/>
+        <w:jc w:val="both"/>
+        <w:rPr>
+          <w:rFonts w:ascii="Verdana" w:eastAsia="Times New Roman" w:hAnsi="Verdana" w:cs="Times New Roman"/>
+          <w:lang w:val="es-EC" w:eastAsia="es-EC"/>
+        </w:rPr>
+      </w:pPr>
+      <w:r>
+        <w:rPr>
+          <w:rFonts w:ascii="Verdana" w:eastAsia="Times New Roman" w:hAnsi="Verdana" w:cs="Times New Roman"/>
+          <w:lang w:val="es-EC" w:eastAsia="es-EC"/>
+        </w:rPr>
+        <w:t xml:space="preserve">El sistema será probado en un entorno controlado y no se desplegará inicialmente como un servicio de atención comunitaria en producción. </w:t>
+      </w:r>
+    </w:p>
+    <w:p>
+      <w:pPr>
+        <w:pStyle w:val="Prrafodelista"/>
+        <w:numPr>
+          <w:ilvl w:val="0"/>
+          <w:numId w:val="16"/>
+        </w:numPr>
+        <w:spacing w:after="0" w:line="240" w:lineRule="auto"/>
+        <w:jc w:val="both"/>
+        <w:rPr>
+          <w:rFonts w:ascii="Verdana" w:eastAsia="Times New Roman" w:hAnsi="Verdana" w:cs="Times New Roman"/>
+          <w:lang w:val="es-EC" w:eastAsia="es-EC"/>
+        </w:rPr>
+      </w:pPr>
+      <w:r>
+        <w:rPr>
+          <w:rFonts w:ascii="Verdana" w:eastAsia="Times New Roman" w:hAnsi="Verdana" w:cs="Times New Roman"/>
+          <w:lang w:val="es-EC" w:eastAsia="es-EC"/>
+        </w:rPr>
+        <w:t xml:space="preserve">El diseño deberá respetar los lineamientos visuales y de accesibilidad definidos, aunque las pruebas especializadas de accesibilidad podrán quedar para una versión posterior. </w:t>
+      </w:r>
+    </w:p>
+    <w:p>
+      <w:pPr>
+        <w:pStyle w:val="Prrafodelista"/>
+        <w:numPr>
+          <w:ilvl w:val="0"/>
+          <w:numId w:val="16"/>
+        </w:numPr>
         <w:jc w:val="both"/>
         <w:rPr>
           <w:rFonts w:ascii="Verdana" w:hAnsi="Verdana"/>
@@ -13397,10 +13794,11 @@
       </w:pPr>
       <w:r>
         <w:rPr>
-          <w:rFonts w:ascii="Verdana" w:hAnsi="Verdana"/>
-          <w:lang w:val="es-419"/>
-        </w:rPr>
-        <w:t xml:space="preserve">El tratamiento de datos deberá considerar la normativa ecuatoriana aplicable. </w:t>
+          <w:rFonts w:ascii="Verdana" w:eastAsia="Times New Roman" w:hAnsi="Verdana" w:cs="Times New Roman"/>
+          <w:lang w:val="es-EC" w:eastAsia="es-EC"/>
+        </w:rPr>
+        <w:lastRenderedPageBreak/>
+        <w:t>Las decisiones de alcance deberán ser aprobadas por el Product Owner para evitar incorporar funcionalidades que comprometan la entrega del MVP.</w:t>
       </w:r>
     </w:p>
     <w:p>
@@ -13420,7 +13818,7 @@
           <w:lang w:val="es-419"/>
         </w:rPr>
       </w:pPr>
-      <w:bookmarkStart w:id="23" w:name="_Toc238126270"/>
+      <w:bookmarkStart w:id="23" w:name="_Toc239489861"/>
       <w:r>
         <w:rPr>
           <w:rFonts w:ascii="Verdana" w:hAnsi="Verdana"/>
@@ -13669,7 +14067,6 @@
                 <w:rFonts w:ascii="Verdana" w:hAnsi="Verdana"/>
                 <w:lang w:val="es-419"/>
               </w:rPr>
-              <w:lastRenderedPageBreak/>
               <w:t>Retrasos en integración</w:t>
             </w:r>
           </w:p>
@@ -13810,7 +14207,7 @@
           <w:lang w:val="es-419"/>
         </w:rPr>
       </w:pPr>
-      <w:bookmarkStart w:id="24" w:name="_Toc238126296"/>
+      <w:bookmarkStart w:id="24" w:name="_Toc239489874"/>
       <w:r>
         <w:rPr>
           <w:rFonts w:ascii="Verdana" w:hAnsi="Verdana"/>
@@ -13915,7 +14312,7 @@
           <w:lang w:val="es-419"/>
         </w:rPr>
       </w:pPr>
-      <w:bookmarkStart w:id="25" w:name="_Toc238126271"/>
+      <w:bookmarkStart w:id="25" w:name="_Toc239489862"/>
       <w:r>
         <w:rPr>
           <w:rFonts w:ascii="Verdana" w:hAnsi="Verdana"/>
@@ -14138,7 +14535,7 @@
           <w:lang w:val="es-419"/>
         </w:rPr>
       </w:pPr>
-      <w:bookmarkStart w:id="26" w:name="_Toc238126272"/>
+      <w:bookmarkStart w:id="26" w:name="_Toc239489863"/>
       <w:r>
         <w:rPr>
           <w:rFonts w:ascii="Verdana" w:hAnsi="Verdana"/>
@@ -14204,7 +14601,7 @@
           <w:lang w:val="es-419"/>
         </w:rPr>
       </w:pPr>
-      <w:bookmarkStart w:id="27" w:name="_Toc238126273"/>
+      <w:bookmarkStart w:id="27" w:name="_Toc239489864"/>
       <w:r>
         <w:rPr>
           <w:rFonts w:ascii="Verdana" w:hAnsi="Verdana"/>
@@ -14232,7 +14629,15 @@
           <w:rFonts w:ascii="Verdana" w:hAnsi="Verdana"/>
           <w:lang w:val="es-419"/>
         </w:rPr>
-        <w:t>Toda modificación que afecte el alcance, los entregables o el cronograma deberá ser registrada y evaluada antes de su incorporación. El Product Owner analizará su impacto funcional, el equipo técnico determinará el impacto técnico y temporal, y la patrocinadora académica validará los cambios significativos.</w:t>
+        <w:t xml:space="preserve">Toda modificación que afecte el alcance, los entregables o el cronograma deberá ser registrada y evaluada antes de su incorporación. El Product Owner </w:t>
+      </w:r>
+      <w:r>
+        <w:rPr>
+          <w:rFonts w:ascii="Verdana" w:hAnsi="Verdana"/>
+          <w:lang w:val="es-419"/>
+        </w:rPr>
+        <w:lastRenderedPageBreak/>
+        <w:t>analizará su impacto funcional, el equipo técnico determinará el impacto técnico y temporal, y la patrocinadora académica validará los cambios significativos.</w:t>
       </w:r>
     </w:p>
     <w:p>
@@ -14252,7 +14657,7 @@
           <w:lang w:val="es-419"/>
         </w:rPr>
       </w:pPr>
-      <w:bookmarkStart w:id="28" w:name="_Toc238126274"/>
+      <w:bookmarkStart w:id="28" w:name="_Toc239489865"/>
       <w:r>
         <w:rPr>
           <w:rFonts w:ascii="Verdana" w:hAnsi="Verdana"/>
@@ -14408,7 +14813,6 @@
                 <w:rFonts w:ascii="Verdana" w:hAnsi="Verdana"/>
                 <w:lang w:val="es-419"/>
               </w:rPr>
-              <w:lastRenderedPageBreak/>
               <w:t>Reuniones virtuales</w:t>
             </w:r>
           </w:p>
@@ -15258,6 +15662,7 @@
                 <w:rFonts w:ascii="Verdana" w:hAnsi="Verdana"/>
                 <w:lang w:val="es-419"/>
               </w:rPr>
+              <w:lastRenderedPageBreak/>
               <w:t>Pruebas y calidad</w:t>
             </w:r>
           </w:p>
@@ -15325,7 +15730,7 @@
           <w:lang w:val="es-419"/>
         </w:rPr>
       </w:pPr>
-      <w:bookmarkStart w:id="29" w:name="_Toc238126297"/>
+      <w:bookmarkStart w:id="29" w:name="_Toc239489875"/>
       <w:r>
         <w:rPr>
           <w:rFonts w:ascii="Verdana" w:hAnsi="Verdana"/>
@@ -15430,7 +15835,7 @@
           <w:lang w:val="es-419"/>
         </w:rPr>
       </w:pPr>
-      <w:bookmarkStart w:id="30" w:name="_Toc238126275"/>
+      <w:bookmarkStart w:id="30" w:name="_Toc239489866"/>
       <w:r>
         <w:rPr>
           <w:rFonts w:ascii="Verdana" w:hAnsi="Verdana"/>
@@ -15544,7 +15949,6 @@
           <w:rFonts w:ascii="Verdana" w:hAnsi="Verdana"/>
           <w:lang w:val="es-419"/>
         </w:rPr>
-        <w:lastRenderedPageBreak/>
         <w:t xml:space="preserve">Las tareas deberán registrar un responsable, fecha objetivo y estado. </w:t>
       </w:r>
     </w:p>
@@ -16086,6 +16490,268 @@
     </w:lvl>
   </w:abstractNum>
   <w:abstractNum w:abstractNumId="6" w15:restartNumberingAfterBreak="0">
+    <w:nsid w:val="00EC1A40"/>
+    <w:multiLevelType w:val="multilevel"/>
+    <w:tmpl w:val="8DE2A972"/>
+    <w:lvl w:ilvl="0">
+      <w:start w:val="1"/>
+      <w:numFmt w:val="bullet"/>
+      <w:lvlText w:val=""/>
+      <w:lvlJc w:val="left"/>
+      <w:pPr>
+        <w:tabs>
+          <w:tab w:val="num" w:pos="720"/>
+        </w:tabs>
+        <w:ind w:left="720" w:hanging="360"/>
+      </w:pPr>
+      <w:rPr>
+        <w:rFonts w:ascii="Symbol" w:hAnsi="Symbol" w:hint="default"/>
+        <w:sz w:val="20"/>
+      </w:rPr>
+    </w:lvl>
+    <w:lvl w:ilvl="1" w:tentative="1">
+      <w:start w:val="1"/>
+      <w:numFmt w:val="bullet"/>
+      <w:lvlText w:val="o"/>
+      <w:lvlJc w:val="left"/>
+      <w:pPr>
+        <w:tabs>
+          <w:tab w:val="num" w:pos="1440"/>
+        </w:tabs>
+        <w:ind w:left="1440" w:hanging="360"/>
+      </w:pPr>
+      <w:rPr>
+        <w:rFonts w:ascii="Courier New" w:hAnsi="Courier New" w:hint="default"/>
+        <w:sz w:val="20"/>
+      </w:rPr>
+    </w:lvl>
+    <w:lvl w:ilvl="2" w:tentative="1">
+      <w:start w:val="1"/>
+      <w:numFmt w:val="bullet"/>
+      <w:lvlText w:val=""/>
+      <w:lvlJc w:val="left"/>
+      <w:pPr>
+        <w:tabs>
+          <w:tab w:val="num" w:pos="2160"/>
+        </w:tabs>
+        <w:ind w:left="2160" w:hanging="360"/>
+      </w:pPr>
+      <w:rPr>
+        <w:rFonts w:ascii="Wingdings" w:hAnsi="Wingdings" w:hint="default"/>
+        <w:sz w:val="20"/>
+      </w:rPr>
+    </w:lvl>
+    <w:lvl w:ilvl="3" w:tentative="1">
+      <w:start w:val="1"/>
+      <w:numFmt w:val="bullet"/>
+      <w:lvlText w:val=""/>
+      <w:lvlJc w:val="left"/>
+      <w:pPr>
+        <w:tabs>
+          <w:tab w:val="num" w:pos="2880"/>
+        </w:tabs>
+        <w:ind w:left="2880" w:hanging="360"/>
+      </w:pPr>
+      <w:rPr>
+        <w:rFonts w:ascii="Wingdings" w:hAnsi="Wingdings" w:hint="default"/>
+        <w:sz w:val="20"/>
+      </w:rPr>
+    </w:lvl>
+    <w:lvl w:ilvl="4" w:tentative="1">
+      <w:start w:val="1"/>
+      <w:numFmt w:val="bullet"/>
+      <w:lvlText w:val=""/>
+      <w:lvlJc w:val="left"/>
+      <w:pPr>
+        <w:tabs>
+          <w:tab w:val="num" w:pos="3600"/>
+        </w:tabs>
+        <w:ind w:left="3600" w:hanging="360"/>
+      </w:pPr>
+      <w:rPr>
+        <w:rFonts w:ascii="Wingdings" w:hAnsi="Wingdings" w:hint="default"/>
+        <w:sz w:val="20"/>
+      </w:rPr>
+    </w:lvl>
+    <w:lvl w:ilvl="5" w:tentative="1">
+      <w:start w:val="1"/>
+      <w:numFmt w:val="bullet"/>
+      <w:lvlText w:val=""/>
+      <w:lvlJc w:val="left"/>
+      <w:pPr>
+        <w:tabs>
+          <w:tab w:val="num" w:pos="4320"/>
+        </w:tabs>
+        <w:ind w:left="4320" w:hanging="360"/>
+      </w:pPr>
+      <w:rPr>
+        <w:rFonts w:ascii="Wingdings" w:hAnsi="Wingdings" w:hint="default"/>
+        <w:sz w:val="20"/>
+      </w:rPr>
+    </w:lvl>
+    <w:lvl w:ilvl="6" w:tentative="1">
+      <w:start w:val="1"/>
+      <w:numFmt w:val="bullet"/>
+      <w:lvlText w:val=""/>
+      <w:lvlJc w:val="left"/>
+      <w:pPr>
+        <w:tabs>
+          <w:tab w:val="num" w:pos="5040"/>
+        </w:tabs>
+        <w:ind w:left="5040" w:hanging="360"/>
+      </w:pPr>
+      <w:rPr>
+        <w:rFonts w:ascii="Wingdings" w:hAnsi="Wingdings" w:hint="default"/>
+        <w:sz w:val="20"/>
+      </w:rPr>
+    </w:lvl>
+    <w:lvl w:ilvl="7" w:tentative="1">
+      <w:start w:val="1"/>
+      <w:numFmt w:val="bullet"/>
+      <w:lvlText w:val=""/>
+      <w:lvlJc w:val="left"/>
+      <w:pPr>
+        <w:tabs>
+          <w:tab w:val="num" w:pos="5760"/>
+        </w:tabs>
+        <w:ind w:left="5760" w:hanging="360"/>
+      </w:pPr>
+      <w:rPr>
+        <w:rFonts w:ascii="Wingdings" w:hAnsi="Wingdings" w:hint="default"/>
+        <w:sz w:val="20"/>
+      </w:rPr>
+    </w:lvl>
+    <w:lvl w:ilvl="8" w:tentative="1">
+      <w:start w:val="1"/>
+      <w:numFmt w:val="bullet"/>
+      <w:lvlText w:val=""/>
+      <w:lvlJc w:val="left"/>
+      <w:pPr>
+        <w:tabs>
+          <w:tab w:val="num" w:pos="6480"/>
+        </w:tabs>
+        <w:ind w:left="6480" w:hanging="360"/>
+      </w:pPr>
+      <w:rPr>
+        <w:rFonts w:ascii="Wingdings" w:hAnsi="Wingdings" w:hint="default"/>
+        <w:sz w:val="20"/>
+      </w:rPr>
+    </w:lvl>
+  </w:abstractNum>
+  <w:abstractNum w:abstractNumId="7" w15:restartNumberingAfterBreak="0">
+    <w:nsid w:val="02C32DD4"/>
+    <w:multiLevelType w:val="hybridMultilevel"/>
+    <w:tmpl w:val="C53E685A"/>
+    <w:lvl w:ilvl="0" w:tplc="300A0001">
+      <w:start w:val="1"/>
+      <w:numFmt w:val="bullet"/>
+      <w:lvlText w:val=""/>
+      <w:lvlJc w:val="left"/>
+      <w:pPr>
+        <w:ind w:left="720" w:hanging="360"/>
+      </w:pPr>
+      <w:rPr>
+        <w:rFonts w:ascii="Symbol" w:hAnsi="Symbol" w:hint="default"/>
+      </w:rPr>
+    </w:lvl>
+    <w:lvl w:ilvl="1" w:tplc="300A0003" w:tentative="1">
+      <w:start w:val="1"/>
+      <w:numFmt w:val="bullet"/>
+      <w:lvlText w:val="o"/>
+      <w:lvlJc w:val="left"/>
+      <w:pPr>
+        <w:ind w:left="1440" w:hanging="360"/>
+      </w:pPr>
+      <w:rPr>
+        <w:rFonts w:ascii="Courier New" w:hAnsi="Courier New" w:cs="Courier New" w:hint="default"/>
+      </w:rPr>
+    </w:lvl>
+    <w:lvl w:ilvl="2" w:tplc="300A0005" w:tentative="1">
+      <w:start w:val="1"/>
+      <w:numFmt w:val="bullet"/>
+      <w:lvlText w:val=""/>
+      <w:lvlJc w:val="left"/>
+      <w:pPr>
+        <w:ind w:left="2160" w:hanging="360"/>
+      </w:pPr>
+      <w:rPr>
+        <w:rFonts w:ascii="Wingdings" w:hAnsi="Wingdings" w:hint="default"/>
+      </w:rPr>
+    </w:lvl>
+    <w:lvl w:ilvl="3" w:tplc="300A0001" w:tentative="1">
+      <w:start w:val="1"/>
+      <w:numFmt w:val="bullet"/>
+      <w:lvlText w:val=""/>
+      <w:lvlJc w:val="left"/>
+      <w:pPr>
+        <w:ind w:left="2880" w:hanging="360"/>
+      </w:pPr>
+      <w:rPr>
+        <w:rFonts w:ascii="Symbol" w:hAnsi="Symbol" w:hint="default"/>
+      </w:rPr>
+    </w:lvl>
+    <w:lvl w:ilvl="4" w:tplc="300A0003" w:tentative="1">
+      <w:start w:val="1"/>
+      <w:numFmt w:val="bullet"/>
+      <w:lvlText w:val="o"/>
+      <w:lvlJc w:val="left"/>
+      <w:pPr>
+        <w:ind w:left="3600" w:hanging="360"/>
+      </w:pPr>
+      <w:rPr>
+        <w:rFonts w:ascii="Courier New" w:hAnsi="Courier New" w:cs="Courier New" w:hint="default"/>
+      </w:rPr>
+    </w:lvl>
+    <w:lvl w:ilvl="5" w:tplc="300A0005" w:tentative="1">
+      <w:start w:val="1"/>
+      <w:numFmt w:val="bullet"/>
+      <w:lvlText w:val=""/>
+      <w:lvlJc w:val="left"/>
+      <w:pPr>
+        <w:ind w:left="4320" w:hanging="360"/>
+      </w:pPr>
+      <w:rPr>
+        <w:rFonts w:ascii="Wingdings" w:hAnsi="Wingdings" w:hint="default"/>
+      </w:rPr>
+    </w:lvl>
+    <w:lvl w:ilvl="6" w:tplc="300A0001" w:tentative="1">
+      <w:start w:val="1"/>
+      <w:numFmt w:val="bullet"/>
+      <w:lvlText w:val=""/>
+      <w:lvlJc w:val="left"/>
+      <w:pPr>
+        <w:ind w:left="5040" w:hanging="360"/>
+      </w:pPr>
+      <w:rPr>
+        <w:rFonts w:ascii="Symbol" w:hAnsi="Symbol" w:hint="default"/>
+      </w:rPr>
+    </w:lvl>
+    <w:lvl w:ilvl="7" w:tplc="300A0003" w:tentative="1">
+      <w:start w:val="1"/>
+      <w:numFmt w:val="bullet"/>
+      <w:lvlText w:val="o"/>
+      <w:lvlJc w:val="left"/>
+      <w:pPr>
+        <w:ind w:left="5760" w:hanging="360"/>
+      </w:pPr>
+      <w:rPr>
+        <w:rFonts w:ascii="Courier New" w:hAnsi="Courier New" w:cs="Courier New" w:hint="default"/>
+      </w:rPr>
+    </w:lvl>
+    <w:lvl w:ilvl="8" w:tplc="300A0005" w:tentative="1">
+      <w:start w:val="1"/>
+      <w:numFmt w:val="bullet"/>
+      <w:lvlText w:val=""/>
+      <w:lvlJc w:val="left"/>
+      <w:pPr>
+        <w:ind w:left="6480" w:hanging="360"/>
+      </w:pPr>
+      <w:rPr>
+        <w:rFonts w:ascii="Wingdings" w:hAnsi="Wingdings" w:hint="default"/>
+      </w:rPr>
+    </w:lvl>
+  </w:abstractNum>
+  <w:abstractNum w:abstractNumId="8" w15:restartNumberingAfterBreak="0">
     <w:nsid w:val="03A75770"/>
     <w:multiLevelType w:val="multilevel"/>
     <w:tmpl w:val="72FA4514"/>
@@ -16201,7 +16867,7 @@
       </w:pPr>
     </w:lvl>
   </w:abstractNum>
-  <w:abstractNum w:abstractNumId="7" w15:restartNumberingAfterBreak="0">
+  <w:abstractNum w:abstractNumId="9" w15:restartNumberingAfterBreak="0">
     <w:nsid w:val="06837FDA"/>
     <w:multiLevelType w:val="multilevel"/>
     <w:tmpl w:val="4E7C846A"/>
@@ -16350,7 +17016,120 @@
       </w:rPr>
     </w:lvl>
   </w:abstractNum>
-  <w:abstractNum w:abstractNumId="8" w15:restartNumberingAfterBreak="0">
+  <w:abstractNum w:abstractNumId="10" w15:restartNumberingAfterBreak="0">
+    <w:nsid w:val="0C4725DF"/>
+    <w:multiLevelType w:val="hybridMultilevel"/>
+    <w:tmpl w:val="1268942A"/>
+    <w:lvl w:ilvl="0" w:tplc="300A0001">
+      <w:start w:val="1"/>
+      <w:numFmt w:val="bullet"/>
+      <w:lvlText w:val=""/>
+      <w:lvlJc w:val="left"/>
+      <w:pPr>
+        <w:ind w:left="720" w:hanging="360"/>
+      </w:pPr>
+      <w:rPr>
+        <w:rFonts w:ascii="Symbol" w:hAnsi="Symbol" w:hint="default"/>
+      </w:rPr>
+    </w:lvl>
+    <w:lvl w:ilvl="1" w:tplc="300A0003" w:tentative="1">
+      <w:start w:val="1"/>
+      <w:numFmt w:val="bullet"/>
+      <w:lvlText w:val="o"/>
+      <w:lvlJc w:val="left"/>
+      <w:pPr>
+        <w:ind w:left="1440" w:hanging="360"/>
+      </w:pPr>
+      <w:rPr>
+        <w:rFonts w:ascii="Courier New" w:hAnsi="Courier New" w:cs="Courier New" w:hint="default"/>
+      </w:rPr>
+    </w:lvl>
+    <w:lvl w:ilvl="2" w:tplc="300A0005" w:tentative="1">
+      <w:start w:val="1"/>
+      <w:numFmt w:val="bullet"/>
+      <w:lvlText w:val=""/>
+      <w:lvlJc w:val="left"/>
+      <w:pPr>
+        <w:ind w:left="2160" w:hanging="360"/>
+      </w:pPr>
+      <w:rPr>
+        <w:rFonts w:ascii="Wingdings" w:hAnsi="Wingdings" w:hint="default"/>
+      </w:rPr>
+    </w:lvl>
+    <w:lvl w:ilvl="3" w:tplc="300A0001" w:tentative="1">
+      <w:start w:val="1"/>
+      <w:numFmt w:val="bullet"/>
+      <w:lvlText w:val=""/>
+      <w:lvlJc w:val="left"/>
+      <w:pPr>
+        <w:ind w:left="2880" w:hanging="360"/>
+      </w:pPr>
+      <w:rPr>
+        <w:rFonts w:ascii="Symbol" w:hAnsi="Symbol" w:hint="default"/>
+      </w:rPr>
+    </w:lvl>
+    <w:lvl w:ilvl="4" w:tplc="300A0003" w:tentative="1">
+      <w:start w:val="1"/>
+      <w:numFmt w:val="bullet"/>
+      <w:lvlText w:val="o"/>
+      <w:lvlJc w:val="left"/>
+      <w:pPr>
+        <w:ind w:left="3600" w:hanging="360"/>
+      </w:pPr>
+      <w:rPr>
+        <w:rFonts w:ascii="Courier New" w:hAnsi="Courier New" w:cs="Courier New" w:hint="default"/>
+      </w:rPr>
+    </w:lvl>
+    <w:lvl w:ilvl="5" w:tplc="300A0005" w:tentative="1">
+      <w:start w:val="1"/>
+      <w:numFmt w:val="bullet"/>
+      <w:lvlText w:val=""/>
+      <w:lvlJc w:val="left"/>
+      <w:pPr>
+        <w:ind w:left="4320" w:hanging="360"/>
+      </w:pPr>
+      <w:rPr>
+        <w:rFonts w:ascii="Wingdings" w:hAnsi="Wingdings" w:hint="default"/>
+      </w:rPr>
+    </w:lvl>
+    <w:lvl w:ilvl="6" w:tplc="300A0001" w:tentative="1">
+      <w:start w:val="1"/>
+      <w:numFmt w:val="bullet"/>
+      <w:lvlText w:val=""/>
+      <w:lvlJc w:val="left"/>
+      <w:pPr>
+        <w:ind w:left="5040" w:hanging="360"/>
+      </w:pPr>
+      <w:rPr>
+        <w:rFonts w:ascii="Symbol" w:hAnsi="Symbol" w:hint="default"/>
+      </w:rPr>
+    </w:lvl>
+    <w:lvl w:ilvl="7" w:tplc="300A0003" w:tentative="1">
+      <w:start w:val="1"/>
+      <w:numFmt w:val="bullet"/>
+      <w:lvlText w:val="o"/>
+      <w:lvlJc w:val="left"/>
+      <w:pPr>
+        <w:ind w:left="5760" w:hanging="360"/>
+      </w:pPr>
+      <w:rPr>
+        <w:rFonts w:ascii="Courier New" w:hAnsi="Courier New" w:cs="Courier New" w:hint="default"/>
+      </w:rPr>
+    </w:lvl>
+    <w:lvl w:ilvl="8" w:tplc="300A0005" w:tentative="1">
+      <w:start w:val="1"/>
+      <w:numFmt w:val="bullet"/>
+      <w:lvlText w:val=""/>
+      <w:lvlJc w:val="left"/>
+      <w:pPr>
+        <w:ind w:left="6480" w:hanging="360"/>
+      </w:pPr>
+      <w:rPr>
+        <w:rFonts w:ascii="Wingdings" w:hAnsi="Wingdings" w:hint="default"/>
+      </w:rPr>
+    </w:lvl>
+  </w:abstractNum>
+  <w:abstractNum w:abstractNumId="11" w15:restartNumberingAfterBreak="0">
     <w:nsid w:val="0EF505A3"/>
     <w:multiLevelType w:val="multilevel"/>
     <w:tmpl w:val="BBBCACF0"/>
@@ -16499,7 +17278,120 @@
       </w:rPr>
     </w:lvl>
   </w:abstractNum>
-  <w:abstractNum w:abstractNumId="9" w15:restartNumberingAfterBreak="0">
+  <w:abstractNum w:abstractNumId="12" w15:restartNumberingAfterBreak="0">
+    <w:nsid w:val="12F04288"/>
+    <w:multiLevelType w:val="hybridMultilevel"/>
+    <w:tmpl w:val="4E6E23D6"/>
+    <w:lvl w:ilvl="0" w:tplc="300A0001">
+      <w:start w:val="1"/>
+      <w:numFmt w:val="bullet"/>
+      <w:lvlText w:val=""/>
+      <w:lvlJc w:val="left"/>
+      <w:pPr>
+        <w:ind w:left="360" w:hanging="360"/>
+      </w:pPr>
+      <w:rPr>
+        <w:rFonts w:ascii="Symbol" w:hAnsi="Symbol" w:hint="default"/>
+      </w:rPr>
+    </w:lvl>
+    <w:lvl w:ilvl="1" w:tplc="300A0003" w:tentative="1">
+      <w:start w:val="1"/>
+      <w:numFmt w:val="bullet"/>
+      <w:lvlText w:val="o"/>
+      <w:lvlJc w:val="left"/>
+      <w:pPr>
+        <w:ind w:left="1080" w:hanging="360"/>
+      </w:pPr>
+      <w:rPr>
+        <w:rFonts w:ascii="Courier New" w:hAnsi="Courier New" w:cs="Courier New" w:hint="default"/>
+      </w:rPr>
+    </w:lvl>
+    <w:lvl w:ilvl="2" w:tplc="300A0005" w:tentative="1">
+      <w:start w:val="1"/>
+      <w:numFmt w:val="bullet"/>
+      <w:lvlText w:val=""/>
+      <w:lvlJc w:val="left"/>
+      <w:pPr>
+        <w:ind w:left="1800" w:hanging="360"/>
+      </w:pPr>
+      <w:rPr>
+        <w:rFonts w:ascii="Wingdings" w:hAnsi="Wingdings" w:hint="default"/>
+      </w:rPr>
+    </w:lvl>
+    <w:lvl w:ilvl="3" w:tplc="300A0001" w:tentative="1">
+      <w:start w:val="1"/>
+      <w:numFmt w:val="bullet"/>
+      <w:lvlText w:val=""/>
+      <w:lvlJc w:val="left"/>
+      <w:pPr>
+        <w:ind w:left="2520" w:hanging="360"/>
+      </w:pPr>
+      <w:rPr>
+        <w:rFonts w:ascii="Symbol" w:hAnsi="Symbol" w:hint="default"/>
+      </w:rPr>
+    </w:lvl>
+    <w:lvl w:ilvl="4" w:tplc="300A0003" w:tentative="1">
+      <w:start w:val="1"/>
+      <w:numFmt w:val="bullet"/>
+      <w:lvlText w:val="o"/>
+      <w:lvlJc w:val="left"/>
+      <w:pPr>
+        <w:ind w:left="3240" w:hanging="360"/>
+      </w:pPr>
+      <w:rPr>
+        <w:rFonts w:ascii="Courier New" w:hAnsi="Courier New" w:cs="Courier New" w:hint="default"/>
+      </w:rPr>
+    </w:lvl>
+    <w:lvl w:ilvl="5" w:tplc="300A0005" w:tentative="1">
+      <w:start w:val="1"/>
+      <w:numFmt w:val="bullet"/>
+      <w:lvlText w:val=""/>
+      <w:lvlJc w:val="left"/>
+      <w:pPr>
+        <w:ind w:left="3960" w:hanging="360"/>
+      </w:pPr>
+      <w:rPr>
+        <w:rFonts w:ascii="Wingdings" w:hAnsi="Wingdings" w:hint="default"/>
+      </w:rPr>
+    </w:lvl>
+    <w:lvl w:ilvl="6" w:tplc="300A0001" w:tentative="1">
+      <w:start w:val="1"/>
+      <w:numFmt w:val="bullet"/>
+      <w:lvlText w:val=""/>
+      <w:lvlJc w:val="left"/>
+      <w:pPr>
+        <w:ind w:left="4680" w:hanging="360"/>
+      </w:pPr>
+      <w:rPr>
+        <w:rFonts w:ascii="Symbol" w:hAnsi="Symbol" w:hint="default"/>
+      </w:rPr>
+    </w:lvl>
+    <w:lvl w:ilvl="7" w:tplc="300A0003" w:tentative="1">
+      <w:start w:val="1"/>
+      <w:numFmt w:val="bullet"/>
+      <w:lvlText w:val="o"/>
+      <w:lvlJc w:val="left"/>
+      <w:pPr>
+        <w:ind w:left="5400" w:hanging="360"/>
+      </w:pPr>
+      <w:rPr>
+        <w:rFonts w:ascii="Courier New" w:hAnsi="Courier New" w:cs="Courier New" w:hint="default"/>
+      </w:rPr>
+    </w:lvl>
+    <w:lvl w:ilvl="8" w:tplc="300A0005" w:tentative="1">
+      <w:start w:val="1"/>
+      <w:numFmt w:val="bullet"/>
+      <w:lvlText w:val=""/>
+      <w:lvlJc w:val="left"/>
+      <w:pPr>
+        <w:ind w:left="6120" w:hanging="360"/>
+      </w:pPr>
+      <w:rPr>
+        <w:rFonts w:ascii="Wingdings" w:hAnsi="Wingdings" w:hint="default"/>
+      </w:rPr>
+    </w:lvl>
+  </w:abstractNum>
+  <w:abstractNum w:abstractNumId="13" w15:restartNumberingAfterBreak="0">
     <w:nsid w:val="1A84787A"/>
     <w:multiLevelType w:val="multilevel"/>
     <w:tmpl w:val="72FA4514"/>
@@ -16615,7 +17507,7 @@
       </w:pPr>
     </w:lvl>
   </w:abstractNum>
-  <w:abstractNum w:abstractNumId="10" w15:restartNumberingAfterBreak="0">
+  <w:abstractNum w:abstractNumId="14" w15:restartNumberingAfterBreak="0">
     <w:nsid w:val="1C121C0D"/>
     <w:multiLevelType w:val="multilevel"/>
     <w:tmpl w:val="72FA4514"/>
@@ -16731,7 +17623,7 @@
       </w:pPr>
     </w:lvl>
   </w:abstractNum>
-  <w:abstractNum w:abstractNumId="11" w15:restartNumberingAfterBreak="0">
+  <w:abstractNum w:abstractNumId="15" w15:restartNumberingAfterBreak="0">
     <w:nsid w:val="1CAB7C61"/>
     <w:multiLevelType w:val="multilevel"/>
     <w:tmpl w:val="72FA4514"/>
@@ -16847,7 +17739,7 @@
       </w:pPr>
     </w:lvl>
   </w:abstractNum>
-  <w:abstractNum w:abstractNumId="12" w15:restartNumberingAfterBreak="0">
+  <w:abstractNum w:abstractNumId="16" w15:restartNumberingAfterBreak="0">
     <w:nsid w:val="1F0F4BF7"/>
     <w:multiLevelType w:val="multilevel"/>
     <w:tmpl w:val="1354041C"/>
@@ -16996,7 +17888,7 @@
       </w:rPr>
     </w:lvl>
   </w:abstractNum>
-  <w:abstractNum w:abstractNumId="13" w15:restartNumberingAfterBreak="0">
+  <w:abstractNum w:abstractNumId="17" w15:restartNumberingAfterBreak="0">
     <w:nsid w:val="1F622969"/>
     <w:multiLevelType w:val="multilevel"/>
     <w:tmpl w:val="0409001F"/>
@@ -17082,7 +17974,7 @@
       </w:pPr>
     </w:lvl>
   </w:abstractNum>
-  <w:abstractNum w:abstractNumId="14" w15:restartNumberingAfterBreak="0">
+  <w:abstractNum w:abstractNumId="18" w15:restartNumberingAfterBreak="0">
     <w:nsid w:val="28BA3029"/>
     <w:multiLevelType w:val="multilevel"/>
     <w:tmpl w:val="B930023C"/>
@@ -17231,7 +18123,7 @@
       </w:rPr>
     </w:lvl>
   </w:abstractNum>
-  <w:abstractNum w:abstractNumId="15" w15:restartNumberingAfterBreak="0">
+  <w:abstractNum w:abstractNumId="19" w15:restartNumberingAfterBreak="0">
     <w:nsid w:val="29DE6E6C"/>
     <w:multiLevelType w:val="multilevel"/>
     <w:tmpl w:val="0409001F"/>
@@ -17317,7 +18209,7 @@
       </w:pPr>
     </w:lvl>
   </w:abstractNum>
-  <w:abstractNum w:abstractNumId="16" w15:restartNumberingAfterBreak="0">
+  <w:abstractNum w:abstractNumId="20" w15:restartNumberingAfterBreak="0">
     <w:nsid w:val="31F94FAC"/>
     <w:multiLevelType w:val="multilevel"/>
     <w:tmpl w:val="72FA4514"/>
@@ -17433,7 +18325,7 @@
       </w:pPr>
     </w:lvl>
   </w:abstractNum>
-  <w:abstractNum w:abstractNumId="17" w15:restartNumberingAfterBreak="0">
+  <w:abstractNum w:abstractNumId="21" w15:restartNumberingAfterBreak="0">
     <w:nsid w:val="33520F1D"/>
     <w:multiLevelType w:val="multilevel"/>
     <w:tmpl w:val="0409001F"/>
@@ -17519,7 +18411,7 @@
       </w:pPr>
     </w:lvl>
   </w:abstractNum>
-  <w:abstractNum w:abstractNumId="18" w15:restartNumberingAfterBreak="0">
+  <w:abstractNum w:abstractNumId="22" w15:restartNumberingAfterBreak="0">
     <w:nsid w:val="34D62A9A"/>
     <w:multiLevelType w:val="multilevel"/>
     <w:tmpl w:val="2EBAFA82"/>
@@ -17668,7 +18560,7 @@
       </w:rPr>
     </w:lvl>
   </w:abstractNum>
-  <w:abstractNum w:abstractNumId="19" w15:restartNumberingAfterBreak="0">
+  <w:abstractNum w:abstractNumId="23" w15:restartNumberingAfterBreak="0">
     <w:nsid w:val="363F4F5D"/>
     <w:multiLevelType w:val="multilevel"/>
     <w:tmpl w:val="72FA4514"/>
@@ -17784,7 +18676,7 @@
       </w:pPr>
     </w:lvl>
   </w:abstractNum>
-  <w:abstractNum w:abstractNumId="20" w15:restartNumberingAfterBreak="0">
+  <w:abstractNum w:abstractNumId="24" w15:restartNumberingAfterBreak="0">
     <w:nsid w:val="3C7102F0"/>
     <w:multiLevelType w:val="multilevel"/>
     <w:tmpl w:val="E4760042"/>
@@ -17933,7 +18825,7 @@
       </w:rPr>
     </w:lvl>
   </w:abstractNum>
-  <w:abstractNum w:abstractNumId="21" w15:restartNumberingAfterBreak="0">
+  <w:abstractNum w:abstractNumId="25" w15:restartNumberingAfterBreak="0">
     <w:nsid w:val="3C7D3D3E"/>
     <w:multiLevelType w:val="multilevel"/>
     <w:tmpl w:val="848C7A56"/>
@@ -18082,7 +18974,7 @@
       </w:rPr>
     </w:lvl>
   </w:abstractNum>
-  <w:abstractNum w:abstractNumId="22" w15:restartNumberingAfterBreak="0">
+  <w:abstractNum w:abstractNumId="26" w15:restartNumberingAfterBreak="0">
     <w:nsid w:val="40390FEA"/>
     <w:multiLevelType w:val="multilevel"/>
     <w:tmpl w:val="72FA4514"/>
@@ -18198,7 +19090,120 @@
       </w:pPr>
     </w:lvl>
   </w:abstractNum>
-  <w:abstractNum w:abstractNumId="23" w15:restartNumberingAfterBreak="0">
+  <w:abstractNum w:abstractNumId="27" w15:restartNumberingAfterBreak="0">
+    <w:nsid w:val="44937D68"/>
+    <w:multiLevelType w:val="hybridMultilevel"/>
+    <w:tmpl w:val="A692A0CC"/>
+    <w:lvl w:ilvl="0" w:tplc="300A0001">
+      <w:start w:val="1"/>
+      <w:numFmt w:val="bullet"/>
+      <w:lvlText w:val=""/>
+      <w:lvlJc w:val="left"/>
+      <w:pPr>
+        <w:ind w:left="717" w:hanging="360"/>
+      </w:pPr>
+      <w:rPr>
+        <w:rFonts w:ascii="Symbol" w:hAnsi="Symbol" w:hint="default"/>
+      </w:rPr>
+    </w:lvl>
+    <w:lvl w:ilvl="1" w:tplc="300A0003" w:tentative="1">
+      <w:start w:val="1"/>
+      <w:numFmt w:val="bullet"/>
+      <w:lvlText w:val="o"/>
+      <w:lvlJc w:val="left"/>
+      <w:pPr>
+        <w:ind w:left="1437" w:hanging="360"/>
+      </w:pPr>
+      <w:rPr>
+        <w:rFonts w:ascii="Courier New" w:hAnsi="Courier New" w:cs="Courier New" w:hint="default"/>
+      </w:rPr>
+    </w:lvl>
+    <w:lvl w:ilvl="2" w:tplc="300A0005" w:tentative="1">
+      <w:start w:val="1"/>
+      <w:numFmt w:val="bullet"/>
+      <w:lvlText w:val=""/>
+      <w:lvlJc w:val="left"/>
+      <w:pPr>
+        <w:ind w:left="2157" w:hanging="360"/>
+      </w:pPr>
+      <w:rPr>
+        <w:rFonts w:ascii="Wingdings" w:hAnsi="Wingdings" w:hint="default"/>
+      </w:rPr>
+    </w:lvl>
+    <w:lvl w:ilvl="3" w:tplc="300A0001" w:tentative="1">
+      <w:start w:val="1"/>
+      <w:numFmt w:val="bullet"/>
+      <w:lvlText w:val=""/>
+      <w:lvlJc w:val="left"/>
+      <w:pPr>
+        <w:ind w:left="2877" w:hanging="360"/>
+      </w:pPr>
+      <w:rPr>
+        <w:rFonts w:ascii="Symbol" w:hAnsi="Symbol" w:hint="default"/>
+      </w:rPr>
+    </w:lvl>
+    <w:lvl w:ilvl="4" w:tplc="300A0003" w:tentative="1">
+      <w:start w:val="1"/>
+      <w:numFmt w:val="bullet"/>
+      <w:lvlText w:val="o"/>
+      <w:lvlJc w:val="left"/>
+      <w:pPr>
+        <w:ind w:left="3597" w:hanging="360"/>
+      </w:pPr>
+      <w:rPr>
+        <w:rFonts w:ascii="Courier New" w:hAnsi="Courier New" w:cs="Courier New" w:hint="default"/>
+      </w:rPr>
+    </w:lvl>
+    <w:lvl w:ilvl="5" w:tplc="300A0005" w:tentative="1">
+      <w:start w:val="1"/>
+      <w:numFmt w:val="bullet"/>
+      <w:lvlText w:val=""/>
+      <w:lvlJc w:val="left"/>
+      <w:pPr>
+        <w:ind w:left="4317" w:hanging="360"/>
+      </w:pPr>
+      <w:rPr>
+        <w:rFonts w:ascii="Wingdings" w:hAnsi="Wingdings" w:hint="default"/>
+      </w:rPr>
+    </w:lvl>
+    <w:lvl w:ilvl="6" w:tplc="300A0001" w:tentative="1">
+      <w:start w:val="1"/>
+      <w:numFmt w:val="bullet"/>
+      <w:lvlText w:val=""/>
+      <w:lvlJc w:val="left"/>
+      <w:pPr>
+        <w:ind w:left="5037" w:hanging="360"/>
+      </w:pPr>
+      <w:rPr>
+        <w:rFonts w:ascii="Symbol" w:hAnsi="Symbol" w:hint="default"/>
+      </w:rPr>
+    </w:lvl>
+    <w:lvl w:ilvl="7" w:tplc="300A0003" w:tentative="1">
+      <w:start w:val="1"/>
+      <w:numFmt w:val="bullet"/>
+      <w:lvlText w:val="o"/>
+      <w:lvlJc w:val="left"/>
+      <w:pPr>
+        <w:ind w:left="5757" w:hanging="360"/>
+      </w:pPr>
+      <w:rPr>
+        <w:rFonts w:ascii="Courier New" w:hAnsi="Courier New" w:cs="Courier New" w:hint="default"/>
+      </w:rPr>
+    </w:lvl>
+    <w:lvl w:ilvl="8" w:tplc="300A0005" w:tentative="1">
+      <w:start w:val="1"/>
+      <w:numFmt w:val="bullet"/>
+      <w:lvlText w:val=""/>
+      <w:lvlJc w:val="left"/>
+      <w:pPr>
+        <w:ind w:left="6477" w:hanging="360"/>
+      </w:pPr>
+      <w:rPr>
+        <w:rFonts w:ascii="Wingdings" w:hAnsi="Wingdings" w:hint="default"/>
+      </w:rPr>
+    </w:lvl>
+  </w:abstractNum>
+  <w:abstractNum w:abstractNumId="28" w15:restartNumberingAfterBreak="0">
     <w:nsid w:val="455E7671"/>
     <w:multiLevelType w:val="multilevel"/>
     <w:tmpl w:val="61C67F0E"/>
@@ -18347,7 +19352,7 @@
       </w:rPr>
     </w:lvl>
   </w:abstractNum>
-  <w:abstractNum w:abstractNumId="24" w15:restartNumberingAfterBreak="0">
+  <w:abstractNum w:abstractNumId="29" w15:restartNumberingAfterBreak="0">
     <w:nsid w:val="46B54587"/>
     <w:multiLevelType w:val="hybridMultilevel"/>
     <w:tmpl w:val="2324A546"/>
@@ -18460,7 +19465,7 @@
       </w:rPr>
     </w:lvl>
   </w:abstractNum>
-  <w:abstractNum w:abstractNumId="25" w15:restartNumberingAfterBreak="0">
+  <w:abstractNum w:abstractNumId="30" w15:restartNumberingAfterBreak="0">
     <w:nsid w:val="588A7FDB"/>
     <w:multiLevelType w:val="multilevel"/>
     <w:tmpl w:val="7A72F8F0"/>
@@ -18609,7 +19614,7 @@
       </w:rPr>
     </w:lvl>
   </w:abstractNum>
-  <w:abstractNum w:abstractNumId="26" w15:restartNumberingAfterBreak="0">
+  <w:abstractNum w:abstractNumId="31" w15:restartNumberingAfterBreak="0">
     <w:nsid w:val="68FF5DB5"/>
     <w:multiLevelType w:val="multilevel"/>
     <w:tmpl w:val="72FA4514"/>
@@ -18725,7 +19730,120 @@
       </w:pPr>
     </w:lvl>
   </w:abstractNum>
-  <w:abstractNum w:abstractNumId="27" w15:restartNumberingAfterBreak="0">
+  <w:abstractNum w:abstractNumId="32" w15:restartNumberingAfterBreak="0">
+    <w:nsid w:val="72E475F2"/>
+    <w:multiLevelType w:val="hybridMultilevel"/>
+    <w:tmpl w:val="4E2C5C7E"/>
+    <w:lvl w:ilvl="0" w:tplc="300A0001">
+      <w:start w:val="1"/>
+      <w:numFmt w:val="bullet"/>
+      <w:lvlText w:val=""/>
+      <w:lvlJc w:val="left"/>
+      <w:pPr>
+        <w:ind w:left="720" w:hanging="360"/>
+      </w:pPr>
+      <w:rPr>
+        <w:rFonts w:ascii="Symbol" w:hAnsi="Symbol" w:hint="default"/>
+      </w:rPr>
+    </w:lvl>
+    <w:lvl w:ilvl="1" w:tplc="300A0003" w:tentative="1">
+      <w:start w:val="1"/>
+      <w:numFmt w:val="bullet"/>
+      <w:lvlText w:val="o"/>
+      <w:lvlJc w:val="left"/>
+      <w:pPr>
+        <w:ind w:left="1440" w:hanging="360"/>
+      </w:pPr>
+      <w:rPr>
+        <w:rFonts w:ascii="Courier New" w:hAnsi="Courier New" w:cs="Courier New" w:hint="default"/>
+      </w:rPr>
+    </w:lvl>
+    <w:lvl w:ilvl="2" w:tplc="300A0005" w:tentative="1">
+      <w:start w:val="1"/>
+      <w:numFmt w:val="bullet"/>
+      <w:lvlText w:val=""/>
+      <w:lvlJc w:val="left"/>
+      <w:pPr>
+        <w:ind w:left="2160" w:hanging="360"/>
+      </w:pPr>
+      <w:rPr>
+        <w:rFonts w:ascii="Wingdings" w:hAnsi="Wingdings" w:hint="default"/>
+      </w:rPr>
+    </w:lvl>
+    <w:lvl w:ilvl="3" w:tplc="300A0001" w:tentative="1">
+      <w:start w:val="1"/>
+      <w:numFmt w:val="bullet"/>
+      <w:lvlText w:val=""/>
+      <w:lvlJc w:val="left"/>
+      <w:pPr>
+        <w:ind w:left="2880" w:hanging="360"/>
+      </w:pPr>
+      <w:rPr>
+        <w:rFonts w:ascii="Symbol" w:hAnsi="Symbol" w:hint="default"/>
+      </w:rPr>
+    </w:lvl>
+    <w:lvl w:ilvl="4" w:tplc="300A0003" w:tentative="1">
+      <w:start w:val="1"/>
+      <w:numFmt w:val="bullet"/>
+      <w:lvlText w:val="o"/>
+      <w:lvlJc w:val="left"/>
+      <w:pPr>
+        <w:ind w:left="3600" w:hanging="360"/>
+      </w:pPr>
+      <w:rPr>
+        <w:rFonts w:ascii="Courier New" w:hAnsi="Courier New" w:cs="Courier New" w:hint="default"/>
+      </w:rPr>
+    </w:lvl>
+    <w:lvl w:ilvl="5" w:tplc="300A0005" w:tentative="1">
+      <w:start w:val="1"/>
+      <w:numFmt w:val="bullet"/>
+      <w:lvlText w:val=""/>
+      <w:lvlJc w:val="left"/>
+      <w:pPr>
+        <w:ind w:left="4320" w:hanging="360"/>
+      </w:pPr>
+      <w:rPr>
+        <w:rFonts w:ascii="Wingdings" w:hAnsi="Wingdings" w:hint="default"/>
+      </w:rPr>
+    </w:lvl>
+    <w:lvl w:ilvl="6" w:tplc="300A0001" w:tentative="1">
+      <w:start w:val="1"/>
+      <w:numFmt w:val="bullet"/>
+      <w:lvlText w:val=""/>
+      <w:lvlJc w:val="left"/>
+      <w:pPr>
+        <w:ind w:left="5040" w:hanging="360"/>
+      </w:pPr>
+      <w:rPr>
+        <w:rFonts w:ascii="Symbol" w:hAnsi="Symbol" w:hint="default"/>
+      </w:rPr>
+    </w:lvl>
+    <w:lvl w:ilvl="7" w:tplc="300A0003" w:tentative="1">
+      <w:start w:val="1"/>
+      <w:numFmt w:val="bullet"/>
+      <w:lvlText w:val="o"/>
+      <w:lvlJc w:val="left"/>
+      <w:pPr>
+        <w:ind w:left="5760" w:hanging="360"/>
+      </w:pPr>
+      <w:rPr>
+        <w:rFonts w:ascii="Courier New" w:hAnsi="Courier New" w:cs="Courier New" w:hint="default"/>
+      </w:rPr>
+    </w:lvl>
+    <w:lvl w:ilvl="8" w:tplc="300A0005" w:tentative="1">
+      <w:start w:val="1"/>
+      <w:numFmt w:val="bullet"/>
+      <w:lvlText w:val=""/>
+      <w:lvlJc w:val="left"/>
+      <w:pPr>
+        <w:ind w:left="6480" w:hanging="360"/>
+      </w:pPr>
+      <w:rPr>
+        <w:rFonts w:ascii="Wingdings" w:hAnsi="Wingdings" w:hint="default"/>
+      </w:rPr>
+    </w:lvl>
+  </w:abstractNum>
+  <w:abstractNum w:abstractNumId="33" w15:restartNumberingAfterBreak="0">
     <w:nsid w:val="77DF0696"/>
     <w:multiLevelType w:val="multilevel"/>
     <w:tmpl w:val="0409001F"/>
@@ -18811,7 +19929,7 @@
       </w:pPr>
     </w:lvl>
   </w:abstractNum>
-  <w:abstractNum w:abstractNumId="28" w15:restartNumberingAfterBreak="0">
+  <w:abstractNum w:abstractNumId="34" w15:restartNumberingAfterBreak="0">
     <w:nsid w:val="78396827"/>
     <w:multiLevelType w:val="multilevel"/>
     <w:tmpl w:val="CAAA8442"/>
@@ -18960,7 +20078,7 @@
       </w:rPr>
     </w:lvl>
   </w:abstractNum>
-  <w:abstractNum w:abstractNumId="29" w15:restartNumberingAfterBreak="0">
+  <w:abstractNum w:abstractNumId="35" w15:restartNumberingAfterBreak="0">
     <w:nsid w:val="7B1D53E4"/>
     <w:multiLevelType w:val="multilevel"/>
     <w:tmpl w:val="0409001F"/>
@@ -19065,76 +20183,94 @@
     <w:abstractNumId w:val="0"/>
   </w:num>
   <w:num w:numId="7" w16cid:durableId="2108575963">
+    <w:abstractNumId w:val="17"/>
+  </w:num>
+  <w:num w:numId="8" w16cid:durableId="1989818918">
+    <w:abstractNumId w:val="16"/>
+  </w:num>
+  <w:num w:numId="9" w16cid:durableId="742798510">
+    <w:abstractNumId w:val="29"/>
+  </w:num>
+  <w:num w:numId="10" w16cid:durableId="493841407">
+    <w:abstractNumId w:val="34"/>
+  </w:num>
+  <w:num w:numId="11" w16cid:durableId="1375690916">
+    <w:abstractNumId w:val="30"/>
+  </w:num>
+  <w:num w:numId="12" w16cid:durableId="1556353896">
+    <w:abstractNumId w:val="25"/>
+  </w:num>
+  <w:num w:numId="13" w16cid:durableId="658194286">
+    <w:abstractNumId w:val="9"/>
+  </w:num>
+  <w:num w:numId="14" w16cid:durableId="1874461593">
+    <w:abstractNumId w:val="11"/>
+  </w:num>
+  <w:num w:numId="15" w16cid:durableId="1911698123">
+    <w:abstractNumId w:val="28"/>
+  </w:num>
+  <w:num w:numId="16" w16cid:durableId="607275060">
+    <w:abstractNumId w:val="24"/>
+  </w:num>
+  <w:num w:numId="17" w16cid:durableId="297801582">
+    <w:abstractNumId w:val="18"/>
+  </w:num>
+  <w:num w:numId="18" w16cid:durableId="1959600520">
+    <w:abstractNumId w:val="22"/>
+  </w:num>
+  <w:num w:numId="19" w16cid:durableId="276061179">
+    <w:abstractNumId w:val="35"/>
+  </w:num>
+  <w:num w:numId="20" w16cid:durableId="1482961643">
+    <w:abstractNumId w:val="19"/>
+  </w:num>
+  <w:num w:numId="21" w16cid:durableId="1810779192">
+    <w:abstractNumId w:val="21"/>
+  </w:num>
+  <w:num w:numId="22" w16cid:durableId="876770604">
+    <w:abstractNumId w:val="33"/>
+  </w:num>
+  <w:num w:numId="23" w16cid:durableId="1700157880">
     <w:abstractNumId w:val="13"/>
   </w:num>
-  <w:num w:numId="8" w16cid:durableId="1989818918">
+  <w:num w:numId="24" w16cid:durableId="1507744258">
+    <w:abstractNumId w:val="23"/>
+  </w:num>
+  <w:num w:numId="25" w16cid:durableId="1631862629">
+    <w:abstractNumId w:val="26"/>
+  </w:num>
+  <w:num w:numId="26" w16cid:durableId="658003944">
+    <w:abstractNumId w:val="14"/>
+  </w:num>
+  <w:num w:numId="27" w16cid:durableId="301353639">
+    <w:abstractNumId w:val="15"/>
+  </w:num>
+  <w:num w:numId="28" w16cid:durableId="583534015">
+    <w:abstractNumId w:val="20"/>
+  </w:num>
+  <w:num w:numId="29" w16cid:durableId="1421608952">
+    <w:abstractNumId w:val="31"/>
+  </w:num>
+  <w:num w:numId="30" w16cid:durableId="604315546">
+    <w:abstractNumId w:val="8"/>
+  </w:num>
+  <w:num w:numId="31" w16cid:durableId="1464041237">
+    <w:abstractNumId w:val="10"/>
+  </w:num>
+  <w:num w:numId="32" w16cid:durableId="1897547089">
+    <w:abstractNumId w:val="7"/>
+  </w:num>
+  <w:num w:numId="33" w16cid:durableId="1704163849">
+    <w:abstractNumId w:val="32"/>
+  </w:num>
+  <w:num w:numId="34" w16cid:durableId="2015642826">
+    <w:abstractNumId w:val="6"/>
+  </w:num>
+  <w:num w:numId="35" w16cid:durableId="1029573262">
     <w:abstractNumId w:val="12"/>
   </w:num>
-  <w:num w:numId="9" w16cid:durableId="742798510">
-    <w:abstractNumId w:val="24"/>
-  </w:num>
-  <w:num w:numId="10" w16cid:durableId="493841407">
-    <w:abstractNumId w:val="28"/>
-  </w:num>
-  <w:num w:numId="11" w16cid:durableId="1375690916">
-    <w:abstractNumId w:val="25"/>
-  </w:num>
-  <w:num w:numId="12" w16cid:durableId="1556353896">
-    <w:abstractNumId w:val="21"/>
-  </w:num>
-  <w:num w:numId="13" w16cid:durableId="658194286">
-    <w:abstractNumId w:val="7"/>
-  </w:num>
-  <w:num w:numId="14" w16cid:durableId="1874461593">
-    <w:abstractNumId w:val="8"/>
-  </w:num>
-  <w:num w:numId="15" w16cid:durableId="1911698123">
-    <w:abstractNumId w:val="23"/>
-  </w:num>
-  <w:num w:numId="16" w16cid:durableId="607275060">
-    <w:abstractNumId w:val="20"/>
-  </w:num>
-  <w:num w:numId="17" w16cid:durableId="297801582">
-    <w:abstractNumId w:val="14"/>
-  </w:num>
-  <w:num w:numId="18" w16cid:durableId="1959600520">
-    <w:abstractNumId w:val="18"/>
-  </w:num>
-  <w:num w:numId="19" w16cid:durableId="276061179">
-    <w:abstractNumId w:val="29"/>
-  </w:num>
-  <w:num w:numId="20" w16cid:durableId="1482961643">
-    <w:abstractNumId w:val="15"/>
-  </w:num>
-  <w:num w:numId="21" w16cid:durableId="1810779192">
-    <w:abstractNumId w:val="17"/>
-  </w:num>
-  <w:num w:numId="22" w16cid:durableId="876770604">
+  <w:num w:numId="36" w16cid:durableId="544953160">
     <w:abstractNumId w:val="27"/>
-  </w:num>
-  <w:num w:numId="23" w16cid:durableId="1700157880">
-    <w:abstractNumId w:val="9"/>
-  </w:num>
-  <w:num w:numId="24" w16cid:durableId="1507744258">
-    <w:abstractNumId w:val="19"/>
-  </w:num>
-  <w:num w:numId="25" w16cid:durableId="1631862629">
-    <w:abstractNumId w:val="22"/>
-  </w:num>
-  <w:num w:numId="26" w16cid:durableId="658003944">
-    <w:abstractNumId w:val="10"/>
-  </w:num>
-  <w:num w:numId="27" w16cid:durableId="301353639">
-    <w:abstractNumId w:val="11"/>
-  </w:num>
-  <w:num w:numId="28" w16cid:durableId="583534015">
-    <w:abstractNumId w:val="16"/>
-  </w:num>
-  <w:num w:numId="29" w16cid:durableId="1421608952">
-    <w:abstractNumId w:val="26"/>
-  </w:num>
-  <w:num w:numId="30" w16cid:durableId="604315546">
-    <w:abstractNumId w:val="6"/>
   </w:num>
   <w:numIdMacAtCleanup w:val="12"/>
 </w:numbering>
